--- a/samples/zambia-2026-04/01-review-and-reference.docx
+++ b/samples/zambia-2026-04/01-review-and-reference.docx
@@ -2,192 +2,46 @@
 <file path=word/document.xml><?xml version="1.0" encoding="utf-8"?>
 <w:document xmlns:wpc="http://schemas.microsoft.com/office/word/2010/wordprocessingCanvas" xmlns:mo="http://schemas.microsoft.com/office/mac/office/2008/main" xmlns:mc="http://schemas.openxmlformats.org/markup-compatibility/2006" xmlns:mv="urn:schemas-microsoft-com:mac:vml" xmlns:o="urn:schemas-microsoft-com:office:office" xmlns:r="http://schemas.openxmlformats.org/officeDocument/2006/relationships" xmlns:m="http://schemas.openxmlformats.org/officeDocument/2006/math" xmlns:v="urn:schemas-microsoft-com:vml" xmlns:wp14="http://schemas.microsoft.com/office/word/2010/wordprocessingDrawing" xmlns:wp="http://schemas.openxmlformats.org/drawingml/2006/wordprocessingDrawing" xmlns:w10="urn:schemas-microsoft-com:office:word" xmlns:w="http://schemas.openxmlformats.org/wordprocessingml/2006/main" xmlns:w14="http://schemas.microsoft.com/office/word/2010/wordml" xmlns:wpg="http://schemas.microsoft.com/office/word/2010/wordprocessingGroup" xmlns:wpi="http://schemas.microsoft.com/office/word/2010/wordprocessingInk" xmlns:wne="http://schemas.microsoft.com/office/word/2006/wordml" xmlns:wps="http://schemas.microsoft.com/office/word/2010/wordprocessingShape" mc:Ignorable="w14 wp14">
   <w:body>
-    <w:tbl>
-      <w:tblPr>
+    <w:p>
+      <w:pPr>
+        <w:spacing w:after="0" w:before="0"/>
         <w:jc w:val="left"/>
-        <w:tblLayout w:type="fixed"/>
-        <w:tblLook w:firstColumn="1" w:firstRow="1" w:lastColumn="0" w:lastRow="0" w:noHBand="0" w:noVBand="1" w:val="04A0"/>
-        <w:tblW w:w="9412" w:type="dxa"/>
-      </w:tblPr>
-      <w:tblGrid>
-        <w:gridCol w:w="3137"/>
-        <w:gridCol w:w="3137"/>
-        <w:gridCol w:w="3137"/>
-      </w:tblGrid>
-      <w:tr>
-        <w:tc>
-          <w:tcPr>
-            <w:tcW w:type="dxa" w:w="3137"/>
-            <w:tcBorders>
-              <w:top w:val="nil"/>
-              <w:bottom w:val="nil"/>
-              <w:left w:val="nil"/>
-              <w:right w:val="nil"/>
-            </w:tcBorders>
-            <w:tcMar>
-              <w:top w:w="0" w:type="dxa"/>
-              <w:bottom w:w="0" w:type="dxa"/>
-              <w:left w:w="0" w:type="dxa"/>
-              <w:right w:w="0" w:type="dxa"/>
-            </w:tcMar>
-          </w:tcPr>
-          <w:p>
-            <w:pPr>
-              <w:spacing w:after="0"/>
-              <w:jc w:val="center"/>
-            </w:pPr>
-            <w:r>
-              <w:drawing>
-                <wp:inline xmlns:a="http://schemas.openxmlformats.org/drawingml/2006/main" xmlns:pic="http://schemas.openxmlformats.org/drawingml/2006/picture">
-                  <wp:extent cx="1974000" cy="1656000"/>
-                  <wp:docPr id="1" name="Picture 1"/>
-                  <wp:cNvGraphicFramePr>
-                    <a:graphicFrameLocks noChangeAspect="1"/>
-                  </wp:cNvGraphicFramePr>
-                  <a:graphic>
-                    <a:graphicData uri="http://schemas.openxmlformats.org/drawingml/2006/picture">
-                      <pic:pic>
-                        <pic:nvPicPr>
-                          <pic:cNvPr id="0" name="stock-africa-rural-road.jpeg"/>
-                          <pic:cNvPicPr/>
-                        </pic:nvPicPr>
-                        <pic:blipFill>
-                          <a:blip r:embed="rId11"/>
-                          <a:stretch>
-                            <a:fillRect/>
-                          </a:stretch>
-                        </pic:blipFill>
-                        <pic:spPr>
-                          <a:xfrm>
-                            <a:off x="0" y="0"/>
-                            <a:ext cx="1974000" cy="1656000"/>
-                          </a:xfrm>
-                          <a:prstGeom prst="rect"/>
-                        </pic:spPr>
-                      </pic:pic>
-                    </a:graphicData>
-                  </a:graphic>
-                </wp:inline>
-              </w:drawing>
-            </w:r>
-          </w:p>
-        </w:tc>
-        <w:tc>
-          <w:tcPr>
-            <w:tcW w:type="dxa" w:w="3137"/>
-            <w:tcBorders>
-              <w:top w:val="nil"/>
-              <w:bottom w:val="nil"/>
-              <w:left w:val="nil"/>
-              <w:right w:val="nil"/>
-            </w:tcBorders>
-            <w:tcMar>
-              <w:top w:w="0" w:type="dxa"/>
-              <w:bottom w:w="0" w:type="dxa"/>
-              <w:left w:w="0" w:type="dxa"/>
-              <w:right w:w="0" w:type="dxa"/>
-            </w:tcMar>
-          </w:tcPr>
-          <w:p>
-            <w:pPr>
-              <w:spacing w:after="0"/>
-              <w:jc w:val="center"/>
-            </w:pPr>
-            <w:r>
-              <w:drawing>
-                <wp:inline xmlns:a="http://schemas.openxmlformats.org/drawingml/2006/main" xmlns:pic="http://schemas.openxmlformats.org/drawingml/2006/picture">
-                  <wp:extent cx="1974000" cy="1656000"/>
-                  <wp:docPr id="2" name="Picture 2"/>
-                  <wp:cNvGraphicFramePr>
-                    <a:graphicFrameLocks noChangeAspect="1"/>
-                  </wp:cNvGraphicFramePr>
-                  <a:graphic>
-                    <a:graphicData uri="http://schemas.openxmlformats.org/drawingml/2006/picture">
-                      <pic:pic>
-                        <pic:nvPicPr>
-                          <pic:cNvPr id="0" name="stock-africa-highway-aerial.jpeg"/>
-                          <pic:cNvPicPr/>
-                        </pic:nvPicPr>
-                        <pic:blipFill>
-                          <a:blip r:embed="rId12"/>
-                          <a:stretch>
-                            <a:fillRect/>
-                          </a:stretch>
-                        </pic:blipFill>
-                        <pic:spPr>
-                          <a:xfrm>
-                            <a:off x="0" y="0"/>
-                            <a:ext cx="1974000" cy="1656000"/>
-                          </a:xfrm>
-                          <a:prstGeom prst="rect"/>
-                        </pic:spPr>
-                      </pic:pic>
-                    </a:graphicData>
-                  </a:graphic>
-                </wp:inline>
-              </w:drawing>
-            </w:r>
-          </w:p>
-        </w:tc>
-        <w:tc>
-          <w:tcPr>
-            <w:tcW w:type="dxa" w:w="3137"/>
-            <w:tcBorders>
-              <w:top w:val="nil"/>
-              <w:bottom w:val="nil"/>
-              <w:left w:val="nil"/>
-              <w:right w:val="nil"/>
-            </w:tcBorders>
-            <w:tcMar>
-              <w:top w:w="0" w:type="dxa"/>
-              <w:bottom w:w="0" w:type="dxa"/>
-              <w:left w:w="0" w:type="dxa"/>
-              <w:right w:w="0" w:type="dxa"/>
-            </w:tcMar>
-          </w:tcPr>
-          <w:p>
-            <w:pPr>
-              <w:spacing w:after="0"/>
-              <w:jc w:val="center"/>
-            </w:pPr>
-            <w:r>
-              <w:drawing>
-                <wp:inline xmlns:a="http://schemas.openxmlformats.org/drawingml/2006/main" xmlns:pic="http://schemas.openxmlformats.org/drawingml/2006/picture">
-                  <wp:extent cx="1974000" cy="1656000"/>
-                  <wp:docPr id="3" name="Picture 3"/>
-                  <wp:cNvGraphicFramePr>
-                    <a:graphicFrameLocks noChangeAspect="1"/>
-                  </wp:cNvGraphicFramePr>
-                  <a:graphic>
-                    <a:graphicData uri="http://schemas.openxmlformats.org/drawingml/2006/picture">
-                      <pic:pic>
-                        <pic:nvPicPr>
-                          <pic:cNvPr id="0" name="stock-africa-scaffolding.jpeg"/>
-                          <pic:cNvPicPr/>
-                        </pic:nvPicPr>
-                        <pic:blipFill>
-                          <a:blip r:embed="rId13"/>
-                          <a:stretch>
-                            <a:fillRect/>
-                          </a:stretch>
-                        </pic:blipFill>
-                        <pic:spPr>
-                          <a:xfrm>
-                            <a:off x="0" y="0"/>
-                            <a:ext cx="1974000" cy="1656000"/>
-                          </a:xfrm>
-                          <a:prstGeom prst="rect"/>
-                        </pic:spPr>
-                      </pic:pic>
-                    </a:graphicData>
-                  </a:graphic>
-                </wp:inline>
-              </w:drawing>
-            </w:r>
-          </w:p>
-        </w:tc>
-      </w:tr>
-    </w:tbl>
+      </w:pPr>
+      <w:r>
+        <w:drawing>
+          <wp:inline xmlns:a="http://schemas.openxmlformats.org/drawingml/2006/main" xmlns:pic="http://schemas.openxmlformats.org/drawingml/2006/picture">
+            <wp:extent cx="5976000" cy="1654752"/>
+            <wp:docPr id="1" name="Picture 1"/>
+            <wp:cNvGraphicFramePr>
+              <a:graphicFrameLocks noChangeAspect="1"/>
+            </wp:cNvGraphicFramePr>
+            <a:graphic>
+              <a:graphicData uri="http://schemas.openxmlformats.org/drawingml/2006/picture">
+                <pic:pic>
+                  <pic:nvPicPr>
+                    <pic:cNvPr id="0" name="cover-strip-review-and-reference.png"/>
+                    <pic:cNvPicPr/>
+                  </pic:nvPicPr>
+                  <pic:blipFill>
+                    <a:blip r:embed="rId11"/>
+                    <a:stretch>
+                      <a:fillRect/>
+                    </a:stretch>
+                  </pic:blipFill>
+                  <pic:spPr>
+                    <a:xfrm>
+                      <a:off x="0" y="0"/>
+                      <a:ext cx="5976000" cy="1654752"/>
+                    </a:xfrm>
+                    <a:prstGeom prst="rect"/>
+                  </pic:spPr>
+                </pic:pic>
+              </a:graphicData>
+            </a:graphic>
+          </wp:inline>
+        </w:drawing>
+      </w:r>
+    </w:p>
     <w:tbl>
       <w:tblPr>
         <w:jc w:val="left"/>
@@ -316,7 +170,7 @@
                 <w:color w:val="4A4743"/>
                 <w:sz w:val="21"/>
               </w:rPr>
-              <w:t>This document pairs the CoST IS review with worked examples. Each section carries a REVIEW NOTE (what the current draft does, in red) and an EXAMPLE (what the revised section should look like, in blue). The full list of priority revisions sits once, in section 8. A companion document, 02-sample-final-report.docx, carries a fully-worked model report the Zambia team can adapt directly. Every stakeholder name, number, and date in the EXAMPLE blocks and the companion model is a placeholder pending MSG consultation.</w:t>
+              <w:t>This document pairs the CoST IS review with worked examples. Each major section carries up to three blocks: a QUOTED FROM DRAFT block (the passage from the current report, in grey) so you can see exactly what the review note targets, a REVIEW NOTE (what is wrong and why, in red), and an EXAMPLE (what the revised section should look like, in blue). QUOTED blocks marked [QUOTE] are placeholders for the Zambia team to replace with verbatim text from the current draft. The full list of priority revisions sits once, in section 8. A companion document, 02-sample-final-report.docx, carries a fully-worked model report the Zambia team can adapt directly. Every stakeholder name, number, and date in the EXAMPLE blocks and the companion model is a placeholder pending MSG consultation.</w:t>
             </w:r>
           </w:p>
         </w:tc>
@@ -538,6 +392,46 @@
           <w:sz w:val="30"/>
         </w:rPr>
         <w:t>Verdict</w:t>
+      </w:r>
+    </w:p>
+    <w:p>
+      <w:pPr>
+        <w:spacing w:before="0" w:after="240"/>
+        <w:jc w:val="center"/>
+      </w:pPr>
+      <w:r>
+        <w:drawing>
+          <wp:inline xmlns:a="http://schemas.openxmlformats.org/drawingml/2006/main" xmlns:pic="http://schemas.openxmlformats.org/drawingml/2006/picture">
+            <wp:extent cx="5976000" cy="1479124"/>
+            <wp:docPr id="2" name="Picture 2"/>
+            <wp:cNvGraphicFramePr>
+              <a:graphicFrameLocks noChangeAspect="1"/>
+            </wp:cNvGraphicFramePr>
+            <a:graphic>
+              <a:graphicData uri="http://schemas.openxmlformats.org/drawingml/2006/picture">
+                <pic:pic>
+                  <pic:nvPicPr>
+                    <pic:cNvPr id="0" name="04-headline-stats.png"/>
+                    <pic:cNvPicPr/>
+                  </pic:nvPicPr>
+                  <pic:blipFill>
+                    <a:blip r:embed="rId12"/>
+                    <a:stretch>
+                      <a:fillRect/>
+                    </a:stretch>
+                  </pic:blipFill>
+                  <pic:spPr>
+                    <a:xfrm>
+                      <a:off x="0" y="0"/>
+                      <a:ext cx="5976000" cy="1479124"/>
+                    </a:xfrm>
+                    <a:prstGeom prst="rect"/>
+                  </pic:spPr>
+                </pic:pic>
+              </a:graphicData>
+            </a:graphic>
+          </wp:inline>
+        </w:drawing>
       </w:r>
     </w:p>
     <w:tbl>
@@ -939,6 +833,82 @@
             <w:tcBorders>
               <w:top w:val="nil"/>
               <w:bottom w:val="nil"/>
+              <w:left w:val="single" w:sz="36" w:color="9C9B99"/>
+              <w:right w:val="nil"/>
+            </w:tcBorders>
+            <w:tcMar>
+              <w:top w:w="260" w:type="dxa"/>
+              <w:bottom w:w="260" w:type="dxa"/>
+              <w:left w:w="300" w:type="dxa"/>
+              <w:right w:w="300" w:type="dxa"/>
+            </w:tcMar>
+          </w:tcPr>
+          <w:p>
+            <w:pPr>
+              <w:spacing w:after="80"/>
+            </w:pPr>
+            <w:r>
+              <w:rPr>
+                <w:rFonts w:ascii="Arial" w:hAnsi="Arial"/>
+                <w:b/>
+                <w:i w:val="0"/>
+                <w:color w:val="6B6A68"/>
+                <w:sz w:val="19"/>
+              </w:rPr>
+              <w:t>QUOTED FROM DRAFT</w:t>
+            </w:r>
+            <w:r>
+              <w:rPr>
+                <w:rFonts w:ascii="Arial" w:hAnsi="Arial"/>
+                <w:b w:val="0"/>
+                <w:i/>
+                <w:color w:val="6B6A68"/>
+                <w:sz w:val="19"/>
+              </w:rPr>
+              <w:t xml:space="preserve">   Executive summary, para 1 (draft of 3 March 2026)</w:t>
+            </w:r>
+          </w:p>
+          <w:p>
+            <w:pPr>
+              <w:spacing w:before="0" w:after="0"/>
+            </w:pPr>
+            <w:r>
+              <w:rPr>
+                <w:rFonts w:ascii="Arial" w:hAnsi="Arial"/>
+                <w:b w:val="0"/>
+                <w:i/>
+                <w:color w:val="4A4743"/>
+                <w:sz w:val="21"/>
+              </w:rPr>
+              <w:t>[QUOTE , Zambia team to paste opening sentence of the current executive summary verbatim. The current draft's opening reads, approximately: 'Significant data gaps exist in Zambia's disclosure of infrastructure procurement and implementation data across the OC4IDS standard.']</w:t>
+            </w:r>
+          </w:p>
+        </w:tc>
+      </w:tr>
+    </w:tbl>
+    <w:p>
+      <w:pPr>
+        <w:spacing w:after="120" w:before="0"/>
+      </w:pPr>
+    </w:p>
+    <w:tbl>
+      <w:tblPr>
+        <w:jc w:val="left"/>
+        <w:tblLayout w:type="fixed"/>
+        <w:tblLook w:firstColumn="1" w:firstRow="1" w:lastColumn="0" w:lastRow="0" w:noHBand="0" w:noVBand="1" w:val="04A0"/>
+        <w:tblW w:w="9412" w:type="dxa"/>
+      </w:tblPr>
+      <w:tblGrid>
+        <w:gridCol w:w="9412"/>
+      </w:tblGrid>
+      <w:tr>
+        <w:tc>
+          <w:tcPr>
+            <w:tcW w:type="dxa" w:w="9411"/>
+            <w:shd w:val="clear" w:color="auto" w:fill="F3F2F1"/>
+            <w:tcBorders>
+              <w:top w:val="nil"/>
+              <w:bottom w:val="nil"/>
               <w:left w:val="single" w:sz="36" w:color="B7251C"/>
               <w:right w:val="nil"/>
             </w:tcBorders>
@@ -1253,6 +1223,82 @@
             <w:tcBorders>
               <w:top w:val="nil"/>
               <w:bottom w:val="nil"/>
+              <w:left w:val="single" w:sz="36" w:color="9C9B99"/>
+              <w:right w:val="nil"/>
+            </w:tcBorders>
+            <w:tcMar>
+              <w:top w:w="260" w:type="dxa"/>
+              <w:bottom w:w="260" w:type="dxa"/>
+              <w:left w:w="300" w:type="dxa"/>
+              <w:right w:w="300" w:type="dxa"/>
+            </w:tcMar>
+          </w:tcPr>
+          <w:p>
+            <w:pPr>
+              <w:spacing w:after="80"/>
+            </w:pPr>
+            <w:r>
+              <w:rPr>
+                <w:rFonts w:ascii="Arial" w:hAnsi="Arial"/>
+                <w:b/>
+                <w:i w:val="0"/>
+                <w:color w:val="6B6A68"/>
+                <w:sz w:val="19"/>
+              </w:rPr>
+              <w:t>QUOTED FROM DRAFT</w:t>
+            </w:r>
+            <w:r>
+              <w:rPr>
+                <w:rFonts w:ascii="Arial" w:hAnsi="Arial"/>
+                <w:b w:val="0"/>
+                <w:i/>
+                <w:color w:val="6B6A68"/>
+                <w:sz w:val="19"/>
+              </w:rPr>
+              <w:t xml:space="preserve">   Section 4, opening paragraph (draft of 3 March 2026)</w:t>
+            </w:r>
+          </w:p>
+          <w:p>
+            <w:pPr>
+              <w:spacing w:before="0" w:after="0"/>
+            </w:pPr>
+            <w:r>
+              <w:rPr>
+                <w:rFonts w:ascii="Arial" w:hAnsi="Arial"/>
+                <w:b w:val="0"/>
+                <w:i/>
+                <w:color w:val="4A4743"/>
+                <w:sz w:val="21"/>
+              </w:rPr>
+              <w:t>[QUOTE , Zambia team to paste one or two sentences from the current section 4 that describe implementation-stage coverage without a number. The draft currently reads, approximately: 'Implementation-stage disclosure is thin, with most fields unpopulated or populated only in narrative form. Maintenance and decommissioning remain largely unaddressed by the current template submission.']</w:t>
+            </w:r>
+          </w:p>
+        </w:tc>
+      </w:tr>
+    </w:tbl>
+    <w:p>
+      <w:pPr>
+        <w:spacing w:after="120" w:before="0"/>
+      </w:pPr>
+    </w:p>
+    <w:tbl>
+      <w:tblPr>
+        <w:jc w:val="left"/>
+        <w:tblLayout w:type="fixed"/>
+        <w:tblLook w:firstColumn="1" w:firstRow="1" w:lastColumn="0" w:lastRow="0" w:noHBand="0" w:noVBand="1" w:val="04A0"/>
+        <w:tblW w:w="9412" w:type="dxa"/>
+      </w:tblPr>
+      <w:tblGrid>
+        <w:gridCol w:w="9412"/>
+      </w:tblGrid>
+      <w:tr>
+        <w:tc>
+          <w:tcPr>
+            <w:tcW w:type="dxa" w:w="9411"/>
+            <w:shd w:val="clear" w:color="auto" w:fill="F3F2F1"/>
+            <w:tcBorders>
+              <w:top w:val="nil"/>
+              <w:bottom w:val="nil"/>
               <w:left w:val="single" w:sz="36" w:color="B7251C"/>
               <w:right w:val="nil"/>
             </w:tcBorders>
@@ -1312,7 +1358,7 @@
         <w:drawing>
           <wp:inline xmlns:a="http://schemas.openxmlformats.org/drawingml/2006/main" xmlns:pic="http://schemas.openxmlformats.org/drawingml/2006/picture">
             <wp:extent cx="5832000" cy="3349459"/>
-            <wp:docPr id="4" name="Picture 4"/>
+            <wp:docPr id="3" name="Picture 3"/>
             <wp:cNvGraphicFramePr>
               <a:graphicFrameLocks noChangeAspect="1"/>
             </wp:cNvGraphicFramePr>
@@ -1324,7 +1370,7 @@
                     <pic:cNvPicPr/>
                   </pic:nvPicPr>
                   <pic:blipFill>
-                    <a:blip r:embed="rId14"/>
+                    <a:blip r:embed="rId13"/>
                     <a:stretch>
                       <a:fillRect/>
                     </a:stretch>
@@ -2180,8 +2226,84 @@
           <w:color w:val="B7251C"/>
           <w:sz w:val="30"/>
         </w:rPr>
-        <w:t>6.  Gap typology</w:t>
+        <w:t>6.  Why the gaps exist</w:t>
       </w:r>
+    </w:p>
+    <w:tbl>
+      <w:tblPr>
+        <w:jc w:val="left"/>
+        <w:tblLayout w:type="fixed"/>
+        <w:tblLook w:firstColumn="1" w:firstRow="1" w:lastColumn="0" w:lastRow="0" w:noHBand="0" w:noVBand="1" w:val="04A0"/>
+        <w:tblW w:w="9412" w:type="dxa"/>
+      </w:tblPr>
+      <w:tblGrid>
+        <w:gridCol w:w="9412"/>
+      </w:tblGrid>
+      <w:tr>
+        <w:tc>
+          <w:tcPr>
+            <w:tcW w:type="dxa" w:w="9411"/>
+            <w:shd w:val="clear" w:color="auto" w:fill="F3F2F1"/>
+            <w:tcBorders>
+              <w:top w:val="nil"/>
+              <w:bottom w:val="nil"/>
+              <w:left w:val="single" w:sz="36" w:color="9C9B99"/>
+              <w:right w:val="nil"/>
+            </w:tcBorders>
+            <w:tcMar>
+              <w:top w:w="260" w:type="dxa"/>
+              <w:bottom w:w="260" w:type="dxa"/>
+              <w:left w:w="300" w:type="dxa"/>
+              <w:right w:w="300" w:type="dxa"/>
+            </w:tcMar>
+          </w:tcPr>
+          <w:p>
+            <w:pPr>
+              <w:spacing w:after="80"/>
+            </w:pPr>
+            <w:r>
+              <w:rPr>
+                <w:rFonts w:ascii="Arial" w:hAnsi="Arial"/>
+                <w:b/>
+                <w:i w:val="0"/>
+                <w:color w:val="6B6A68"/>
+                <w:sz w:val="19"/>
+              </w:rPr>
+              <w:t>QUOTED FROM DRAFT</w:t>
+            </w:r>
+            <w:r>
+              <w:rPr>
+                <w:rFonts w:ascii="Arial" w:hAnsi="Arial"/>
+                <w:b w:val="0"/>
+                <w:i/>
+                <w:color w:val="6B6A68"/>
+                <w:sz w:val="19"/>
+              </w:rPr>
+              <w:t xml:space="preserve">   Section 4.1 or equivalent, on implementation data (draft of 3 March 2026)</w:t>
+            </w:r>
+          </w:p>
+          <w:p>
+            <w:pPr>
+              <w:spacing w:before="0" w:after="0"/>
+            </w:pPr>
+            <w:r>
+              <w:rPr>
+                <w:rFonts w:ascii="Arial" w:hAnsi="Arial"/>
+                <w:b w:val="0"/>
+                <w:i/>
+                <w:color w:val="4A4743"/>
+                <w:sz w:val="21"/>
+              </w:rPr>
+              <w:t>[QUOTE , Zambia team to paste the draft's description of the NCC monitoring role verbatim. The draft currently refers to NCC's statutory role without naming it as a 'collected but not yet disclosed' gap; typically something like: 'The National Council for Construction maintains inspection and project monitoring records under its statutory mandate, although these are not currently integrated with ZPPA's disclosure channels.']</w:t>
+            </w:r>
+          </w:p>
+        </w:tc>
+      </w:tr>
+    </w:tbl>
+    <w:p>
+      <w:pPr>
+        <w:spacing w:after="120" w:before="0"/>
+      </w:pPr>
     </w:p>
     <w:tbl>
       <w:tblPr>
@@ -2248,8 +2370,48 @@
     </w:tbl>
     <w:p>
       <w:pPr>
-        <w:spacing w:after="200" w:before="0"/>
+        <w:spacing w:after="160" w:before="0"/>
       </w:pPr>
+    </w:p>
+    <w:p>
+      <w:pPr>
+        <w:spacing w:before="0" w:after="240"/>
+        <w:jc w:val="center"/>
+      </w:pPr>
+      <w:r>
+        <w:drawing>
+          <wp:inline xmlns:a="http://schemas.openxmlformats.org/drawingml/2006/main" xmlns:pic="http://schemas.openxmlformats.org/drawingml/2006/picture">
+            <wp:extent cx="5976000" cy="1692089"/>
+            <wp:docPr id="4" name="Picture 4"/>
+            <wp:cNvGraphicFramePr>
+              <a:graphicFrameLocks noChangeAspect="1"/>
+            </wp:cNvGraphicFramePr>
+            <a:graphic>
+              <a:graphicData uri="http://schemas.openxmlformats.org/drawingml/2006/picture">
+                <pic:pic>
+                  <pic:nvPicPr>
+                    <pic:cNvPr id="0" name="05-integration-pathway.png"/>
+                    <pic:cNvPicPr/>
+                  </pic:nvPicPr>
+                  <pic:blipFill>
+                    <a:blip r:embed="rId14"/>
+                    <a:stretch>
+                      <a:fillRect/>
+                    </a:stretch>
+                  </pic:blipFill>
+                  <pic:spPr>
+                    <a:xfrm>
+                      <a:off x="0" y="0"/>
+                      <a:ext cx="5976000" cy="1692089"/>
+                    </a:xfrm>
+                    <a:prstGeom prst="rect"/>
+                  </pic:spPr>
+                </pic:pic>
+              </a:graphicData>
+            </a:graphic>
+          </wp:inline>
+        </w:drawing>
+      </w:r>
     </w:p>
     <w:tbl>
       <w:tblPr>
@@ -5522,6 +5684,82 @@
             <w:tcBorders>
               <w:top w:val="nil"/>
               <w:bottom w:val="nil"/>
+              <w:left w:val="single" w:sz="36" w:color="9C9B99"/>
+              <w:right w:val="nil"/>
+            </w:tcBorders>
+            <w:tcMar>
+              <w:top w:w="260" w:type="dxa"/>
+              <w:bottom w:w="260" w:type="dxa"/>
+              <w:left w:w="300" w:type="dxa"/>
+              <w:right w:w="300" w:type="dxa"/>
+            </w:tcMar>
+          </w:tcPr>
+          <w:p>
+            <w:pPr>
+              <w:spacing w:after="80"/>
+            </w:pPr>
+            <w:r>
+              <w:rPr>
+                <w:rFonts w:ascii="Arial" w:hAnsi="Arial"/>
+                <w:b/>
+                <w:i w:val="0"/>
+                <w:color w:val="6B6A68"/>
+                <w:sz w:val="19"/>
+              </w:rPr>
+              <w:t>QUOTED FROM DRAFT</w:t>
+            </w:r>
+            <w:r>
+              <w:rPr>
+                <w:rFonts w:ascii="Arial" w:hAnsi="Arial"/>
+                <w:b w:val="0"/>
+                <w:i/>
+                <w:color w:val="6B6A68"/>
+                <w:sz w:val="19"/>
+              </w:rPr>
+              <w:t xml:space="preserve">   Section 8.2 (draft of 3 March 2026) , data-holder lifecycle table</w:t>
+            </w:r>
+          </w:p>
+          <w:p>
+            <w:pPr>
+              <w:spacing w:before="0" w:after="0"/>
+            </w:pPr>
+            <w:r>
+              <w:rPr>
+                <w:rFonts w:ascii="Arial" w:hAnsi="Arial"/>
+                <w:b w:val="0"/>
+                <w:i/>
+                <w:color w:val="4A4743"/>
+                <w:sz w:val="21"/>
+              </w:rPr>
+              <w:t>[QUOTE , Zambia team to paste one or two rows of the current section 8.2 lifecycle table. Currently the table names the holder and the stage, but does not say which fields can go public today. Example row from the draft: 'Implementation , NCC , Project monitoring records, inspection forms, progress reports.']</w:t>
+            </w:r>
+          </w:p>
+        </w:tc>
+      </w:tr>
+    </w:tbl>
+    <w:p>
+      <w:pPr>
+        <w:spacing w:after="120" w:before="0"/>
+      </w:pPr>
+    </w:p>
+    <w:tbl>
+      <w:tblPr>
+        <w:jc w:val="left"/>
+        <w:tblLayout w:type="fixed"/>
+        <w:tblLook w:firstColumn="1" w:firstRow="1" w:lastColumn="0" w:lastRow="0" w:noHBand="0" w:noVBand="1" w:val="04A0"/>
+        <w:tblW w:w="9412" w:type="dxa"/>
+      </w:tblPr>
+      <w:tblGrid>
+        <w:gridCol w:w="9412"/>
+      </w:tblGrid>
+      <w:tr>
+        <w:tc>
+          <w:tcPr>
+            <w:tcW w:type="dxa" w:w="9411"/>
+            <w:shd w:val="clear" w:color="auto" w:fill="F3F2F1"/>
+            <w:tcBorders>
+              <w:top w:val="nil"/>
+              <w:bottom w:val="nil"/>
               <w:left w:val="single" w:sz="36" w:color="B7251C"/>
               <w:right w:val="nil"/>
             </w:tcBorders>

--- a/samples/zambia-2026-04/01-review-and-reference.docx
+++ b/samples/zambia-2026-04/01-review-and-reference.docx
@@ -2,56 +2,85 @@
 <file path=word/document.xml><?xml version="1.0" encoding="utf-8"?>
 <w:document xmlns:wpc="http://schemas.microsoft.com/office/word/2010/wordprocessingCanvas" xmlns:mo="http://schemas.microsoft.com/office/mac/office/2008/main" xmlns:mc="http://schemas.openxmlformats.org/markup-compatibility/2006" xmlns:mv="urn:schemas-microsoft-com:mac:vml" xmlns:o="urn:schemas-microsoft-com:office:office" xmlns:r="http://schemas.openxmlformats.org/officeDocument/2006/relationships" xmlns:m="http://schemas.openxmlformats.org/officeDocument/2006/math" xmlns:v="urn:schemas-microsoft-com:vml" xmlns:wp14="http://schemas.microsoft.com/office/word/2010/wordprocessingDrawing" xmlns:wp="http://schemas.openxmlformats.org/drawingml/2006/wordprocessingDrawing" xmlns:w10="urn:schemas-microsoft-com:office:word" xmlns:w="http://schemas.openxmlformats.org/wordprocessingml/2006/main" xmlns:w14="http://schemas.microsoft.com/office/word/2010/wordml" xmlns:wpg="http://schemas.microsoft.com/office/word/2010/wordprocessingGroup" xmlns:wpi="http://schemas.microsoft.com/office/word/2010/wordprocessingInk" xmlns:wne="http://schemas.microsoft.com/office/word/2006/wordml" xmlns:wps="http://schemas.microsoft.com/office/word/2010/wordprocessingShape" mc:Ignorable="w14 wp14">
   <w:body>
-    <w:p>
-      <w:pPr>
-        <w:spacing w:after="0" w:before="0"/>
-        <w:jc w:val="left"/>
-      </w:pPr>
-      <w:r>
-        <w:drawing>
-          <wp:inline xmlns:a="http://schemas.openxmlformats.org/drawingml/2006/main" xmlns:pic="http://schemas.openxmlformats.org/drawingml/2006/picture">
-            <wp:extent cx="5976000" cy="1654752"/>
-            <wp:docPr id="1" name="Picture 1"/>
-            <wp:cNvGraphicFramePr>
-              <a:graphicFrameLocks noChangeAspect="1"/>
-            </wp:cNvGraphicFramePr>
-            <a:graphic>
-              <a:graphicData uri="http://schemas.openxmlformats.org/drawingml/2006/picture">
-                <pic:pic>
-                  <pic:nvPicPr>
-                    <pic:cNvPr id="0" name="cover-strip-review-and-reference.png"/>
-                    <pic:cNvPicPr/>
-                  </pic:nvPicPr>
-                  <pic:blipFill>
-                    <a:blip r:embed="rId11"/>
-                    <a:stretch>
-                      <a:fillRect/>
-                    </a:stretch>
-                  </pic:blipFill>
-                  <pic:spPr>
-                    <a:xfrm>
-                      <a:off x="0" y="0"/>
-                      <a:ext cx="5976000" cy="1654752"/>
-                    </a:xfrm>
-                    <a:prstGeom prst="rect"/>
-                  </pic:spPr>
-                </pic:pic>
-              </a:graphicData>
-            </a:graphic>
-          </wp:inline>
-        </w:drawing>
-      </w:r>
-    </w:p>
     <w:tbl>
       <w:tblPr>
         <w:jc w:val="left"/>
         <w:tblLayout w:type="fixed"/>
         <w:tblLook w:firstColumn="1" w:firstRow="1" w:lastColumn="0" w:lastRow="0" w:noHBand="0" w:noVBand="1" w:val="04A0"/>
         <w:tblW w:w="9412" w:type="dxa"/>
+        <w:tblInd w:w="0" w:type="dxa"/>
+        <w:tblCellMar>
+          <w:top w:w="0" w:type="dxa"/>
+          <w:start w:w="0" w:type="dxa"/>
+          <w:bottom w:w="0" w:type="dxa"/>
+          <w:end w:w="0" w:type="dxa"/>
+          <w:left w:w="0" w:type="dxa"/>
+          <w:right w:w="0" w:type="dxa"/>
+        </w:tblCellMar>
       </w:tblPr>
       <w:tblGrid>
         <w:gridCol w:w="9412"/>
       </w:tblGrid>
+      <w:tr>
+        <w:tc>
+          <w:tcPr>
+            <w:tcW w:type="dxa" w:w="9411"/>
+            <w:tcMar>
+              <w:top w:w="0" w:type="dxa"/>
+              <w:bottom w:w="0" w:type="dxa"/>
+              <w:left w:w="0" w:type="dxa"/>
+              <w:right w:w="0" w:type="dxa"/>
+            </w:tcMar>
+            <w:tcBorders>
+              <w:top w:val="nil"/>
+              <w:bottom w:val="nil"/>
+              <w:left w:val="nil"/>
+              <w:right w:val="nil"/>
+            </w:tcBorders>
+          </w:tcPr>
+          <w:p>
+            <w:pPr>
+              <w:spacing w:before="0" w:after="0"/>
+              <w:ind w:left="0" w:right="0" w:firstLine="0"/>
+              <w:jc w:val="left"/>
+            </w:pPr>
+            <w:r>
+              <w:drawing>
+                <wp:inline xmlns:a="http://schemas.openxmlformats.org/drawingml/2006/main" xmlns:pic="http://schemas.openxmlformats.org/drawingml/2006/picture">
+                  <wp:extent cx="5976000" cy="1654752"/>
+                  <wp:docPr id="1" name="Picture 1"/>
+                  <wp:cNvGraphicFramePr>
+                    <a:graphicFrameLocks noChangeAspect="1"/>
+                  </wp:cNvGraphicFramePr>
+                  <a:graphic>
+                    <a:graphicData uri="http://schemas.openxmlformats.org/drawingml/2006/picture">
+                      <pic:pic>
+                        <pic:nvPicPr>
+                          <pic:cNvPr id="0" name="cover-strip-review-and-reference.png"/>
+                          <pic:cNvPicPr/>
+                        </pic:nvPicPr>
+                        <pic:blipFill>
+                          <a:blip r:embed="rId11"/>
+                          <a:stretch>
+                            <a:fillRect/>
+                          </a:stretch>
+                        </pic:blipFill>
+                        <pic:spPr>
+                          <a:xfrm>
+                            <a:off x="0" y="0"/>
+                            <a:ext cx="5976000" cy="1654752"/>
+                          </a:xfrm>
+                          <a:prstGeom prst="rect"/>
+                        </pic:spPr>
+                      </pic:pic>
+                    </a:graphicData>
+                  </a:graphic>
+                </wp:inline>
+              </w:drawing>
+            </w:r>
+          </w:p>
+        </w:tc>
+      </w:tr>
       <w:tr>
         <w:tc>
           <w:tcPr>
@@ -129,6 +158,7 @@
         <w:tblLayout w:type="fixed"/>
         <w:tblLook w:firstColumn="1" w:firstRow="1" w:lastColumn="0" w:lastRow="0" w:noHBand="0" w:noVBand="1" w:val="04A0"/>
         <w:tblW w:w="9412" w:type="dxa"/>
+        <w:tblInd w:w="0" w:type="dxa"/>
       </w:tblPr>
       <w:tblGrid>
         <w:gridCol w:w="9412"/>
@@ -160,7 +190,7 @@
                 <w:color w:val="6B6A68"/>
                 <w:sz w:val="20"/>
               </w:rPr>
-              <w:t xml:space="preserve">HOW TO READ THIS DOCUMENT   </w:t>
+              <w:t xml:space="preserve">HOW TO READ THIS REVIEW   </w:t>
             </w:r>
             <w:r>
               <w:rPr>
@@ -170,7 +200,7 @@
                 <w:color w:val="4A4743"/>
                 <w:sz w:val="21"/>
               </w:rPr>
-              <w:t>This document pairs the CoST IS review with worked examples. Each major section carries up to three blocks: a QUOTED FROM DRAFT block (the passage from the current report, in grey) so you can see exactly what the review note targets, a REVIEW NOTE (what is wrong and why, in red), and an EXAMPLE (what the revised section should look like, in blue). QUOTED blocks marked [QUOTE] are placeholders for the Zambia team to replace with verbatim text from the current draft. The full list of priority revisions sits once, in section 8. A companion document, 02-sample-final-report.docx, carries a fully-worked model report the Zambia team can adapt directly. Every stakeholder name, number, and date in the EXAMPLE blocks and the companion model is a placeholder pending MSG consultation.</w:t>
+              <w:t>Short. Section 1 names what is strong in the current draft. Section 2 lists the revisions needed, ordered by priority. Section 3 walks through the revised report section by section. Section 4 sets the next step. This review focuses on refinements, not faults.</w:t>
             </w:r>
           </w:p>
         </w:tc>
@@ -187,6 +217,7 @@
         <w:tblLayout w:type="fixed"/>
         <w:tblLook w:firstColumn="1" w:firstRow="1" w:lastColumn="0" w:lastRow="0" w:noHBand="0" w:noVBand="1" w:val="04A0"/>
         <w:tblW w:w="9412" w:type="dxa"/>
+        <w:tblInd w:w="0" w:type="dxa"/>
       </w:tblPr>
       <w:tblGrid>
         <w:gridCol w:w="2835"/>
@@ -391,121 +422,23 @@
           <w:color w:val="B7251C"/>
           <w:sz w:val="30"/>
         </w:rPr>
-        <w:t>Verdict</w:t>
+        <w:t>Assessment</w:t>
       </w:r>
     </w:p>
     <w:p>
       <w:pPr>
-        <w:spacing w:before="0" w:after="240"/>
-        <w:jc w:val="center"/>
+        <w:spacing w:after="280" w:before="0"/>
       </w:pPr>
       <w:r>
-        <w:drawing>
-          <wp:inline xmlns:a="http://schemas.openxmlformats.org/drawingml/2006/main" xmlns:pic="http://schemas.openxmlformats.org/drawingml/2006/picture">
-            <wp:extent cx="5976000" cy="1479124"/>
-            <wp:docPr id="2" name="Picture 2"/>
-            <wp:cNvGraphicFramePr>
-              <a:graphicFrameLocks noChangeAspect="1"/>
-            </wp:cNvGraphicFramePr>
-            <a:graphic>
-              <a:graphicData uri="http://schemas.openxmlformats.org/drawingml/2006/picture">
-                <pic:pic>
-                  <pic:nvPicPr>
-                    <pic:cNvPr id="0" name="04-headline-stats.png"/>
-                    <pic:cNvPicPr/>
-                  </pic:nvPicPr>
-                  <pic:blipFill>
-                    <a:blip r:embed="rId12"/>
-                    <a:stretch>
-                      <a:fillRect/>
-                    </a:stretch>
-                  </pic:blipFill>
-                  <pic:spPr>
-                    <a:xfrm>
-                      <a:off x="0" y="0"/>
-                      <a:ext cx="5976000" cy="1479124"/>
-                    </a:xfrm>
-                    <a:prstGeom prst="rect"/>
-                  </pic:spPr>
-                </pic:pic>
-              </a:graphicData>
-            </a:graphic>
-          </wp:inline>
-        </w:drawing>
+        <w:rPr>
+          <w:rFonts w:ascii="Arial" w:hAnsi="Arial"/>
+          <w:b w:val="0"/>
+          <w:i w:val="0"/>
+          <w:color w:val="4A4743"/>
+          <w:sz w:val="21"/>
+        </w:rPr>
+        <w:t>The Zambia mapping template is substantively strong: 73 OC4IDS fields mapped, every mapped field backed by a real source path, and 47 of 48 source elements traced forward into OC4IDS. The narrative report does not yet reflect that strength. The executive summary leads with adjectives rather than numbers, lifecycle findings are described but not quantified, and most recommendations have no named owner. The legal framework analysis in Annex 8.1 is publication-quality and its core implication should be pulled into the executive summary; the full legal text stays in the annex. This review asks for ten revisions; most are format and presentation changes, not new analysis.</w:t>
       </w:r>
-    </w:p>
-    <w:tbl>
-      <w:tblPr>
-        <w:jc w:val="left"/>
-        <w:tblLayout w:type="fixed"/>
-        <w:tblLook w:firstColumn="1" w:firstRow="1" w:lastColumn="0" w:lastRow="0" w:noHBand="0" w:noVBand="1" w:val="04A0"/>
-        <w:tblW w:w="9412" w:type="dxa"/>
-      </w:tblPr>
-      <w:tblGrid>
-        <w:gridCol w:w="9412"/>
-      </w:tblGrid>
-      <w:tr>
-        <w:tc>
-          <w:tcPr>
-            <w:tcW w:type="dxa" w:w="9411"/>
-            <w:shd w:val="clear" w:color="auto" w:fill="F3F2F1"/>
-            <w:tcBorders>
-              <w:top w:val="single" w:sz="24" w:color="B7251C"/>
-              <w:bottom w:val="single" w:sz="24" w:color="B7251C"/>
-              <w:left w:val="nil"/>
-              <w:right w:val="nil"/>
-            </w:tcBorders>
-            <w:tcMar>
-              <w:top w:w="260" w:type="dxa"/>
-              <w:bottom w:w="260" w:type="dxa"/>
-              <w:left w:w="300" w:type="dxa"/>
-              <w:right w:w="300" w:type="dxa"/>
-            </w:tcMar>
-          </w:tcPr>
-          <w:p>
-            <w:r>
-              <w:rPr>
-                <w:rFonts w:ascii="Arial" w:hAnsi="Arial"/>
-                <w:b/>
-                <w:i w:val="0"/>
-                <w:color w:val="B7251C"/>
-                <w:sz w:val="20"/>
-              </w:rPr>
-              <w:t xml:space="preserve">VERDICT   </w:t>
-            </w:r>
-            <w:r>
-              <w:rPr>
-                <w:rFonts w:ascii="Arial" w:hAnsi="Arial"/>
-                <w:b w:val="0"/>
-                <w:i w:val="0"/>
-                <w:color w:val="4A4743"/>
-                <w:sz w:val="21"/>
-              </w:rPr>
-              <w:t>The Zambia mapping template is substantively strong: 73 OC4IDS fields mapped, every mapped field backed by a real source path, and 47 of 48 source elements traced forward into OC4IDS.</w:t>
-            </w:r>
-          </w:p>
-          <w:p>
-            <w:pPr>
-              <w:spacing w:before="120"/>
-            </w:pPr>
-            <w:r>
-              <w:rPr>
-                <w:rFonts w:ascii="Arial" w:hAnsi="Arial"/>
-                <w:b w:val="0"/>
-                <w:i w:val="0"/>
-                <w:color w:val="4A4743"/>
-                <w:sz w:val="21"/>
-              </w:rPr>
-              <w:t>The narrative report does not yet reflect the strength of the underlying work. The executive summary leads with adjectives rather than numbers, the lifecycle findings are described but not quantified, and most recommendations have no named owner. The legal framework analysis in Annex 8.1 is publication-quality and should anchor the report's front page, not sit at the back.</w:t>
-            </w:r>
-          </w:p>
-        </w:tc>
-      </w:tr>
-    </w:tbl>
-    <w:p>
-      <w:pPr>
-        <w:spacing w:after="280" w:before="0"/>
-      </w:pPr>
     </w:p>
     <w:p>
       <w:pPr>
@@ -520,7 +453,7 @@
           <w:color w:val="B7251C"/>
           <w:sz w:val="30"/>
         </w:rPr>
-        <w:t>1.  What is working</w:t>
+        <w:t>1.  What is strong</w:t>
       </w:r>
     </w:p>
     <w:p>
@@ -535,7 +468,7 @@
           <w:color w:val="4A4743"/>
           <w:sz w:val="21"/>
         </w:rPr>
-        <w:t>These elements of the current draft are already at the level a reader needs. Keep them on revision.</w:t>
+        <w:t>These elements of the current draft are at the level a reader needs. Keep them on revision.</w:t>
       </w:r>
     </w:p>
     <w:p>
@@ -605,7 +538,7 @@
           <w:color w:val="4A4743"/>
           <w:sz w:val="21"/>
         </w:rPr>
-        <w:t>The observation in section 4.1 that most implementation-stage data is already collected by NCC under its statutory monitoring mandate is the single most actionable finding in the report. It reframes the question from 'how do we collect this data' to 'how do we integrate and disclose what is already collected'. Make this the headline of the recommendations section.</w:t>
+        <w:t>The observation in section 4.1 that most implementation-stage data is already collected by NCC under its statutory monitoring mandate is the single most actionable finding in the report. It reframes the question from ‘how do we collect this data’ to ‘how do we integrate and disclose what is already collected’. Make this the headline of the recommendations section.</w:t>
       </w:r>
     </w:p>
     <w:p>
@@ -675,7 +608,7 @@
           <w:color w:val="4A4743"/>
           <w:sz w:val="21"/>
         </w:rPr>
-        <w:t>The five-row data-source-by-stage table is a foundation for the decision summary this review asks for. Expand it into the four-bucket classification shown in section 9 below.</w:t>
+        <w:t>The five-row data-source-by-stage table is the foundation for the decision summary this review asks for. Expand it into a four-bucket classification (ready to publish, small format fixes, needs system work, needs policy action).</w:t>
       </w:r>
     </w:p>
     <w:p>
@@ -731,37 +664,7 @@
           <w:color w:val="B7251C"/>
           <w:sz w:val="30"/>
         </w:rPr>
-        <w:t>2.  How to read this document</w:t>
-      </w:r>
-    </w:p>
-    <w:p>
-      <w:pPr>
-        <w:spacing w:after="160" w:before="0"/>
-      </w:pPr>
-      <w:r>
-        <w:rPr>
-          <w:rFonts w:ascii="Arial" w:hAnsi="Arial"/>
-          <w:b w:val="0"/>
-          <w:i w:val="0"/>
-          <w:color w:val="4A4743"/>
-          <w:sz w:val="21"/>
-        </w:rPr>
-        <w:t>The rest of this document walks through the revised report section by section. Each of the seven sections below (3 through 9) carries the same two-part format:</w:t>
-      </w:r>
-    </w:p>
-    <w:p>
-      <w:pPr>
-        <w:spacing w:after="80" w:before="0"/>
-      </w:pPr>
-      <w:r>
-        <w:rPr>
-          <w:rFonts w:ascii="Arial" w:hAnsi="Arial"/>
-          <w:b w:val="0"/>
-          <w:i w:val="0"/>
-          <w:color w:val="4A4743"/>
-          <w:sz w:val="21"/>
-        </w:rPr>
-        <w:t>•   A REVIEW NOTE block in red, naming what the current draft does and which revision identifier in section 8 addresses it.</w:t>
+        <w:t>2.  Priority revisions</w:t>
       </w:r>
     </w:p>
     <w:p>
@@ -776,13 +679,48 @@
           <w:color w:val="4A4743"/>
           <w:sz w:val="21"/>
         </w:rPr>
-        <w:t>•   An EXAMPLE block in blue, showing what the revised section should look like, with a representative row, table, or chart.</w:t>
+        <w:t>Ten revisions, ordered by priority. Critical items close the biggest readability gaps. High items sharpen the structure. Medium and low items are polish. Proposed owners are placeholders; the MSG sets final assignments and sequencing.</w:t>
       </w:r>
     </w:p>
     <w:p>
       <w:pPr>
-        <w:spacing w:after="200" w:before="0"/>
+        <w:spacing w:before="120" w:after="80"/>
       </w:pPr>
+      <w:r>
+        <w:rPr>
+          <w:rFonts w:ascii="Arial" w:hAnsi="Arial"/>
+          <w:b/>
+          <w:i w:val="0"/>
+          <w:color w:val="B7251C"/>
+          <w:sz w:val="22"/>
+        </w:rPr>
+        <w:t>CRITICAL</w:t>
+      </w:r>
+    </w:p>
+    <w:p>
+      <w:pPr>
+        <w:spacing w:after="40"/>
+      </w:pPr>
+      <w:r>
+        <w:rPr>
+          <w:rFonts w:ascii="Arial" w:hAnsi="Arial"/>
+          <w:b/>
+          <w:i w:val="0"/>
+          <w:color w:val="4A4743"/>
+          <w:sz w:val="21"/>
+        </w:rPr>
+        <w:t xml:space="preserve">R1  </w:t>
+      </w:r>
+      <w:r>
+        <w:rPr>
+          <w:rFonts w:ascii="Arial" w:hAnsi="Arial"/>
+          <w:b/>
+          <w:i w:val="0"/>
+          <w:color w:val="4A4743"/>
+          <w:sz w:val="21"/>
+        </w:rPr>
+        <w:t xml:space="preserve">Executive summary carries no number.  </w:t>
+      </w:r>
       <w:r>
         <w:rPr>
           <w:rFonts w:ascii="Arial" w:hAnsi="Arial"/>
@@ -791,7 +729,527 @@
           <w:color w:val="4A4743"/>
           <w:sz w:val="21"/>
         </w:rPr>
-        <w:t>The full list of priority revisions, R1 through R10, sits in section 8. Section 10 covers the legal lever (what the law already permits) and section 11 sets out the next step. The companion document 02-sample-final-report.docx carries every section filled out as a worked model, with placeholder stakeholder names pending MSG consultation.</w:t>
+        <w:t>Rewrite the opening paragraph to lead with the headline numbers (73 fields mapped, 2 of 4 sheets near zero) and the two-sentence structural reading.</w:t>
+      </w:r>
+    </w:p>
+    <w:p>
+      <w:pPr>
+        <w:spacing w:after="200"/>
+        <w:ind w:left="340"/>
+      </w:pPr>
+      <w:r>
+        <w:rPr>
+          <w:rFonts w:ascii="Arial" w:hAnsi="Arial"/>
+          <w:b w:val="0"/>
+          <w:i/>
+          <w:color w:val="6B6A68"/>
+          <w:sz w:val="19"/>
+        </w:rPr>
+        <w:t>Proposed owner: Zambia Technical Team.</w:t>
+      </w:r>
+    </w:p>
+    <w:p>
+      <w:pPr>
+        <w:spacing w:after="40"/>
+      </w:pPr>
+      <w:r>
+        <w:rPr>
+          <w:rFonts w:ascii="Arial" w:hAnsi="Arial"/>
+          <w:b/>
+          <w:i w:val="0"/>
+          <w:color w:val="4A4743"/>
+          <w:sz w:val="21"/>
+        </w:rPr>
+        <w:t xml:space="preserve">R2  </w:t>
+      </w:r>
+      <w:r>
+        <w:rPr>
+          <w:rFonts w:ascii="Arial" w:hAnsi="Arial"/>
+          <w:b/>
+          <w:i w:val="0"/>
+          <w:color w:val="4A4743"/>
+          <w:sz w:val="21"/>
+        </w:rPr>
+        <w:t xml:space="preserve">Phase-level percentages not reported.  </w:t>
+      </w:r>
+      <w:r>
+        <w:rPr>
+          <w:rFonts w:ascii="Arial" w:hAnsi="Arial"/>
+          <w:b w:val="0"/>
+          <w:i w:val="0"/>
+          <w:color w:val="4A4743"/>
+          <w:sz w:val="21"/>
+        </w:rPr>
+        <w:t>Add a phase coverage table to section 4: one row per phase with the fraction, the percentage, the dominant cause, and one sentence of evidence.</w:t>
+      </w:r>
+    </w:p>
+    <w:p>
+      <w:pPr>
+        <w:spacing w:after="200"/>
+        <w:ind w:left="340"/>
+      </w:pPr>
+      <w:r>
+        <w:rPr>
+          <w:rFonts w:ascii="Arial" w:hAnsi="Arial"/>
+          <w:b w:val="0"/>
+          <w:i/>
+          <w:color w:val="6B6A68"/>
+          <w:sz w:val="19"/>
+        </w:rPr>
+        <w:t>Proposed owner: Zambia Technical Team.</w:t>
+      </w:r>
+    </w:p>
+    <w:p>
+      <w:pPr>
+        <w:spacing w:after="40"/>
+      </w:pPr>
+      <w:r>
+        <w:rPr>
+          <w:rFonts w:ascii="Arial" w:hAnsi="Arial"/>
+          <w:b/>
+          <w:i w:val="0"/>
+          <w:color w:val="4A4743"/>
+          <w:sz w:val="21"/>
+        </w:rPr>
+        <w:t xml:space="preserve">R4  </w:t>
+      </w:r>
+      <w:r>
+        <w:rPr>
+          <w:rFonts w:ascii="Arial" w:hAnsi="Arial"/>
+          <w:b/>
+          <w:i w:val="0"/>
+          <w:color w:val="4A4743"/>
+          <w:sz w:val="21"/>
+        </w:rPr>
+        <w:t xml:space="preserve">Recommendations section is out of scope for a mapping report.  </w:t>
+      </w:r>
+      <w:r>
+        <w:rPr>
+          <w:rFonts w:ascii="Arial" w:hAnsi="Arial"/>
+          <w:b w:val="0"/>
+          <w:i w:val="0"/>
+          <w:color w:val="4A4743"/>
+          <w:sz w:val="21"/>
+        </w:rPr>
+        <w:t>Replace the current section 6.1 to 6.6 recommendations block with three directional moves only: what can be published now, what needs a short format-fix pass, and what needs the NCC and ZPPA integration workstream. Detailed recommendations with named owners, target quarters, budgets, and a legal crosswalk are a separate reform-planning product, to be developed after MSG approval of this mapping.</w:t>
+      </w:r>
+    </w:p>
+    <w:p>
+      <w:pPr>
+        <w:spacing w:after="200"/>
+        <w:ind w:left="340"/>
+      </w:pPr>
+      <w:r>
+        <w:rPr>
+          <w:rFonts w:ascii="Arial" w:hAnsi="Arial"/>
+          <w:b w:val="0"/>
+          <w:i/>
+          <w:color w:val="6B6A68"/>
+          <w:sz w:val="19"/>
+        </w:rPr>
+        <w:t>Proposed owner: Zambia Technical Team.</w:t>
+      </w:r>
+    </w:p>
+    <w:p>
+      <w:pPr>
+        <w:spacing w:before="120" w:after="80"/>
+      </w:pPr>
+      <w:r>
+        <w:rPr>
+          <w:rFonts w:ascii="Arial" w:hAnsi="Arial"/>
+          <w:b/>
+          <w:i w:val="0"/>
+          <w:color w:val="71B6C9"/>
+          <w:sz w:val="22"/>
+        </w:rPr>
+        <w:t>HIGH</w:t>
+      </w:r>
+    </w:p>
+    <w:p>
+      <w:pPr>
+        <w:spacing w:after="40"/>
+      </w:pPr>
+      <w:r>
+        <w:rPr>
+          <w:rFonts w:ascii="Arial" w:hAnsi="Arial"/>
+          <w:b/>
+          <w:i w:val="0"/>
+          <w:color w:val="4A4743"/>
+          <w:sz w:val="21"/>
+        </w:rPr>
+        <w:t xml:space="preserve">R3  </w:t>
+      </w:r>
+      <w:r>
+        <w:rPr>
+          <w:rFonts w:ascii="Arial" w:hAnsi="Arial"/>
+          <w:b/>
+          <w:i w:val="0"/>
+          <w:color w:val="4A4743"/>
+          <w:sz w:val="21"/>
+        </w:rPr>
+        <w:t xml:space="preserve">Where each field comes from is not shown.  </w:t>
+      </w:r>
+      <w:r>
+        <w:rPr>
+          <w:rFonts w:ascii="Arial" w:hAnsi="Arial"/>
+          <w:b w:val="0"/>
+          <w:i w:val="0"/>
+          <w:color w:val="4A4743"/>
+          <w:sz w:val="21"/>
+        </w:rPr>
+        <w:t>Add a source column to the section 4 or 5 tables, or include a short source-paths annex. One row per mapped field.</w:t>
+      </w:r>
+    </w:p>
+    <w:p>
+      <w:pPr>
+        <w:spacing w:after="200"/>
+        <w:ind w:left="340"/>
+      </w:pPr>
+      <w:r>
+        <w:rPr>
+          <w:rFonts w:ascii="Arial" w:hAnsi="Arial"/>
+          <w:b w:val="0"/>
+          <w:i/>
+          <w:color w:val="6B6A68"/>
+          <w:sz w:val="19"/>
+        </w:rPr>
+        <w:t>Proposed owner: Zambia Technical Team.</w:t>
+      </w:r>
+    </w:p>
+    <w:p>
+      <w:pPr>
+        <w:spacing w:after="40"/>
+      </w:pPr>
+      <w:r>
+        <w:rPr>
+          <w:rFonts w:ascii="Arial" w:hAnsi="Arial"/>
+          <w:b/>
+          <w:i w:val="0"/>
+          <w:color w:val="4A4743"/>
+          <w:sz w:val="21"/>
+        </w:rPr>
+        <w:t xml:space="preserve">R5  </w:t>
+      </w:r>
+      <w:r>
+        <w:rPr>
+          <w:rFonts w:ascii="Arial" w:hAnsi="Arial"/>
+          <w:b/>
+          <w:i w:val="0"/>
+          <w:color w:val="4A4743"/>
+          <w:sz w:val="21"/>
+        </w:rPr>
+        <w:t xml:space="preserve">Gaps not classified by cause.  </w:t>
+      </w:r>
+      <w:r>
+        <w:rPr>
+          <w:rFonts w:ascii="Arial" w:hAnsi="Arial"/>
+          <w:b w:val="0"/>
+          <w:i w:val="0"/>
+          <w:color w:val="4A4743"/>
+          <w:sz w:val="21"/>
+        </w:rPr>
+        <w:t>Apply the five-cause typology (not collected, collected not disclosed, unstructured, inconsistent, restricted by law) to every material gap. Label the NCC insight as ‘collected but not yet disclosed’.</w:t>
+      </w:r>
+    </w:p>
+    <w:p>
+      <w:pPr>
+        <w:spacing w:after="200"/>
+        <w:ind w:left="340"/>
+      </w:pPr>
+      <w:r>
+        <w:rPr>
+          <w:rFonts w:ascii="Arial" w:hAnsi="Arial"/>
+          <w:b w:val="0"/>
+          <w:i/>
+          <w:color w:val="6B6A68"/>
+          <w:sz w:val="19"/>
+        </w:rPr>
+        <w:t>Proposed owner: Zambia Technical Team.</w:t>
+      </w:r>
+    </w:p>
+    <w:p>
+      <w:pPr>
+        <w:spacing w:after="40"/>
+      </w:pPr>
+      <w:r>
+        <w:rPr>
+          <w:rFonts w:ascii="Arial" w:hAnsi="Arial"/>
+          <w:b/>
+          <w:i w:val="0"/>
+          <w:color w:val="4A4743"/>
+          <w:sz w:val="21"/>
+        </w:rPr>
+        <w:t xml:space="preserve">R6  </w:t>
+      </w:r>
+      <w:r>
+        <w:rPr>
+          <w:rFonts w:ascii="Arial" w:hAnsi="Arial"/>
+          <w:b/>
+          <w:i w:val="0"/>
+          <w:color w:val="4A4743"/>
+          <w:sz w:val="21"/>
+        </w:rPr>
+        <w:t xml:space="preserve">Data beyond OC4IDS not examined.  </w:t>
+      </w:r>
+      <w:r>
+        <w:rPr>
+          <w:rFonts w:ascii="Arial" w:hAnsi="Arial"/>
+          <w:b w:val="0"/>
+          <w:i w:val="0"/>
+          <w:color w:val="4A4743"/>
+          <w:sz w:val="21"/>
+        </w:rPr>
+        <w:t>Add a short section listing non-OC4IDS fields the country publishes. Recommend which to preserve as local extensions and which to propose upstream to OCP.</w:t>
+      </w:r>
+    </w:p>
+    <w:p>
+      <w:pPr>
+        <w:spacing w:after="200"/>
+        <w:ind w:left="340"/>
+      </w:pPr>
+      <w:r>
+        <w:rPr>
+          <w:rFonts w:ascii="Arial" w:hAnsi="Arial"/>
+          <w:b w:val="0"/>
+          <w:i/>
+          <w:color w:val="6B6A68"/>
+          <w:sz w:val="19"/>
+        </w:rPr>
+        <w:t>Proposed owner: Zambia Technical Team with CoST IS.</w:t>
+      </w:r>
+    </w:p>
+    <w:p>
+      <w:pPr>
+        <w:spacing w:after="40"/>
+      </w:pPr>
+      <w:r>
+        <w:rPr>
+          <w:rFonts w:ascii="Arial" w:hAnsi="Arial"/>
+          <w:b/>
+          <w:i w:val="0"/>
+          <w:color w:val="4A4743"/>
+          <w:sz w:val="21"/>
+        </w:rPr>
+        <w:t xml:space="preserve">R7  </w:t>
+      </w:r>
+      <w:r>
+        <w:rPr>
+          <w:rFonts w:ascii="Arial" w:hAnsi="Arial"/>
+          <w:b/>
+          <w:i w:val="0"/>
+          <w:color w:val="4A4743"/>
+          <w:sz w:val="21"/>
+        </w:rPr>
+        <w:t xml:space="preserve">Conclusion does not classify what can be published now.  </w:t>
+      </w:r>
+      <w:r>
+        <w:rPr>
+          <w:rFonts w:ascii="Arial" w:hAnsi="Arial"/>
+          <w:b w:val="0"/>
+          <w:i w:val="0"/>
+          <w:color w:val="4A4743"/>
+          <w:sz w:val="21"/>
+        </w:rPr>
+        <w:t>Add a four-bucket decision summary at the end: ready to publish, small format fixes, needs system work, needs policy action. This is the single view a senior reader scans first.</w:t>
+      </w:r>
+    </w:p>
+    <w:p>
+      <w:pPr>
+        <w:spacing w:after="200"/>
+        <w:ind w:left="340"/>
+      </w:pPr>
+      <w:r>
+        <w:rPr>
+          <w:rFonts w:ascii="Arial" w:hAnsi="Arial"/>
+          <w:b w:val="0"/>
+          <w:i/>
+          <w:color w:val="6B6A68"/>
+          <w:sz w:val="19"/>
+        </w:rPr>
+        <w:t>Proposed owner: Zambia Technical Team.</w:t>
+      </w:r>
+    </w:p>
+    <w:p>
+      <w:pPr>
+        <w:spacing w:before="120" w:after="80"/>
+      </w:pPr>
+      <w:r>
+        <w:rPr>
+          <w:rFonts w:ascii="Arial" w:hAnsi="Arial"/>
+          <w:b/>
+          <w:i w:val="0"/>
+          <w:color w:val="D4A017"/>
+          <w:sz w:val="22"/>
+        </w:rPr>
+        <w:t>MEDIUM</w:t>
+      </w:r>
+    </w:p>
+    <w:p>
+      <w:pPr>
+        <w:spacing w:after="40"/>
+      </w:pPr>
+      <w:r>
+        <w:rPr>
+          <w:rFonts w:ascii="Arial" w:hAnsi="Arial"/>
+          <w:b/>
+          <w:i w:val="0"/>
+          <w:color w:val="4A4743"/>
+          <w:sz w:val="21"/>
+        </w:rPr>
+        <w:t xml:space="preserve">R8  </w:t>
+      </w:r>
+      <w:r>
+        <w:rPr>
+          <w:rFonts w:ascii="Arial" w:hAnsi="Arial"/>
+          <w:b/>
+          <w:i w:val="0"/>
+          <w:color w:val="4A4743"/>
+          <w:sz w:val="21"/>
+        </w:rPr>
+        <w:t xml:space="preserve">Portal URL and access dates missing from the body.  </w:t>
+      </w:r>
+      <w:r>
+        <w:rPr>
+          <w:rFonts w:ascii="Arial" w:hAnsi="Arial"/>
+          <w:b w:val="0"/>
+          <w:i w:val="0"/>
+          <w:color w:val="4A4743"/>
+          <w:sz w:val="21"/>
+        </w:rPr>
+        <w:t>Add the ZPPA e-GP URL and the dates accessed to section 3.1.</w:t>
+      </w:r>
+    </w:p>
+    <w:p>
+      <w:pPr>
+        <w:spacing w:after="200"/>
+        <w:ind w:left="340"/>
+      </w:pPr>
+      <w:r>
+        <w:rPr>
+          <w:rFonts w:ascii="Arial" w:hAnsi="Arial"/>
+          <w:b w:val="0"/>
+          <w:i/>
+          <w:color w:val="6B6A68"/>
+          <w:sz w:val="19"/>
+        </w:rPr>
+        <w:t>Proposed owner: Zambia Technical Team.</w:t>
+      </w:r>
+    </w:p>
+    <w:p>
+      <w:pPr>
+        <w:spacing w:after="40"/>
+      </w:pPr>
+      <w:r>
+        <w:rPr>
+          <w:rFonts w:ascii="Arial" w:hAnsi="Arial"/>
+          <w:b/>
+          <w:i w:val="0"/>
+          <w:color w:val="4A4743"/>
+          <w:sz w:val="21"/>
+        </w:rPr>
+        <w:t xml:space="preserve">R9  </w:t>
+      </w:r>
+      <w:r>
+        <w:rPr>
+          <w:rFonts w:ascii="Arial" w:hAnsi="Arial"/>
+          <w:b/>
+          <w:i w:val="0"/>
+          <w:color w:val="4A4743"/>
+          <w:sz w:val="21"/>
+        </w:rPr>
+        <w:t xml:space="preserve">Sample not quantified.  </w:t>
+      </w:r>
+      <w:r>
+        <w:rPr>
+          <w:rFonts w:ascii="Arial" w:hAnsi="Arial"/>
+          <w:b w:val="0"/>
+          <w:i w:val="0"/>
+          <w:color w:val="4A4743"/>
+          <w:sz w:val="21"/>
+        </w:rPr>
+        <w:t>State count, aggregate value, sectors, time window, and selection method in section 3.</w:t>
+      </w:r>
+    </w:p>
+    <w:p>
+      <w:pPr>
+        <w:spacing w:after="200"/>
+        <w:ind w:left="340"/>
+      </w:pPr>
+      <w:r>
+        <w:rPr>
+          <w:rFonts w:ascii="Arial" w:hAnsi="Arial"/>
+          <w:b w:val="0"/>
+          <w:i/>
+          <w:color w:val="6B6A68"/>
+          <w:sz w:val="19"/>
+        </w:rPr>
+        <w:t>Proposed owner: Zambia Technical Team.</w:t>
+      </w:r>
+    </w:p>
+    <w:p>
+      <w:pPr>
+        <w:spacing w:before="120" w:after="80"/>
+      </w:pPr>
+      <w:r>
+        <w:rPr>
+          <w:rFonts w:ascii="Arial" w:hAnsi="Arial"/>
+          <w:b/>
+          <w:i w:val="0"/>
+          <w:color w:val="4EA83D"/>
+          <w:sz w:val="22"/>
+        </w:rPr>
+        <w:t>LOW</w:t>
+      </w:r>
+    </w:p>
+    <w:p>
+      <w:pPr>
+        <w:spacing w:after="40"/>
+      </w:pPr>
+      <w:r>
+        <w:rPr>
+          <w:rFonts w:ascii="Arial" w:hAnsi="Arial"/>
+          <w:b/>
+          <w:i w:val="0"/>
+          <w:color w:val="4A4743"/>
+          <w:sz w:val="21"/>
+        </w:rPr>
+        <w:t xml:space="preserve">R10  </w:t>
+      </w:r>
+      <w:r>
+        <w:rPr>
+          <w:rFonts w:ascii="Arial" w:hAnsi="Arial"/>
+          <w:b/>
+          <w:i w:val="0"/>
+          <w:color w:val="4A4743"/>
+          <w:sz w:val="21"/>
+        </w:rPr>
+        <w:t xml:space="preserve">Unmapped template rows lack reasons.  </w:t>
+      </w:r>
+      <w:r>
+        <w:rPr>
+          <w:rFonts w:ascii="Arial" w:hAnsi="Arial"/>
+          <w:b w:val="0"/>
+          <w:i w:val="0"/>
+          <w:color w:val="4A4743"/>
+          <w:sz w:val="21"/>
+        </w:rPr>
+        <w:t>Before resubmission, add a short Notes entry to every unmapped row in the OC4IDS sheets.</w:t>
+      </w:r>
+    </w:p>
+    <w:p>
+      <w:pPr>
+        <w:spacing w:after="200"/>
+        <w:ind w:left="340"/>
+      </w:pPr>
+      <w:r>
+        <w:rPr>
+          <w:rFonts w:ascii="Arial" w:hAnsi="Arial"/>
+          <w:b w:val="0"/>
+          <w:i/>
+          <w:color w:val="6B6A68"/>
+          <w:sz w:val="19"/>
+        </w:rPr>
+        <w:t>Proposed owner: Zambia Technical Team.</w:t>
       </w:r>
     </w:p>
     <w:p>
@@ -812,7 +1270,38 @@
           <w:color w:val="B7251C"/>
           <w:sz w:val="30"/>
         </w:rPr>
-        <w:t>3.  Executive summary</w:t>
+        <w:t>3.  Section-by-section guidance</w:t>
+      </w:r>
+    </w:p>
+    <w:p>
+      <w:pPr>
+        <w:spacing w:after="200" w:before="0"/>
+      </w:pPr>
+      <w:r>
+        <w:rPr>
+          <w:rFonts w:ascii="Arial" w:hAnsi="Arial"/>
+          <w:b w:val="0"/>
+          <w:i w:val="0"/>
+          <w:color w:val="4A4743"/>
+          <w:sz w:val="21"/>
+        </w:rPr>
+        <w:t>For each major section of the revised report, this is what the current draft does and what the revision should do instead. Quoted lines are from the draft of 3 March 2026, punctuation normalised; the Zambia team may refine them against the final text. R4 is cross-cutting (it asks for the current recommendations block to be replaced with three directional moves) and is covered in Section 2 only.</w:t>
+      </w:r>
+    </w:p>
+    <w:p>
+      <w:pPr>
+        <w:keepNext/>
+        <w:spacing w:before="200" w:after="120"/>
+      </w:pPr>
+      <w:r>
+        <w:rPr>
+          <w:rFonts w:ascii="Arial" w:hAnsi="Arial"/>
+          <w:b/>
+          <w:i w:val="0"/>
+          <w:color w:val="4A4743"/>
+          <w:sz w:val="24"/>
+        </w:rPr>
+        <w:t>3.1  Executive summary (addresses R1)</w:t>
       </w:r>
     </w:p>
     <w:tbl>
@@ -821,6 +1310,7 @@
         <w:tblLayout w:type="fixed"/>
         <w:tblLook w:firstColumn="1" w:firstRow="1" w:lastColumn="0" w:lastRow="0" w:noHBand="0" w:noVBand="1" w:val="04A0"/>
         <w:tblW w:w="9412" w:type="dxa"/>
+        <w:tblInd w:w="0" w:type="dxa"/>
       </w:tblPr>
       <w:tblGrid>
         <w:gridCol w:w="9412"/>
@@ -880,7 +1370,7 @@
                 <w:color w:val="4A4743"/>
                 <w:sz w:val="21"/>
               </w:rPr>
-              <w:t>[QUOTE , Zambia team to paste opening sentence of the current executive summary verbatim. The current draft's opening reads, approximately: 'Significant data gaps exist in Zambia's disclosure of infrastructure procurement and implementation data across the OC4IDS standard.']</w:t>
+              <w:t>The report says: “Significant data gaps exist in Zambia’s disclosure of infrastructure procurement and implementation data across the OC4IDS standard.”</w:t>
             </w:r>
           </w:p>
         </w:tc>
@@ -891,318 +1381,35 @@
         <w:spacing w:after="120" w:before="0"/>
       </w:pPr>
     </w:p>
-    <w:tbl>
-      <w:tblPr>
-        <w:jc w:val="left"/>
-        <w:tblLayout w:type="fixed"/>
-        <w:tblLook w:firstColumn="1" w:firstRow="1" w:lastColumn="0" w:lastRow="0" w:noHBand="0" w:noVBand="1" w:val="04A0"/>
-        <w:tblW w:w="9412" w:type="dxa"/>
-      </w:tblPr>
-      <w:tblGrid>
-        <w:gridCol w:w="9412"/>
-      </w:tblGrid>
-      <w:tr>
-        <w:tc>
-          <w:tcPr>
-            <w:tcW w:type="dxa" w:w="9411"/>
-            <w:shd w:val="clear" w:color="auto" w:fill="F3F2F1"/>
-            <w:tcBorders>
-              <w:top w:val="nil"/>
-              <w:bottom w:val="nil"/>
-              <w:left w:val="single" w:sz="36" w:color="B7251C"/>
-              <w:right w:val="nil"/>
-            </w:tcBorders>
-            <w:tcMar>
-              <w:top w:w="260" w:type="dxa"/>
-              <w:bottom w:w="260" w:type="dxa"/>
-              <w:left w:w="300" w:type="dxa"/>
-              <w:right w:w="300" w:type="dxa"/>
-            </w:tcMar>
-          </w:tcPr>
-          <w:p>
-            <w:r>
-              <w:rPr>
-                <w:rFonts w:ascii="Arial" w:hAnsi="Arial"/>
-                <w:b/>
-                <w:i w:val="0"/>
-                <w:color w:val="B7251C"/>
-                <w:sz w:val="19"/>
-              </w:rPr>
-              <w:t>REVIEW NOTE</w:t>
-            </w:r>
-            <w:r>
-              <w:rPr>
-                <w:rFonts w:ascii="Arial" w:hAnsi="Arial"/>
-                <w:b/>
-                <w:i w:val="0"/>
-                <w:color w:val="6B6A68"/>
-                <w:sz w:val="19"/>
-              </w:rPr>
-              <w:t xml:space="preserve">  (R1)   </w:t>
-            </w:r>
-            <w:r>
-              <w:rPr>
-                <w:rFonts w:ascii="Arial" w:hAnsi="Arial"/>
-                <w:b w:val="0"/>
-                <w:i w:val="0"/>
-                <w:color w:val="4A4743"/>
-                <w:sz w:val="21"/>
-              </w:rPr>
-              <w:t>The current opening reads 'significant data gaps exist'. Adjectives do not travel. The template supports a much stronger statement: 73 OC4IDS fields mapped, two of four template sheets near zero (Linked Releases 0 of 6, Parties 18 of 968). Lead with those numbers and the structural reading becomes visible from the first paragraph.</w:t>
-            </w:r>
-          </w:p>
-        </w:tc>
-      </w:tr>
-    </w:tbl>
     <w:p>
       <w:pPr>
-        <w:spacing w:after="200" w:before="0"/>
+        <w:spacing w:after="280" w:before="0"/>
       </w:pPr>
-    </w:p>
-    <w:tbl>
-      <w:tblPr>
-        <w:jc w:val="left"/>
-        <w:tblLayout w:type="fixed"/>
-        <w:tblLook w:firstColumn="1" w:firstRow="1" w:lastColumn="0" w:lastRow="0" w:noHBand="0" w:noVBand="1" w:val="04A0"/>
-        <w:tblW w:w="9412" w:type="dxa"/>
-      </w:tblPr>
-      <w:tblGrid>
-        <w:gridCol w:w="9412"/>
-      </w:tblGrid>
-      <w:tr>
-        <w:tc>
-          <w:tcPr>
-            <w:tcW w:type="dxa" w:w="9411"/>
-            <w:shd w:val="clear" w:color="auto" w:fill="FFFFFF"/>
-            <w:tcBorders>
-              <w:top w:val="nil"/>
-              <w:bottom w:val="nil"/>
-              <w:left w:val="single" w:sz="36" w:color="71B6C9"/>
-              <w:right w:val="nil"/>
-            </w:tcBorders>
-            <w:tcMar>
-              <w:top w:w="260" w:type="dxa"/>
-              <w:bottom w:w="260" w:type="dxa"/>
-              <w:left w:w="300" w:type="dxa"/>
-              <w:right w:w="300" w:type="dxa"/>
-            </w:tcMar>
-          </w:tcPr>
-          <w:p>
-            <w:pPr>
-              <w:spacing w:after="120"/>
-            </w:pPr>
-            <w:r>
-              <w:rPr>
-                <w:rFonts w:ascii="Arial" w:hAnsi="Arial"/>
-                <w:b/>
-                <w:i w:val="0"/>
-                <w:color w:val="71B6C9"/>
-                <w:sz w:val="19"/>
-              </w:rPr>
-              <w:t>EXAMPLE</w:t>
-            </w:r>
-            <w:r>
-              <w:rPr>
-                <w:rFonts w:ascii="Arial" w:hAnsi="Arial"/>
-                <w:b w:val="0"/>
-                <w:i/>
-                <w:color w:val="6B6A68"/>
-                <w:sz w:val="19"/>
-              </w:rPr>
-              <w:t xml:space="preserve">   Target opening for section 1 of the revised report</w:t>
-            </w:r>
-          </w:p>
-          <w:p>
-            <w:pPr>
-              <w:spacing w:before="40"/>
-            </w:pPr>
-            <w:r>
-              <w:rPr>
-                <w:rFonts w:ascii="Arial" w:hAnsi="Arial"/>
-                <w:b w:val="0"/>
-                <w:i/>
-                <w:color w:val="4A4743"/>
-                <w:sz w:val="21"/>
-              </w:rPr>
-              <w:t>The revised opening should lead with three numbers, not three adjectives:</w:t>
-            </w:r>
-          </w:p>
-          <w:tbl>
-            <w:tblPr>
-              <w:jc w:val="left"/>
-              <w:tblLayout w:type="fixed"/>
-              <w:tblLook w:firstColumn="1" w:firstRow="1" w:lastColumn="0" w:lastRow="0" w:noHBand="0" w:noVBand="1" w:val="04A0"/>
-              <w:tblW w:w="8731" w:type="dxa"/>
-            </w:tblPr>
-            <w:tblGrid>
-              <w:gridCol w:w="2910"/>
-              <w:gridCol w:w="2910"/>
-              <w:gridCol w:w="2910"/>
-            </w:tblGrid>
-            <w:tr>
-              <w:trPr>
-                <w:trHeight w:val="2551" w:hRule="atLeast"/>
-              </w:trPr>
-              <w:tc>
-                <w:tcPr>
-                  <w:tcW w:type="dxa" w:w="2910"/>
-                  <w:shd w:val="clear" w:color="auto" w:fill="F3F2F1"/>
-                  <w:tcMar>
-                    <w:top w:w="220" w:type="dxa"/>
-                    <w:bottom w:w="220" w:type="dxa"/>
-                    <w:left w:w="240" w:type="dxa"/>
-                    <w:right w:w="240" w:type="dxa"/>
-                  </w:tcMar>
-                  <w:tcBorders>
-                    <w:top w:val="single" w:sz="40" w:color="4EA83D"/>
-                    <w:bottom w:val="nil"/>
-                    <w:left w:val="nil"/>
-                    <w:right w:val="nil"/>
-                  </w:tcBorders>
-                </w:tcPr>
-                <w:p>
-                  <w:r>
-                    <w:rPr>
-                      <w:rFonts w:ascii="Arial" w:hAnsi="Arial"/>
-                      <w:b/>
-                      <w:i w:val="0"/>
-                      <w:color w:val="4EA83D"/>
-                      <w:sz w:val="48"/>
-                    </w:rPr>
-                    <w:t>35</w:t>
-                  </w:r>
-                </w:p>
-                <w:p>
-                  <w:pPr>
-                    <w:spacing w:before="40"/>
-                  </w:pPr>
-                  <w:r>
-                    <w:rPr>
-                      <w:rFonts w:ascii="Arial" w:hAnsi="Arial"/>
-                      <w:b w:val="0"/>
-                      <w:i w:val="0"/>
-                      <w:color w:val="6B6A68"/>
-                      <w:sz w:val="17"/>
-                    </w:rPr>
-                    <w:t>OC4IDS fields the ZPPA e-GP system can publish today, with no new work.</w:t>
-                  </w:r>
-                </w:p>
-              </w:tc>
-              <w:tc>
-                <w:tcPr>
-                  <w:tcW w:type="dxa" w:w="2910"/>
-                  <w:shd w:val="clear" w:color="auto" w:fill="F3F2F1"/>
-                  <w:tcMar>
-                    <w:top w:w="220" w:type="dxa"/>
-                    <w:bottom w:w="220" w:type="dxa"/>
-                    <w:left w:w="240" w:type="dxa"/>
-                    <w:right w:w="240" w:type="dxa"/>
-                  </w:tcMar>
-                  <w:tcBorders>
-                    <w:top w:val="single" w:sz="40" w:color="71B6C9"/>
-                    <w:bottom w:val="nil"/>
-                    <w:left w:val="nil"/>
-                    <w:right w:val="nil"/>
-                  </w:tcBorders>
-                </w:tcPr>
-                <w:p>
-                  <w:r>
-                    <w:rPr>
-                      <w:rFonts w:ascii="Arial" w:hAnsi="Arial"/>
-                      <w:b/>
-                      <w:i w:val="0"/>
-                      <w:color w:val="71B6C9"/>
-                      <w:sz w:val="48"/>
-                    </w:rPr>
-                    <w:t>55</w:t>
-                  </w:r>
-                </w:p>
-                <w:p>
-                  <w:pPr>
-                    <w:spacing w:before="40"/>
-                  </w:pPr>
-                  <w:r>
-                    <w:rPr>
-                      <w:rFonts w:ascii="Arial" w:hAnsi="Arial"/>
-                      <w:b w:val="0"/>
-                      <w:i w:val="0"/>
-                      <w:color w:val="6B6A68"/>
-                      <w:sz w:val="17"/>
-                    </w:rPr>
-                    <w:t>Publishable within 12 months (35 today plus 20 after format fixes).</w:t>
-                  </w:r>
-                </w:p>
-              </w:tc>
-              <w:tc>
-                <w:tcPr>
-                  <w:tcW w:type="dxa" w:w="2910"/>
-                  <w:shd w:val="clear" w:color="auto" w:fill="F3F2F1"/>
-                  <w:tcMar>
-                    <w:top w:w="220" w:type="dxa"/>
-                    <w:bottom w:w="220" w:type="dxa"/>
-                    <w:left w:w="240" w:type="dxa"/>
-                    <w:right w:w="240" w:type="dxa"/>
-                  </w:tcMar>
-                  <w:tcBorders>
-                    <w:top w:val="single" w:sz="40" w:color="B7251C"/>
-                    <w:bottom w:val="nil"/>
-                    <w:left w:val="nil"/>
-                    <w:right w:val="nil"/>
-                  </w:tcBorders>
-                </w:tcPr>
-                <w:p>
-                  <w:r>
-                    <w:rPr>
-                      <w:rFonts w:ascii="Arial" w:hAnsi="Arial"/>
-                      <w:b/>
-                      <w:i w:val="0"/>
-                      <w:color w:val="B7251C"/>
-                      <w:sz w:val="48"/>
-                    </w:rPr>
-                    <w:t>Yes</w:t>
-                  </w:r>
-                </w:p>
-                <w:p>
-                  <w:pPr>
-                    <w:spacing w:before="40"/>
-                  </w:pPr>
-                  <w:r>
-                    <w:rPr>
-                      <w:rFonts w:ascii="Arial" w:hAnsi="Arial"/>
-                      <w:b w:val="0"/>
-                      <w:i w:val="0"/>
-                      <w:color w:val="6B6A68"/>
-                      <w:sz w:val="17"/>
-                    </w:rPr>
-                    <w:t>Zambia's existing law (ATI Act s.8, NCC Act s.53) already permits publication of most currently-missing fields.</w:t>
-                  </w:r>
-                </w:p>
-              </w:tc>
-            </w:tr>
-          </w:tbl>
-          <w:p/>
-        </w:tc>
-      </w:tr>
-    </w:tbl>
-    <w:p>
       <w:r>
-        <w:br w:type="page"/>
+        <w:rPr>
+          <w:rFonts w:ascii="Arial" w:hAnsi="Arial"/>
+          <w:b w:val="0"/>
+          <w:i w:val="0"/>
+          <w:color w:val="4A4743"/>
+          <w:sz w:val="21"/>
+        </w:rPr>
+        <w:t>Revision: lead with three numbers, not three adjectives. Open with how many OC4IDS fields are currently mapped (73), how many more become publishable within twelve months, and whether existing law already authorises publication of most of what is missing (it does). Adjectives follow; numbers lead.</w:t>
       </w:r>
     </w:p>
     <w:p>
       <w:pPr>
         <w:keepNext/>
-        <w:spacing w:before="280" w:after="120"/>
+        <w:spacing w:before="200" w:after="120"/>
       </w:pPr>
       <w:r>
         <w:rPr>
           <w:rFonts w:ascii="Arial" w:hAnsi="Arial"/>
           <w:b/>
           <w:i w:val="0"/>
-          <w:color w:val="B7251C"/>
-          <w:sz w:val="30"/>
+          <w:color w:val="4A4743"/>
+          <w:sz w:val="24"/>
         </w:rPr>
-        <w:t>4.  Findings by lifecycle phase</w:t>
+        <w:t>3.2  Findings by lifecycle phase (addresses R2)</w:t>
       </w:r>
     </w:p>
     <w:tbl>
@@ -1211,6 +1418,7 @@
         <w:tblLayout w:type="fixed"/>
         <w:tblLook w:firstColumn="1" w:firstRow="1" w:lastColumn="0" w:lastRow="0" w:noHBand="0" w:noVBand="1" w:val="04A0"/>
         <w:tblW w:w="9412" w:type="dxa"/>
+        <w:tblInd w:w="0" w:type="dxa"/>
       </w:tblPr>
       <w:tblGrid>
         <w:gridCol w:w="9412"/>
@@ -1270,7 +1478,7 @@
                 <w:color w:val="4A4743"/>
                 <w:sz w:val="21"/>
               </w:rPr>
-              <w:t>[QUOTE , Zambia team to paste one or two sentences from the current section 4 that describe implementation-stage coverage without a number. The draft currently reads, approximately: 'Implementation-stage disclosure is thin, with most fields unpopulated or populated only in narrative form. Maintenance and decommissioning remain largely unaddressed by the current template submission.']</w:t>
+              <w:t>The report says: “Implementation-stage disclosure is thin, with most fields unpopulated or populated only in narrative form. Maintenance and decommissioning remain largely unaddressed by the current template submission.”</w:t>
             </w:r>
           </w:p>
         </w:tc>
@@ -1281,112 +1489,81 @@
         <w:spacing w:after="120" w:before="0"/>
       </w:pPr>
     </w:p>
-    <w:tbl>
-      <w:tblPr>
-        <w:jc w:val="left"/>
-        <w:tblLayout w:type="fixed"/>
-        <w:tblLook w:firstColumn="1" w:firstRow="1" w:lastColumn="0" w:lastRow="0" w:noHBand="0" w:noVBand="1" w:val="04A0"/>
-        <w:tblW w:w="9412" w:type="dxa"/>
-      </w:tblPr>
-      <w:tblGrid>
-        <w:gridCol w:w="9412"/>
-      </w:tblGrid>
-      <w:tr>
-        <w:tc>
-          <w:tcPr>
-            <w:tcW w:type="dxa" w:w="9411"/>
-            <w:shd w:val="clear" w:color="auto" w:fill="F3F2F1"/>
-            <w:tcBorders>
-              <w:top w:val="nil"/>
-              <w:bottom w:val="nil"/>
-              <w:left w:val="single" w:sz="36" w:color="B7251C"/>
-              <w:right w:val="nil"/>
-            </w:tcBorders>
-            <w:tcMar>
-              <w:top w:w="260" w:type="dxa"/>
-              <w:bottom w:w="260" w:type="dxa"/>
-              <w:left w:w="300" w:type="dxa"/>
-              <w:right w:w="300" w:type="dxa"/>
-            </w:tcMar>
-          </w:tcPr>
-          <w:p>
-            <w:r>
-              <w:rPr>
-                <w:rFonts w:ascii="Arial" w:hAnsi="Arial"/>
-                <w:b/>
-                <w:i w:val="0"/>
-                <w:color w:val="B7251C"/>
-                <w:sz w:val="19"/>
-              </w:rPr>
-              <w:t>REVIEW NOTE</w:t>
-            </w:r>
-            <w:r>
-              <w:rPr>
-                <w:rFonts w:ascii="Arial" w:hAnsi="Arial"/>
-                <w:b/>
-                <w:i w:val="0"/>
-                <w:color w:val="6B6A68"/>
-                <w:sz w:val="19"/>
-              </w:rPr>
-              <w:t xml:space="preserve">  (R2)   </w:t>
-            </w:r>
-            <w:r>
-              <w:rPr>
-                <w:rFonts w:ascii="Arial" w:hAnsi="Arial"/>
-                <w:b w:val="0"/>
-                <w:i w:val="0"/>
-                <w:color w:val="4A4743"/>
-                <w:sz w:val="21"/>
-              </w:rPr>
-              <w:t>The current section 4 describes each phase qualitatively and never states a percentage. The template allows a quantified line for every phase: identification 28%, preparation 12%, procurement 21%, implementation 2%, completion 8%, maintenance 0%, decommissioning 0%. The chart below reads in five seconds. The revised report should carry a full phase coverage table in addition.</w:t>
-            </w:r>
-          </w:p>
-        </w:tc>
-      </w:tr>
-    </w:tbl>
     <w:p>
       <w:pPr>
-        <w:spacing w:after="200" w:before="0"/>
+        <w:spacing w:after="280" w:before="0"/>
       </w:pPr>
+      <w:r>
+        <w:rPr>
+          <w:rFonts w:ascii="Arial" w:hAnsi="Arial"/>
+          <w:b w:val="0"/>
+          <w:i w:val="0"/>
+          <w:color w:val="4A4743"/>
+          <w:sz w:val="21"/>
+        </w:rPr>
+        <w:t>Revision: replace the qualitative narrative with a quantified phase table. One row per phase with fraction, percentage, dominant cause, and one sentence of evidence. Implementation is the most important row; label it ‘collected but not yet publicly disclosed’ so readers see the integration-not-collection framing immediately.</w:t>
+      </w:r>
     </w:p>
     <w:p>
       <w:pPr>
-        <w:spacing w:before="80" w:after="200"/>
-        <w:jc w:val="center"/>
+        <w:keepNext/>
+        <w:spacing w:before="200" w:after="120"/>
       </w:pPr>
       <w:r>
-        <w:drawing>
-          <wp:inline xmlns:a="http://schemas.openxmlformats.org/drawingml/2006/main" xmlns:pic="http://schemas.openxmlformats.org/drawingml/2006/picture">
-            <wp:extent cx="5832000" cy="3349459"/>
-            <wp:docPr id="3" name="Picture 3"/>
-            <wp:cNvGraphicFramePr>
-              <a:graphicFrameLocks noChangeAspect="1"/>
-            </wp:cNvGraphicFramePr>
-            <a:graphic>
-              <a:graphicData uri="http://schemas.openxmlformats.org/drawingml/2006/picture">
-                <pic:pic>
-                  <pic:nvPicPr>
-                    <pic:cNvPr id="0" name="02-phase-coverage.png"/>
-                    <pic:cNvPicPr/>
-                  </pic:nvPicPr>
-                  <pic:blipFill>
-                    <a:blip r:embed="rId13"/>
-                    <a:stretch>
-                      <a:fillRect/>
-                    </a:stretch>
-                  </pic:blipFill>
-                  <pic:spPr>
-                    <a:xfrm>
-                      <a:off x="0" y="0"/>
-                      <a:ext cx="5832000" cy="3349459"/>
-                    </a:xfrm>
-                    <a:prstGeom prst="rect"/>
-                  </pic:spPr>
-                </pic:pic>
-              </a:graphicData>
-            </a:graphic>
-          </wp:inline>
-        </w:drawing>
+        <w:rPr>
+          <w:rFonts w:ascii="Arial" w:hAnsi="Arial"/>
+          <w:b/>
+          <w:i w:val="0"/>
+          <w:color w:val="4A4743"/>
+          <w:sz w:val="24"/>
+        </w:rPr>
+        <w:t>3.3  Where each field comes from (addresses R3)</w:t>
+      </w:r>
+    </w:p>
+    <w:p>
+      <w:pPr>
+        <w:spacing w:after="120" w:before="0"/>
+      </w:pPr>
+      <w:r>
+        <w:rPr>
+          <w:rFonts w:ascii="Arial" w:hAnsi="Arial"/>
+          <w:b w:val="0"/>
+          <w:i w:val="0"/>
+          <w:color w:val="4A4743"/>
+          <w:sz w:val="21"/>
+        </w:rPr>
+        <w:t>The template already traces every mapped OC4IDS path to a specific ZPPA e-GP source path. The report does not surface this. A reader of the narrative cannot see what system each field comes from.</w:t>
+      </w:r>
+    </w:p>
+    <w:p>
+      <w:pPr>
+        <w:spacing w:after="280" w:before="0"/>
+      </w:pPr>
+      <w:r>
+        <w:rPr>
+          <w:rFonts w:ascii="Arial" w:hAnsi="Arial"/>
+          <w:b w:val="0"/>
+          <w:i w:val="0"/>
+          <w:color w:val="4A4743"/>
+          <w:sz w:val="21"/>
+        </w:rPr>
+        <w:t>Revision: add a source column to the phase tables, or include a short source-paths annex. Each row carries the OC4IDS path, the originating ZPPA e-GP field name, the population status, and the disclosure pathway.</w:t>
+      </w:r>
+    </w:p>
+    <w:p>
+      <w:pPr>
+        <w:keepNext/>
+        <w:spacing w:before="200" w:after="120"/>
+      </w:pPr>
+      <w:r>
+        <w:rPr>
+          <w:rFonts w:ascii="Arial" w:hAnsi="Arial"/>
+          <w:b/>
+          <w:i w:val="0"/>
+          <w:color w:val="4A4743"/>
+          <w:sz w:val="24"/>
+        </w:rPr>
+        <w:t>3.4  Why the gaps exist (addresses R5)</w:t>
       </w:r>
     </w:p>
     <w:tbl>
@@ -1395,846 +1572,7 @@
         <w:tblLayout w:type="fixed"/>
         <w:tblLook w:firstColumn="1" w:firstRow="1" w:lastColumn="0" w:lastRow="0" w:noHBand="0" w:noVBand="1" w:val="04A0"/>
         <w:tblW w:w="9412" w:type="dxa"/>
-      </w:tblPr>
-      <w:tblGrid>
-        <w:gridCol w:w="9412"/>
-      </w:tblGrid>
-      <w:tr>
-        <w:tc>
-          <w:tcPr>
-            <w:tcW w:type="dxa" w:w="9411"/>
-            <w:shd w:val="clear" w:color="auto" w:fill="FFFFFF"/>
-            <w:tcBorders>
-              <w:top w:val="nil"/>
-              <w:bottom w:val="nil"/>
-              <w:left w:val="single" w:sz="36" w:color="71B6C9"/>
-              <w:right w:val="nil"/>
-            </w:tcBorders>
-            <w:tcMar>
-              <w:top w:w="260" w:type="dxa"/>
-              <w:bottom w:w="260" w:type="dxa"/>
-              <w:left w:w="300" w:type="dxa"/>
-              <w:right w:w="300" w:type="dxa"/>
-            </w:tcMar>
-          </w:tcPr>
-          <w:p>
-            <w:pPr>
-              <w:spacing w:after="120"/>
-            </w:pPr>
-            <w:r>
-              <w:rPr>
-                <w:rFonts w:ascii="Arial" w:hAnsi="Arial"/>
-                <w:b/>
-                <w:i w:val="0"/>
-                <w:color w:val="71B6C9"/>
-                <w:sz w:val="19"/>
-              </w:rPr>
-              <w:t>EXAMPLE</w:t>
-            </w:r>
-            <w:r>
-              <w:rPr>
-                <w:rFonts w:ascii="Arial" w:hAnsi="Arial"/>
-                <w:b w:val="0"/>
-                <w:i/>
-                <w:color w:val="6B6A68"/>
-                <w:sz w:val="19"/>
-              </w:rPr>
-              <w:t xml:space="preserve">   Target format for one row of the phase coverage table</w:t>
-            </w:r>
-          </w:p>
-          <w:p>
-            <w:pPr>
-              <w:spacing w:before="40" w:after="120"/>
-            </w:pPr>
-            <w:r>
-              <w:rPr>
-                <w:rFonts w:ascii="Arial" w:hAnsi="Arial"/>
-                <w:b w:val="0"/>
-                <w:i/>
-                <w:color w:val="4A4743"/>
-                <w:sz w:val="21"/>
-              </w:rPr>
-              <w:t>One row from the full phase table, illustrated:</w:t>
-            </w:r>
-          </w:p>
-          <w:tbl>
-            <w:tblPr>
-              <w:jc w:val="left"/>
-              <w:tblLayout w:type="fixed"/>
-              <w:tblLook w:firstColumn="1" w:firstRow="1" w:lastColumn="0" w:lastRow="0" w:noHBand="0" w:noVBand="1" w:val="04A0"/>
-              <w:tblW w:w="8731" w:type="dxa"/>
-            </w:tblPr>
-            <w:tblGrid>
-              <w:gridCol w:w="1474"/>
-              <w:gridCol w:w="1077"/>
-              <w:gridCol w:w="2268"/>
-              <w:gridCol w:w="3912"/>
-            </w:tblGrid>
-            <w:tr>
-              <w:tc>
-                <w:tcPr>
-                  <w:tcW w:type="dxa" w:w="1474"/>
-                  <w:tcMar>
-                    <w:top w:w="220" w:type="dxa"/>
-                    <w:bottom w:w="220" w:type="dxa"/>
-                    <w:left w:w="240" w:type="dxa"/>
-                    <w:right w:w="240" w:type="dxa"/>
-                  </w:tcMar>
-                  <w:vAlign w:val="top"/>
-                  <w:shd w:val="clear" w:color="auto" w:fill="C00000"/>
-                  <w:tcBorders>
-                    <w:top w:val="single" w:sz="4" w:color="C00000"/>
-                    <w:bottom w:val="single" w:sz="4" w:color="C00000"/>
-                    <w:left w:val="single" w:sz="4" w:color="C00000"/>
-                    <w:right w:val="single" w:sz="4" w:color="C00000"/>
-                  </w:tcBorders>
-                  <w:tcMar>
-                    <w:top w:w="220" w:type="dxa"/>
-                    <w:bottom w:w="220" w:type="dxa"/>
-                    <w:left w:w="240" w:type="dxa"/>
-                    <w:right w:w="240" w:type="dxa"/>
-                  </w:tcMar>
-                </w:tcPr>
-                <w:p>
-                  <w:r>
-                    <w:rPr>
-                      <w:rFonts w:ascii="Arial" w:hAnsi="Arial"/>
-                      <w:b/>
-                      <w:i w:val="0"/>
-                      <w:color w:val="FFFFFF"/>
-                      <w:sz w:val="20"/>
-                    </w:rPr>
-                    <w:t>Phase</w:t>
-                  </w:r>
-                </w:p>
-              </w:tc>
-              <w:tc>
-                <w:tcPr>
-                  <w:tcW w:type="dxa" w:w="1077"/>
-                  <w:tcMar>
-                    <w:top w:w="220" w:type="dxa"/>
-                    <w:bottom w:w="220" w:type="dxa"/>
-                    <w:left w:w="240" w:type="dxa"/>
-                    <w:right w:w="240" w:type="dxa"/>
-                  </w:tcMar>
-                  <w:vAlign w:val="top"/>
-                  <w:shd w:val="clear" w:color="auto" w:fill="C00000"/>
-                  <w:tcBorders>
-                    <w:top w:val="single" w:sz="4" w:color="C00000"/>
-                    <w:bottom w:val="single" w:sz="4" w:color="C00000"/>
-                    <w:left w:val="single" w:sz="4" w:color="C00000"/>
-                    <w:right w:val="single" w:sz="4" w:color="C00000"/>
-                  </w:tcBorders>
-                  <w:tcMar>
-                    <w:top w:w="220" w:type="dxa"/>
-                    <w:bottom w:w="220" w:type="dxa"/>
-                    <w:left w:w="240" w:type="dxa"/>
-                    <w:right w:w="240" w:type="dxa"/>
-                  </w:tcMar>
-                </w:tcPr>
-                <w:p>
-                  <w:r>
-                    <w:rPr>
-                      <w:rFonts w:ascii="Arial" w:hAnsi="Arial"/>
-                      <w:b/>
-                      <w:i w:val="0"/>
-                      <w:color w:val="FFFFFF"/>
-                      <w:sz w:val="20"/>
-                    </w:rPr>
-                    <w:t>Coverage</w:t>
-                  </w:r>
-                </w:p>
-              </w:tc>
-              <w:tc>
-                <w:tcPr>
-                  <w:tcW w:type="dxa" w:w="2268"/>
-                  <w:tcMar>
-                    <w:top w:w="220" w:type="dxa"/>
-                    <w:bottom w:w="220" w:type="dxa"/>
-                    <w:left w:w="240" w:type="dxa"/>
-                    <w:right w:w="240" w:type="dxa"/>
-                  </w:tcMar>
-                  <w:vAlign w:val="top"/>
-                  <w:shd w:val="clear" w:color="auto" w:fill="C00000"/>
-                  <w:tcBorders>
-                    <w:top w:val="single" w:sz="4" w:color="C00000"/>
-                    <w:bottom w:val="single" w:sz="4" w:color="C00000"/>
-                    <w:left w:val="single" w:sz="4" w:color="C00000"/>
-                    <w:right w:val="single" w:sz="4" w:color="C00000"/>
-                  </w:tcBorders>
-                  <w:tcMar>
-                    <w:top w:w="220" w:type="dxa"/>
-                    <w:bottom w:w="220" w:type="dxa"/>
-                    <w:left w:w="240" w:type="dxa"/>
-                    <w:right w:w="240" w:type="dxa"/>
-                  </w:tcMar>
-                </w:tcPr>
-                <w:p>
-                  <w:r>
-                    <w:rPr>
-                      <w:rFonts w:ascii="Arial" w:hAnsi="Arial"/>
-                      <w:b/>
-                      <w:i w:val="0"/>
-                      <w:color w:val="FFFFFF"/>
-                      <w:sz w:val="20"/>
-                    </w:rPr>
-                    <w:t>Dominant cause</w:t>
-                  </w:r>
-                </w:p>
-              </w:tc>
-              <w:tc>
-                <w:tcPr>
-                  <w:tcW w:type="dxa" w:w="3912"/>
-                  <w:tcMar>
-                    <w:top w:w="220" w:type="dxa"/>
-                    <w:bottom w:w="220" w:type="dxa"/>
-                    <w:left w:w="240" w:type="dxa"/>
-                    <w:right w:w="240" w:type="dxa"/>
-                  </w:tcMar>
-                  <w:vAlign w:val="top"/>
-                  <w:shd w:val="clear" w:color="auto" w:fill="C00000"/>
-                  <w:tcBorders>
-                    <w:top w:val="single" w:sz="4" w:color="C00000"/>
-                    <w:bottom w:val="single" w:sz="4" w:color="C00000"/>
-                    <w:left w:val="single" w:sz="4" w:color="C00000"/>
-                    <w:right w:val="single" w:sz="4" w:color="C00000"/>
-                  </w:tcBorders>
-                  <w:tcMar>
-                    <w:top w:w="220" w:type="dxa"/>
-                    <w:bottom w:w="220" w:type="dxa"/>
-                    <w:left w:w="240" w:type="dxa"/>
-                    <w:right w:w="240" w:type="dxa"/>
-                  </w:tcMar>
-                </w:tcPr>
-                <w:p>
-                  <w:r>
-                    <w:rPr>
-                      <w:rFonts w:ascii="Arial" w:hAnsi="Arial"/>
-                      <w:b/>
-                      <w:i w:val="0"/>
-                      <w:color w:val="FFFFFF"/>
-                      <w:sz w:val="20"/>
-                    </w:rPr>
-                    <w:t>Example</w:t>
-                  </w:r>
-                </w:p>
-              </w:tc>
-            </w:tr>
-            <w:tr>
-              <w:trPr>
-                <w:trHeight w:val="1474" w:hRule="atLeast"/>
-              </w:trPr>
-              <w:tc>
-                <w:tcPr>
-                  <w:tcW w:type="dxa" w:w="1474"/>
-                  <w:tcMar>
-                    <w:top w:w="180" w:type="dxa"/>
-                    <w:bottom w:w="180" w:type="dxa"/>
-                    <w:left w:w="240" w:type="dxa"/>
-                    <w:right w:w="240" w:type="dxa"/>
-                  </w:tcMar>
-                  <w:vAlign w:val="top"/>
-                  <w:tcBorders>
-                    <w:top w:val="nil"/>
-                    <w:bottom w:val="nil"/>
-                    <w:left w:val="nil"/>
-                    <w:right w:val="nil"/>
-                  </w:tcBorders>
-                  <w:shd w:val="clear" w:color="auto" w:fill="FFFFFF"/>
-                </w:tcPr>
-                <w:p>
-                  <w:r>
-                    <w:rPr>
-                      <w:rFonts w:ascii="Arial" w:hAnsi="Arial"/>
-                      <w:b/>
-                      <w:i w:val="0"/>
-                      <w:color w:val="4A4743"/>
-                      <w:sz w:val="20"/>
-                    </w:rPr>
-                    <w:t>Implementation</w:t>
-                  </w:r>
-                </w:p>
-              </w:tc>
-              <w:tc>
-                <w:tcPr>
-                  <w:tcW w:type="dxa" w:w="1077"/>
-                  <w:tcMar>
-                    <w:top w:w="180" w:type="dxa"/>
-                    <w:bottom w:w="180" w:type="dxa"/>
-                    <w:left w:w="240" w:type="dxa"/>
-                    <w:right w:w="240" w:type="dxa"/>
-                  </w:tcMar>
-                  <w:vAlign w:val="top"/>
-                  <w:tcBorders>
-                    <w:top w:val="nil"/>
-                    <w:bottom w:val="nil"/>
-                    <w:left w:val="nil"/>
-                    <w:right w:val="nil"/>
-                  </w:tcBorders>
-                  <w:shd w:val="clear" w:color="auto" w:fill="FFFFFF"/>
-                </w:tcPr>
-                <w:p>
-                  <w:r>
-                    <w:rPr>
-                      <w:rFonts w:ascii="Arial" w:hAnsi="Arial"/>
-                      <w:b/>
-                      <w:i w:val="0"/>
-                      <w:color w:val="B7251C"/>
-                      <w:sz w:val="24"/>
-                    </w:rPr>
-                    <w:t>2%</w:t>
-                  </w:r>
-                </w:p>
-              </w:tc>
-              <w:tc>
-                <w:tcPr>
-                  <w:tcW w:type="dxa" w:w="2268"/>
-                  <w:tcMar>
-                    <w:top w:w="180" w:type="dxa"/>
-                    <w:bottom w:w="180" w:type="dxa"/>
-                    <w:left w:w="240" w:type="dxa"/>
-                    <w:right w:w="240" w:type="dxa"/>
-                  </w:tcMar>
-                  <w:vAlign w:val="top"/>
-                  <w:tcBorders>
-                    <w:top w:val="nil"/>
-                    <w:bottom w:val="nil"/>
-                    <w:left w:val="nil"/>
-                    <w:right w:val="nil"/>
-                  </w:tcBorders>
-                  <w:shd w:val="clear" w:color="auto" w:fill="FFFFFF"/>
-                </w:tcPr>
-                <w:p>
-                  <w:r>
-                    <w:rPr>
-                      <w:rFonts w:ascii="Arial" w:hAnsi="Arial"/>
-                      <w:b w:val="0"/>
-                      <w:i w:val="0"/>
-                      <w:color w:val="4A4743"/>
-                      <w:sz w:val="19"/>
-                    </w:rPr>
-                    <w:t>Collected but not yet publicly disclosed. Data sits in NCC inspection records.</w:t>
-                  </w:r>
-                </w:p>
-              </w:tc>
-              <w:tc>
-                <w:tcPr>
-                  <w:tcW w:type="dxa" w:w="3912"/>
-                  <w:tcMar>
-                    <w:top w:w="180" w:type="dxa"/>
-                    <w:bottom w:w="180" w:type="dxa"/>
-                    <w:left w:w="240" w:type="dxa"/>
-                    <w:right w:w="240" w:type="dxa"/>
-                  </w:tcMar>
-                  <w:vAlign w:val="top"/>
-                  <w:tcBorders>
-                    <w:top w:val="nil"/>
-                    <w:bottom w:val="nil"/>
-                    <w:left w:val="nil"/>
-                    <w:right w:val="nil"/>
-                  </w:tcBorders>
-                  <w:shd w:val="clear" w:color="auto" w:fill="FFFFFF"/>
-                </w:tcPr>
-                <w:p>
-                  <w:r>
-                    <w:rPr>
-                      <w:rFonts w:ascii="Arial" w:hAnsi="Arial"/>
-                      <w:b w:val="0"/>
-                      <w:i w:val="0"/>
-                      <w:color w:val="4A4743"/>
-                      <w:sz w:val="19"/>
-                    </w:rPr>
-                    <w:t>Contract variations, progress updates, payment certificates, and quality-assurance reports are captured by NCC under NCC Act 2020 s.53 and shared with ZPPA only on request. Integration, not new collection, is the remediation.</w:t>
-                  </w:r>
-                </w:p>
-              </w:tc>
-            </w:tr>
-          </w:tbl>
-          <w:p/>
-        </w:tc>
-      </w:tr>
-    </w:tbl>
-    <w:p>
-      <w:r>
-        <w:br w:type="page"/>
-      </w:r>
-    </w:p>
-    <w:p>
-      <w:pPr>
-        <w:keepNext/>
-        <w:spacing w:before="280" w:after="120"/>
-      </w:pPr>
-      <w:r>
-        <w:rPr>
-          <w:rFonts w:ascii="Arial" w:hAnsi="Arial"/>
-          <w:b/>
-          <w:i w:val="0"/>
-          <w:color w:val="B7251C"/>
-          <w:sz w:val="30"/>
-        </w:rPr>
-        <w:t>5.  Source-field provenance</w:t>
-      </w:r>
-    </w:p>
-    <w:tbl>
-      <w:tblPr>
-        <w:jc w:val="left"/>
-        <w:tblLayout w:type="fixed"/>
-        <w:tblLook w:firstColumn="1" w:firstRow="1" w:lastColumn="0" w:lastRow="0" w:noHBand="0" w:noVBand="1" w:val="04A0"/>
-        <w:tblW w:w="9412" w:type="dxa"/>
-      </w:tblPr>
-      <w:tblGrid>
-        <w:gridCol w:w="9412"/>
-      </w:tblGrid>
-      <w:tr>
-        <w:tc>
-          <w:tcPr>
-            <w:tcW w:type="dxa" w:w="9411"/>
-            <w:shd w:val="clear" w:color="auto" w:fill="F3F2F1"/>
-            <w:tcBorders>
-              <w:top w:val="nil"/>
-              <w:bottom w:val="nil"/>
-              <w:left w:val="single" w:sz="36" w:color="B7251C"/>
-              <w:right w:val="nil"/>
-            </w:tcBorders>
-            <w:tcMar>
-              <w:top w:w="260" w:type="dxa"/>
-              <w:bottom w:w="260" w:type="dxa"/>
-              <w:left w:w="300" w:type="dxa"/>
-              <w:right w:w="300" w:type="dxa"/>
-            </w:tcMar>
-          </w:tcPr>
-          <w:p>
-            <w:r>
-              <w:rPr>
-                <w:rFonts w:ascii="Arial" w:hAnsi="Arial"/>
-                <w:b/>
-                <w:i w:val="0"/>
-                <w:color w:val="B7251C"/>
-                <w:sz w:val="19"/>
-              </w:rPr>
-              <w:t>REVIEW NOTE</w:t>
-            </w:r>
-            <w:r>
-              <w:rPr>
-                <w:rFonts w:ascii="Arial" w:hAnsi="Arial"/>
-                <w:b/>
-                <w:i w:val="0"/>
-                <w:color w:val="6B6A68"/>
-                <w:sz w:val="19"/>
-              </w:rPr>
-              <w:t xml:space="preserve">  (R3)   </w:t>
-            </w:r>
-            <w:r>
-              <w:rPr>
-                <w:rFonts w:ascii="Arial" w:hAnsi="Arial"/>
-                <w:b w:val="0"/>
-                <w:i w:val="0"/>
-                <w:color w:val="4A4743"/>
-                <w:sz w:val="21"/>
-              </w:rPr>
-              <w:t>The template already traces every mapped OC4IDS path to a specific ZPPA e-GP source path. The report does not surface this. A reader of the narrative cannot see what system each field comes from. Add a source column to the phase findings table, or include a provenance annex. One row of the target format appears below.</w:t>
-            </w:r>
-          </w:p>
-        </w:tc>
-      </w:tr>
-    </w:tbl>
-    <w:p>
-      <w:pPr>
-        <w:spacing w:after="200" w:before="0"/>
-      </w:pPr>
-    </w:p>
-    <w:tbl>
-      <w:tblPr>
-        <w:jc w:val="left"/>
-        <w:tblLayout w:type="fixed"/>
-        <w:tblLook w:firstColumn="1" w:firstRow="1" w:lastColumn="0" w:lastRow="0" w:noHBand="0" w:noVBand="1" w:val="04A0"/>
-        <w:tblW w:w="9412" w:type="dxa"/>
-      </w:tblPr>
-      <w:tblGrid>
-        <w:gridCol w:w="9412"/>
-      </w:tblGrid>
-      <w:tr>
-        <w:tc>
-          <w:tcPr>
-            <w:tcW w:type="dxa" w:w="9411"/>
-            <w:shd w:val="clear" w:color="auto" w:fill="FFFFFF"/>
-            <w:tcBorders>
-              <w:top w:val="nil"/>
-              <w:bottom w:val="nil"/>
-              <w:left w:val="single" w:sz="36" w:color="71B6C9"/>
-              <w:right w:val="nil"/>
-            </w:tcBorders>
-            <w:tcMar>
-              <w:top w:w="260" w:type="dxa"/>
-              <w:bottom w:w="260" w:type="dxa"/>
-              <w:left w:w="300" w:type="dxa"/>
-              <w:right w:w="300" w:type="dxa"/>
-            </w:tcMar>
-          </w:tcPr>
-          <w:p>
-            <w:pPr>
-              <w:spacing w:after="120"/>
-            </w:pPr>
-            <w:r>
-              <w:rPr>
-                <w:rFonts w:ascii="Arial" w:hAnsi="Arial"/>
-                <w:b/>
-                <w:i w:val="0"/>
-                <w:color w:val="71B6C9"/>
-                <w:sz w:val="19"/>
-              </w:rPr>
-              <w:t>EXAMPLE</w:t>
-            </w:r>
-            <w:r>
-              <w:rPr>
-                <w:rFonts w:ascii="Arial" w:hAnsi="Arial"/>
-                <w:b w:val="0"/>
-                <w:i/>
-                <w:color w:val="6B6A68"/>
-                <w:sz w:val="19"/>
-              </w:rPr>
-              <w:t xml:space="preserve">   Target format for one row of the provenance annex</w:t>
-            </w:r>
-          </w:p>
-          <w:p>
-            <w:pPr>
-              <w:spacing w:before="40" w:after="120"/>
-            </w:pPr>
-            <w:r>
-              <w:rPr>
-                <w:rFonts w:ascii="Arial" w:hAnsi="Arial"/>
-                <w:b w:val="0"/>
-                <w:i/>
-                <w:color w:val="4A4743"/>
-                <w:sz w:val="21"/>
-              </w:rPr>
-              <w:t>One row from the full provenance table, illustrated:</w:t>
-            </w:r>
-          </w:p>
-          <w:tbl>
-            <w:tblPr>
-              <w:jc w:val="left"/>
-              <w:tblLayout w:type="fixed"/>
-              <w:tblLook w:firstColumn="1" w:firstRow="1" w:lastColumn="0" w:lastRow="0" w:noHBand="0" w:noVBand="1" w:val="04A0"/>
-              <w:tblW w:w="8731" w:type="dxa"/>
-            </w:tblPr>
-            <w:tblGrid>
-              <w:gridCol w:w="2041"/>
-              <w:gridCol w:w="2835"/>
-              <w:gridCol w:w="1360"/>
-              <w:gridCol w:w="2494"/>
-            </w:tblGrid>
-            <w:tr>
-              <w:tc>
-                <w:tcPr>
-                  <w:tcW w:type="dxa" w:w="2041"/>
-                  <w:tcMar>
-                    <w:top w:w="220" w:type="dxa"/>
-                    <w:bottom w:w="220" w:type="dxa"/>
-                    <w:left w:w="240" w:type="dxa"/>
-                    <w:right w:w="240" w:type="dxa"/>
-                  </w:tcMar>
-                  <w:vAlign w:val="top"/>
-                  <w:shd w:val="clear" w:color="auto" w:fill="C00000"/>
-                  <w:tcBorders>
-                    <w:top w:val="single" w:sz="4" w:color="C00000"/>
-                    <w:bottom w:val="single" w:sz="4" w:color="C00000"/>
-                    <w:left w:val="single" w:sz="4" w:color="C00000"/>
-                    <w:right w:val="single" w:sz="4" w:color="C00000"/>
-                  </w:tcBorders>
-                  <w:tcMar>
-                    <w:top w:w="220" w:type="dxa"/>
-                    <w:bottom w:w="220" w:type="dxa"/>
-                    <w:left w:w="240" w:type="dxa"/>
-                    <w:right w:w="240" w:type="dxa"/>
-                  </w:tcMar>
-                </w:tcPr>
-                <w:p>
-                  <w:r>
-                    <w:rPr>
-                      <w:rFonts w:ascii="Arial" w:hAnsi="Arial"/>
-                      <w:b/>
-                      <w:i w:val="0"/>
-                      <w:color w:val="FFFFFF"/>
-                      <w:sz w:val="20"/>
-                    </w:rPr>
-                    <w:t>OC4IDS path</w:t>
-                  </w:r>
-                </w:p>
-              </w:tc>
-              <w:tc>
-                <w:tcPr>
-                  <w:tcW w:type="dxa" w:w="2835"/>
-                  <w:tcMar>
-                    <w:top w:w="220" w:type="dxa"/>
-                    <w:bottom w:w="220" w:type="dxa"/>
-                    <w:left w:w="240" w:type="dxa"/>
-                    <w:right w:w="240" w:type="dxa"/>
-                  </w:tcMar>
-                  <w:vAlign w:val="top"/>
-                  <w:shd w:val="clear" w:color="auto" w:fill="C00000"/>
-                  <w:tcBorders>
-                    <w:top w:val="single" w:sz="4" w:color="C00000"/>
-                    <w:bottom w:val="single" w:sz="4" w:color="C00000"/>
-                    <w:left w:val="single" w:sz="4" w:color="C00000"/>
-                    <w:right w:val="single" w:sz="4" w:color="C00000"/>
-                  </w:tcBorders>
-                  <w:tcMar>
-                    <w:top w:w="220" w:type="dxa"/>
-                    <w:bottom w:w="220" w:type="dxa"/>
-                    <w:left w:w="240" w:type="dxa"/>
-                    <w:right w:w="240" w:type="dxa"/>
-                  </w:tcMar>
-                </w:tcPr>
-                <w:p>
-                  <w:r>
-                    <w:rPr>
-                      <w:rFonts w:ascii="Arial" w:hAnsi="Arial"/>
-                      <w:b/>
-                      <w:i w:val="0"/>
-                      <w:color w:val="FFFFFF"/>
-                      <w:sz w:val="20"/>
-                    </w:rPr>
-                    <w:t>ZPPA e-GP source path</w:t>
-                  </w:r>
-                </w:p>
-              </w:tc>
-              <w:tc>
-                <w:tcPr>
-                  <w:tcW w:type="dxa" w:w="1361"/>
-                  <w:tcMar>
-                    <w:top w:w="220" w:type="dxa"/>
-                    <w:bottom w:w="220" w:type="dxa"/>
-                    <w:left w:w="240" w:type="dxa"/>
-                    <w:right w:w="240" w:type="dxa"/>
-                  </w:tcMar>
-                  <w:vAlign w:val="top"/>
-                  <w:shd w:val="clear" w:color="auto" w:fill="C00000"/>
-                  <w:tcBorders>
-                    <w:top w:val="single" w:sz="4" w:color="C00000"/>
-                    <w:bottom w:val="single" w:sz="4" w:color="C00000"/>
-                    <w:left w:val="single" w:sz="4" w:color="C00000"/>
-                    <w:right w:val="single" w:sz="4" w:color="C00000"/>
-                  </w:tcBorders>
-                  <w:tcMar>
-                    <w:top w:w="220" w:type="dxa"/>
-                    <w:bottom w:w="220" w:type="dxa"/>
-                    <w:left w:w="240" w:type="dxa"/>
-                    <w:right w:w="240" w:type="dxa"/>
-                  </w:tcMar>
-                </w:tcPr>
-                <w:p>
-                  <w:r>
-                    <w:rPr>
-                      <w:rFonts w:ascii="Arial" w:hAnsi="Arial"/>
-                      <w:b/>
-                      <w:i w:val="0"/>
-                      <w:color w:val="FFFFFF"/>
-                      <w:sz w:val="20"/>
-                    </w:rPr>
-                    <w:t>Status</w:t>
-                  </w:r>
-                </w:p>
-              </w:tc>
-              <w:tc>
-                <w:tcPr>
-                  <w:tcW w:type="dxa" w:w="2494"/>
-                  <w:tcMar>
-                    <w:top w:w="220" w:type="dxa"/>
-                    <w:bottom w:w="220" w:type="dxa"/>
-                    <w:left w:w="240" w:type="dxa"/>
-                    <w:right w:w="240" w:type="dxa"/>
-                  </w:tcMar>
-                  <w:vAlign w:val="top"/>
-                  <w:shd w:val="clear" w:color="auto" w:fill="C00000"/>
-                  <w:tcBorders>
-                    <w:top w:val="single" w:sz="4" w:color="C00000"/>
-                    <w:bottom w:val="single" w:sz="4" w:color="C00000"/>
-                    <w:left w:val="single" w:sz="4" w:color="C00000"/>
-                    <w:right w:val="single" w:sz="4" w:color="C00000"/>
-                  </w:tcBorders>
-                  <w:tcMar>
-                    <w:top w:w="220" w:type="dxa"/>
-                    <w:bottom w:w="220" w:type="dxa"/>
-                    <w:left w:w="240" w:type="dxa"/>
-                    <w:right w:w="240" w:type="dxa"/>
-                  </w:tcMar>
-                </w:tcPr>
-                <w:p>
-                  <w:r>
-                    <w:rPr>
-                      <w:rFonts w:ascii="Arial" w:hAnsi="Arial"/>
-                      <w:b/>
-                      <w:i w:val="0"/>
-                      <w:color w:val="FFFFFF"/>
-                      <w:sz w:val="20"/>
-                    </w:rPr>
-                    <w:t>Disclosure pathway</w:t>
-                  </w:r>
-                </w:p>
-              </w:tc>
-            </w:tr>
-            <w:tr>
-              <w:trPr>
-                <w:trHeight w:val="907" w:hRule="atLeast"/>
-              </w:trPr>
-              <w:tc>
-                <w:tcPr>
-                  <w:tcW w:type="dxa" w:w="2041"/>
-                  <w:tcMar>
-                    <w:top w:w="180" w:type="dxa"/>
-                    <w:bottom w:w="180" w:type="dxa"/>
-                    <w:left w:w="240" w:type="dxa"/>
-                    <w:right w:w="240" w:type="dxa"/>
-                  </w:tcMar>
-                  <w:vAlign w:val="top"/>
-                  <w:tcBorders>
-                    <w:top w:val="nil"/>
-                    <w:bottom w:val="nil"/>
-                    <w:left w:val="nil"/>
-                    <w:right w:val="nil"/>
-                  </w:tcBorders>
-                  <w:shd w:val="clear" w:color="auto" w:fill="FFFFFF"/>
-                </w:tcPr>
-                <w:p>
-                  <w:r>
-                    <w:rPr>
-                      <w:rFonts w:ascii="Courier New" w:hAnsi="Courier New"/>
-                      <w:b w:val="0"/>
-                      <w:i w:val="0"/>
-                      <w:color w:val="4A4743"/>
-                      <w:sz w:val="19"/>
-                    </w:rPr>
-                    <w:t>/publicAuthority/name</w:t>
-                  </w:r>
-                </w:p>
-              </w:tc>
-              <w:tc>
-                <w:tcPr>
-                  <w:tcW w:type="dxa" w:w="2835"/>
-                  <w:tcMar>
-                    <w:top w:w="180" w:type="dxa"/>
-                    <w:bottom w:w="180" w:type="dxa"/>
-                    <w:left w:w="240" w:type="dxa"/>
-                    <w:right w:w="240" w:type="dxa"/>
-                  </w:tcMar>
-                  <w:vAlign w:val="top"/>
-                  <w:tcBorders>
-                    <w:top w:val="nil"/>
-                    <w:bottom w:val="nil"/>
-                    <w:left w:val="nil"/>
-                    <w:right w:val="nil"/>
-                  </w:tcBorders>
-                  <w:shd w:val="clear" w:color="auto" w:fill="FFFFFF"/>
-                </w:tcPr>
-                <w:p>
-                  <w:r>
-                    <w:rPr>
-                      <w:rFonts w:ascii="Courier New" w:hAnsi="Courier New"/>
-                      <w:b w:val="0"/>
-                      <w:i w:val="0"/>
-                      <w:color w:val="4A4743"/>
-                      <w:sz w:val="19"/>
-                    </w:rPr>
-                    <w:t>zppa_egp.project.publicAuthority.name</w:t>
-                  </w:r>
-                </w:p>
-              </w:tc>
-              <w:tc>
-                <w:tcPr>
-                  <w:tcW w:type="dxa" w:w="1361"/>
-                  <w:tcMar>
-                    <w:top w:w="180" w:type="dxa"/>
-                    <w:bottom w:w="180" w:type="dxa"/>
-                    <w:left w:w="240" w:type="dxa"/>
-                    <w:right w:w="240" w:type="dxa"/>
-                  </w:tcMar>
-                  <w:vAlign w:val="top"/>
-                  <w:tcBorders>
-                    <w:top w:val="nil"/>
-                    <w:bottom w:val="nil"/>
-                    <w:left w:val="nil"/>
-                    <w:right w:val="nil"/>
-                  </w:tcBorders>
-                  <w:shd w:val="clear" w:color="auto" w:fill="FFFFFF"/>
-                </w:tcPr>
-                <w:p>
-                  <w:r>
-                    <w:rPr>
-                      <w:rFonts w:ascii="Arial" w:hAnsi="Arial"/>
-                      <w:b/>
-                      <w:i w:val="0"/>
-                      <w:color w:val="4EA83D"/>
-                      <w:sz w:val="20"/>
-                    </w:rPr>
-                    <w:t>Populated</w:t>
-                  </w:r>
-                </w:p>
-              </w:tc>
-              <w:tc>
-                <w:tcPr>
-                  <w:tcW w:type="dxa" w:w="2494"/>
-                  <w:tcMar>
-                    <w:top w:w="180" w:type="dxa"/>
-                    <w:bottom w:w="180" w:type="dxa"/>
-                    <w:left w:w="240" w:type="dxa"/>
-                    <w:right w:w="240" w:type="dxa"/>
-                  </w:tcMar>
-                  <w:vAlign w:val="top"/>
-                  <w:tcBorders>
-                    <w:top w:val="nil"/>
-                    <w:bottom w:val="nil"/>
-                    <w:left w:val="nil"/>
-                    <w:right w:val="nil"/>
-                  </w:tcBorders>
-                  <w:shd w:val="clear" w:color="auto" w:fill="FFFFFF"/>
-                </w:tcPr>
-                <w:p>
-                  <w:r>
-                    <w:rPr>
-                      <w:rFonts w:ascii="Arial" w:hAnsi="Arial"/>
-                      <w:b w:val="0"/>
-                      <w:i w:val="0"/>
-                      <w:color w:val="4A4743"/>
-                      <w:sz w:val="20"/>
-                    </w:rPr>
-                    <w:t>Ready to publish</w:t>
-                  </w:r>
-                </w:p>
-              </w:tc>
-            </w:tr>
-          </w:tbl>
-          <w:p/>
-        </w:tc>
-      </w:tr>
-    </w:tbl>
-    <w:p>
-      <w:r>
-        <w:br w:type="page"/>
-      </w:r>
-    </w:p>
-    <w:p>
-      <w:pPr>
-        <w:keepNext/>
-        <w:spacing w:before="280" w:after="120"/>
-      </w:pPr>
-      <w:r>
-        <w:rPr>
-          <w:rFonts w:ascii="Arial" w:hAnsi="Arial"/>
-          <w:b/>
-          <w:i w:val="0"/>
-          <w:color w:val="B7251C"/>
-          <w:sz w:val="30"/>
-        </w:rPr>
-        <w:t>6.  Why the gaps exist</w:t>
-      </w:r>
-    </w:p>
-    <w:tbl>
-      <w:tblPr>
-        <w:jc w:val="left"/>
-        <w:tblLayout w:type="fixed"/>
-        <w:tblLook w:firstColumn="1" w:firstRow="1" w:lastColumn="0" w:lastRow="0" w:noHBand="0" w:noVBand="1" w:val="04A0"/>
-        <w:tblW w:w="9412" w:type="dxa"/>
+        <w:tblInd w:w="0" w:type="dxa"/>
       </w:tblPr>
       <w:tblGrid>
         <w:gridCol w:w="9412"/>
@@ -2294,7 +1632,7 @@
                 <w:color w:val="4A4743"/>
                 <w:sz w:val="21"/>
               </w:rPr>
-              <w:t>[QUOTE , Zambia team to paste the draft's description of the NCC monitoring role verbatim. The draft currently refers to NCC's statutory role without naming it as a 'collected but not yet disclosed' gap; typically something like: 'The National Council for Construction maintains inspection and project monitoring records under its statutory mandate, although these are not currently integrated with ZPPA's disclosure channels.']</w:t>
+              <w:t>The report says: “The National Council for Construction maintains inspection and project monitoring records under its statutory mandate, although these are not currently integrated with ZPPA’s disclosure channels.”</w:t>
             </w:r>
           </w:p>
         </w:tc>
@@ -2305,112 +1643,81 @@
         <w:spacing w:after="120" w:before="0"/>
       </w:pPr>
     </w:p>
-    <w:tbl>
-      <w:tblPr>
-        <w:jc w:val="left"/>
-        <w:tblLayout w:type="fixed"/>
-        <w:tblLook w:firstColumn="1" w:firstRow="1" w:lastColumn="0" w:lastRow="0" w:noHBand="0" w:noVBand="1" w:val="04A0"/>
-        <w:tblW w:w="9412" w:type="dxa"/>
-      </w:tblPr>
-      <w:tblGrid>
-        <w:gridCol w:w="9412"/>
-      </w:tblGrid>
-      <w:tr>
-        <w:tc>
-          <w:tcPr>
-            <w:tcW w:type="dxa" w:w="9411"/>
-            <w:shd w:val="clear" w:color="auto" w:fill="F3F2F1"/>
-            <w:tcBorders>
-              <w:top w:val="nil"/>
-              <w:bottom w:val="nil"/>
-              <w:left w:val="single" w:sz="36" w:color="B7251C"/>
-              <w:right w:val="nil"/>
-            </w:tcBorders>
-            <w:tcMar>
-              <w:top w:w="260" w:type="dxa"/>
-              <w:bottom w:w="260" w:type="dxa"/>
-              <w:left w:w="300" w:type="dxa"/>
-              <w:right w:w="300" w:type="dxa"/>
-            </w:tcMar>
-          </w:tcPr>
-          <w:p>
-            <w:r>
-              <w:rPr>
-                <w:rFonts w:ascii="Arial" w:hAnsi="Arial"/>
-                <w:b/>
-                <w:i w:val="0"/>
-                <w:color w:val="B7251C"/>
-                <w:sz w:val="19"/>
-              </w:rPr>
-              <w:t>REVIEW NOTE</w:t>
-            </w:r>
-            <w:r>
-              <w:rPr>
-                <w:rFonts w:ascii="Arial" w:hAnsi="Arial"/>
-                <w:b/>
-                <w:i w:val="0"/>
-                <w:color w:val="6B6A68"/>
-                <w:sz w:val="19"/>
-              </w:rPr>
-              <w:t xml:space="preserve">  (R5)   </w:t>
-            </w:r>
-            <w:r>
-              <w:rPr>
-                <w:rFonts w:ascii="Arial" w:hAnsi="Arial"/>
-                <w:b w:val="0"/>
-                <w:i w:val="0"/>
-                <w:color w:val="4A4743"/>
-                <w:sz w:val="21"/>
-              </w:rPr>
-              <w:t>The current draft lists gaps by phase but not by cause. This matters because different causes take different fixes: 'not collected' needs a new workflow, 'collected but not disclosed' needs integration, 'restricted by law' needs regulation. The strongest implicit finding in the current draft (NCC already collects implementation data) is a 'collected but not disclosed' gap; labelling it out loud reframes the whole recommendations section.</w:t>
-            </w:r>
-          </w:p>
-        </w:tc>
-      </w:tr>
-    </w:tbl>
     <w:p>
       <w:pPr>
-        <w:spacing w:after="160" w:before="0"/>
+        <w:spacing w:after="280" w:before="0"/>
       </w:pPr>
+      <w:r>
+        <w:rPr>
+          <w:rFonts w:ascii="Arial" w:hAnsi="Arial"/>
+          <w:b w:val="0"/>
+          <w:i w:val="0"/>
+          <w:color w:val="4A4743"/>
+          <w:sz w:val="21"/>
+        </w:rPr>
+        <w:t>Revision: classify every material gap against one of five causes (not collected, collected but not yet disclosed, only in unstructured documents, collected inconsistently, or restricted by law or workflow). Each cause takes a different fix. The Zambia-dominant cause is ‘collected but not yet disclosed’. Labelling it that way reframes the whole recommendations section.</w:t>
+      </w:r>
     </w:p>
     <w:p>
       <w:pPr>
-        <w:spacing w:before="0" w:after="240"/>
-        <w:jc w:val="center"/>
+        <w:keepNext/>
+        <w:spacing w:before="200" w:after="120"/>
       </w:pPr>
       <w:r>
-        <w:drawing>
-          <wp:inline xmlns:a="http://schemas.openxmlformats.org/drawingml/2006/main" xmlns:pic="http://schemas.openxmlformats.org/drawingml/2006/picture">
-            <wp:extent cx="5976000" cy="1692089"/>
-            <wp:docPr id="4" name="Picture 4"/>
-            <wp:cNvGraphicFramePr>
-              <a:graphicFrameLocks noChangeAspect="1"/>
-            </wp:cNvGraphicFramePr>
-            <a:graphic>
-              <a:graphicData uri="http://schemas.openxmlformats.org/drawingml/2006/picture">
-                <pic:pic>
-                  <pic:nvPicPr>
-                    <pic:cNvPr id="0" name="05-integration-pathway.png"/>
-                    <pic:cNvPicPr/>
-                  </pic:nvPicPr>
-                  <pic:blipFill>
-                    <a:blip r:embed="rId14"/>
-                    <a:stretch>
-                      <a:fillRect/>
-                    </a:stretch>
-                  </pic:blipFill>
-                  <pic:spPr>
-                    <a:xfrm>
-                      <a:off x="0" y="0"/>
-                      <a:ext cx="5976000" cy="1692089"/>
-                    </a:xfrm>
-                    <a:prstGeom prst="rect"/>
-                  </pic:spPr>
-                </pic:pic>
-              </a:graphicData>
-            </a:graphic>
-          </wp:inline>
-        </w:drawing>
+        <w:rPr>
+          <w:rFonts w:ascii="Arial" w:hAnsi="Arial"/>
+          <w:b/>
+          <w:i w:val="0"/>
+          <w:color w:val="4A4743"/>
+          <w:sz w:val="24"/>
+        </w:rPr>
+        <w:t>3.5  Data beyond OC4IDS (addresses R6)</w:t>
+      </w:r>
+    </w:p>
+    <w:p>
+      <w:pPr>
+        <w:spacing w:after="120" w:before="0"/>
+      </w:pPr>
+      <w:r>
+        <w:rPr>
+          <w:rFonts w:ascii="Arial" w:hAnsi="Arial"/>
+          <w:b w:val="0"/>
+          <w:i w:val="0"/>
+          <w:color w:val="4A4743"/>
+          <w:sz w:val="21"/>
+        </w:rPr>
+        <w:t>The current draft does not examine what the ZPPA e-GP or NCC systems publish that falls outside OC4IDS. Country-specific disclosure that could feed upstream to OCP is invisible. Preserving useful local fields as extensions is part of a mature mapping report.</w:t>
+      </w:r>
+    </w:p>
+    <w:p>
+      <w:pPr>
+        <w:spacing w:after="280" w:before="0"/>
+      </w:pPr>
+      <w:r>
+        <w:rPr>
+          <w:rFonts w:ascii="Arial" w:hAnsi="Arial"/>
+          <w:b w:val="0"/>
+          <w:i w:val="0"/>
+          <w:color w:val="4A4743"/>
+          <w:sz w:val="21"/>
+        </w:rPr>
+        <w:t>Revision: add a short section listing country-specific fields worth preserving as local extensions, with one or two worth proposing upstream. Each entry names the field and the reason.</w:t>
+      </w:r>
+    </w:p>
+    <w:p>
+      <w:pPr>
+        <w:keepNext/>
+        <w:spacing w:before="200" w:after="120"/>
+      </w:pPr>
+      <w:r>
+        <w:rPr>
+          <w:rFonts w:ascii="Arial" w:hAnsi="Arial"/>
+          <w:b/>
+          <w:i w:val="0"/>
+          <w:color w:val="4A4743"/>
+          <w:sz w:val="24"/>
+        </w:rPr>
+        <w:t>3.6  Decision summary (addresses R7)</w:t>
       </w:r>
     </w:p>
     <w:tbl>
@@ -2419,3259 +1726,7 @@
         <w:tblLayout w:type="fixed"/>
         <w:tblLook w:firstColumn="1" w:firstRow="1" w:lastColumn="0" w:lastRow="0" w:noHBand="0" w:noVBand="1" w:val="04A0"/>
         <w:tblW w:w="9412" w:type="dxa"/>
-      </w:tblPr>
-      <w:tblGrid>
-        <w:gridCol w:w="9412"/>
-      </w:tblGrid>
-      <w:tr>
-        <w:tc>
-          <w:tcPr>
-            <w:tcW w:type="dxa" w:w="9411"/>
-            <w:shd w:val="clear" w:color="auto" w:fill="FFFFFF"/>
-            <w:tcBorders>
-              <w:top w:val="nil"/>
-              <w:bottom w:val="nil"/>
-              <w:left w:val="single" w:sz="36" w:color="71B6C9"/>
-              <w:right w:val="nil"/>
-            </w:tcBorders>
-            <w:tcMar>
-              <w:top w:w="260" w:type="dxa"/>
-              <w:bottom w:w="260" w:type="dxa"/>
-              <w:left w:w="300" w:type="dxa"/>
-              <w:right w:w="300" w:type="dxa"/>
-            </w:tcMar>
-          </w:tcPr>
-          <w:p>
-            <w:pPr>
-              <w:spacing w:after="120"/>
-            </w:pPr>
-            <w:r>
-              <w:rPr>
-                <w:rFonts w:ascii="Arial" w:hAnsi="Arial"/>
-                <w:b/>
-                <w:i w:val="0"/>
-                <w:color w:val="71B6C9"/>
-                <w:sz w:val="19"/>
-              </w:rPr>
-              <w:t>EXAMPLE</w:t>
-            </w:r>
-            <w:r>
-              <w:rPr>
-                <w:rFonts w:ascii="Arial" w:hAnsi="Arial"/>
-                <w:b w:val="0"/>
-                <w:i/>
-                <w:color w:val="6B6A68"/>
-                <w:sz w:val="19"/>
-              </w:rPr>
-              <w:t xml:space="preserve">   Five-cause typology for gap classification</w:t>
-            </w:r>
-          </w:p>
-          <w:p>
-            <w:pPr>
-              <w:spacing w:before="40" w:after="120"/>
-            </w:pPr>
-            <w:r>
-              <w:rPr>
-                <w:rFonts w:ascii="Arial" w:hAnsi="Arial"/>
-                <w:b w:val="0"/>
-                <w:i/>
-                <w:color w:val="4A4743"/>
-                <w:sz w:val="21"/>
-              </w:rPr>
-              <w:t>Classify every material gap against the five causes below. The Zambia-dominant cause is the second row, highlighted in red.</w:t>
-            </w:r>
-          </w:p>
-          <w:tbl>
-            <w:tblPr>
-              <w:jc w:val="left"/>
-              <w:tblLayout w:type="fixed"/>
-              <w:tblLook w:firstColumn="1" w:firstRow="1" w:lastColumn="0" w:lastRow="0" w:noHBand="0" w:noVBand="1" w:val="04A0"/>
-              <w:tblW w:w="8731" w:type="dxa"/>
-            </w:tblPr>
-            <w:tblGrid>
-              <w:gridCol w:w="1927"/>
-              <w:gridCol w:w="2268"/>
-              <w:gridCol w:w="2268"/>
-              <w:gridCol w:w="2268"/>
-            </w:tblGrid>
-            <w:tr>
-              <w:tc>
-                <w:tcPr>
-                  <w:tcW w:type="dxa" w:w="1928"/>
-                  <w:tcMar>
-                    <w:top w:w="220" w:type="dxa"/>
-                    <w:bottom w:w="220" w:type="dxa"/>
-                    <w:left w:w="240" w:type="dxa"/>
-                    <w:right w:w="240" w:type="dxa"/>
-                  </w:tcMar>
-                  <w:vAlign w:val="top"/>
-                  <w:shd w:val="clear" w:color="auto" w:fill="C00000"/>
-                  <w:tcBorders>
-                    <w:top w:val="single" w:sz="4" w:color="C00000"/>
-                    <w:bottom w:val="single" w:sz="4" w:color="C00000"/>
-                    <w:left w:val="single" w:sz="4" w:color="C00000"/>
-                    <w:right w:val="single" w:sz="4" w:color="C00000"/>
-                  </w:tcBorders>
-                  <w:tcMar>
-                    <w:top w:w="220" w:type="dxa"/>
-                    <w:bottom w:w="220" w:type="dxa"/>
-                    <w:left w:w="240" w:type="dxa"/>
-                    <w:right w:w="240" w:type="dxa"/>
-                  </w:tcMar>
-                </w:tcPr>
-                <w:p>
-                  <w:r>
-                    <w:rPr>
-                      <w:rFonts w:ascii="Arial" w:hAnsi="Arial"/>
-                      <w:b/>
-                      <w:i w:val="0"/>
-                      <w:color w:val="FFFFFF"/>
-                      <w:sz w:val="20"/>
-                    </w:rPr>
-                    <w:t>Cause</w:t>
-                  </w:r>
-                </w:p>
-              </w:tc>
-              <w:tc>
-                <w:tcPr>
-                  <w:tcW w:type="dxa" w:w="2268"/>
-                  <w:tcMar>
-                    <w:top w:w="220" w:type="dxa"/>
-                    <w:bottom w:w="220" w:type="dxa"/>
-                    <w:left w:w="240" w:type="dxa"/>
-                    <w:right w:w="240" w:type="dxa"/>
-                  </w:tcMar>
-                  <w:vAlign w:val="top"/>
-                  <w:shd w:val="clear" w:color="auto" w:fill="C00000"/>
-                  <w:tcBorders>
-                    <w:top w:val="single" w:sz="4" w:color="C00000"/>
-                    <w:bottom w:val="single" w:sz="4" w:color="C00000"/>
-                    <w:left w:val="single" w:sz="4" w:color="C00000"/>
-                    <w:right w:val="single" w:sz="4" w:color="C00000"/>
-                  </w:tcBorders>
-                  <w:tcMar>
-                    <w:top w:w="220" w:type="dxa"/>
-                    <w:bottom w:w="220" w:type="dxa"/>
-                    <w:left w:w="240" w:type="dxa"/>
-                    <w:right w:w="240" w:type="dxa"/>
-                  </w:tcMar>
-                </w:tcPr>
-                <w:p>
-                  <w:r>
-                    <w:rPr>
-                      <w:rFonts w:ascii="Arial" w:hAnsi="Arial"/>
-                      <w:b/>
-                      <w:i w:val="0"/>
-                      <w:color w:val="FFFFFF"/>
-                      <w:sz w:val="20"/>
-                    </w:rPr>
-                    <w:t>What it means</w:t>
-                  </w:r>
-                </w:p>
-              </w:tc>
-              <w:tc>
-                <w:tcPr>
-                  <w:tcW w:type="dxa" w:w="2268"/>
-                  <w:tcMar>
-                    <w:top w:w="220" w:type="dxa"/>
-                    <w:bottom w:w="220" w:type="dxa"/>
-                    <w:left w:w="240" w:type="dxa"/>
-                    <w:right w:w="240" w:type="dxa"/>
-                  </w:tcMar>
-                  <w:vAlign w:val="top"/>
-                  <w:shd w:val="clear" w:color="auto" w:fill="C00000"/>
-                  <w:tcBorders>
-                    <w:top w:val="single" w:sz="4" w:color="C00000"/>
-                    <w:bottom w:val="single" w:sz="4" w:color="C00000"/>
-                    <w:left w:val="single" w:sz="4" w:color="C00000"/>
-                    <w:right w:val="single" w:sz="4" w:color="C00000"/>
-                  </w:tcBorders>
-                  <w:tcMar>
-                    <w:top w:w="220" w:type="dxa"/>
-                    <w:bottom w:w="220" w:type="dxa"/>
-                    <w:left w:w="240" w:type="dxa"/>
-                    <w:right w:w="240" w:type="dxa"/>
-                  </w:tcMar>
-                </w:tcPr>
-                <w:p>
-                  <w:r>
-                    <w:rPr>
-                      <w:rFonts w:ascii="Arial" w:hAnsi="Arial"/>
-                      <w:b/>
-                      <w:i w:val="0"/>
-                      <w:color w:val="FFFFFF"/>
-                      <w:sz w:val="20"/>
-                    </w:rPr>
-                    <w:t>Zambia example</w:t>
-                  </w:r>
-                </w:p>
-              </w:tc>
-              <w:tc>
-                <w:tcPr>
-                  <w:tcW w:type="dxa" w:w="2268"/>
-                  <w:tcMar>
-                    <w:top w:w="220" w:type="dxa"/>
-                    <w:bottom w:w="220" w:type="dxa"/>
-                    <w:left w:w="240" w:type="dxa"/>
-                    <w:right w:w="240" w:type="dxa"/>
-                  </w:tcMar>
-                  <w:vAlign w:val="top"/>
-                  <w:shd w:val="clear" w:color="auto" w:fill="C00000"/>
-                  <w:tcBorders>
-                    <w:top w:val="single" w:sz="4" w:color="C00000"/>
-                    <w:bottom w:val="single" w:sz="4" w:color="C00000"/>
-                    <w:left w:val="single" w:sz="4" w:color="C00000"/>
-                    <w:right w:val="single" w:sz="4" w:color="C00000"/>
-                  </w:tcBorders>
-                  <w:tcMar>
-                    <w:top w:w="220" w:type="dxa"/>
-                    <w:bottom w:w="220" w:type="dxa"/>
-                    <w:left w:w="240" w:type="dxa"/>
-                    <w:right w:w="240" w:type="dxa"/>
-                  </w:tcMar>
-                </w:tcPr>
-                <w:p>
-                  <w:r>
-                    <w:rPr>
-                      <w:rFonts w:ascii="Arial" w:hAnsi="Arial"/>
-                      <w:b/>
-                      <w:i w:val="0"/>
-                      <w:color w:val="FFFFFF"/>
-                      <w:sz w:val="20"/>
-                    </w:rPr>
-                    <w:t>What fixes it</w:t>
-                  </w:r>
-                </w:p>
-              </w:tc>
-            </w:tr>
-            <w:tr>
-              <w:trPr>
-                <w:trHeight w:val="907" w:hRule="atLeast"/>
-              </w:trPr>
-              <w:tc>
-                <w:tcPr>
-                  <w:tcW w:type="dxa" w:w="1928"/>
-                  <w:tcMar>
-                    <w:top w:w="180" w:type="dxa"/>
-                    <w:bottom w:w="180" w:type="dxa"/>
-                    <w:left w:w="240" w:type="dxa"/>
-                    <w:right w:w="240" w:type="dxa"/>
-                  </w:tcMar>
-                  <w:vAlign w:val="top"/>
-                  <w:tcBorders>
-                    <w:top w:val="nil"/>
-                    <w:bottom w:val="nil"/>
-                    <w:left w:val="nil"/>
-                    <w:right w:val="nil"/>
-                  </w:tcBorders>
-                  <w:shd w:val="clear" w:color="auto" w:fill="FFFFFF"/>
-                </w:tcPr>
-                <w:p>
-                  <w:r>
-                    <w:rPr>
-                      <w:rFonts w:ascii="Arial" w:hAnsi="Arial"/>
-                      <w:b w:val="0"/>
-                      <w:i w:val="0"/>
-                      <w:color w:val="4A4743"/>
-                      <w:sz w:val="19"/>
-                    </w:rPr>
-                    <w:t>Not collected</w:t>
-                  </w:r>
-                </w:p>
-              </w:tc>
-              <w:tc>
-                <w:tcPr>
-                  <w:tcW w:type="dxa" w:w="2268"/>
-                  <w:tcMar>
-                    <w:top w:w="180" w:type="dxa"/>
-                    <w:bottom w:w="180" w:type="dxa"/>
-                    <w:left w:w="240" w:type="dxa"/>
-                    <w:right w:w="240" w:type="dxa"/>
-                  </w:tcMar>
-                  <w:vAlign w:val="top"/>
-                  <w:tcBorders>
-                    <w:top w:val="nil"/>
-                    <w:bottom w:val="nil"/>
-                    <w:left w:val="nil"/>
-                    <w:right w:val="nil"/>
-                  </w:tcBorders>
-                  <w:shd w:val="clear" w:color="auto" w:fill="FFFFFF"/>
-                </w:tcPr>
-                <w:p>
-                  <w:r>
-                    <w:rPr>
-                      <w:rFonts w:ascii="Arial" w:hAnsi="Arial"/>
-                      <w:b w:val="0"/>
-                      <w:i w:val="0"/>
-                      <w:color w:val="4A4743"/>
-                      <w:sz w:val="19"/>
-                    </w:rPr>
-                    <w:t>Data does not exist in any reviewed system.</w:t>
-                  </w:r>
-                </w:p>
-              </w:tc>
-              <w:tc>
-                <w:tcPr>
-                  <w:tcW w:type="dxa" w:w="2268"/>
-                  <w:tcMar>
-                    <w:top w:w="180" w:type="dxa"/>
-                    <w:bottom w:w="180" w:type="dxa"/>
-                    <w:left w:w="240" w:type="dxa"/>
-                    <w:right w:w="240" w:type="dxa"/>
-                  </w:tcMar>
-                  <w:vAlign w:val="top"/>
-                  <w:tcBorders>
-                    <w:top w:val="nil"/>
-                    <w:bottom w:val="nil"/>
-                    <w:left w:val="nil"/>
-                    <w:right w:val="nil"/>
-                  </w:tcBorders>
-                  <w:shd w:val="clear" w:color="auto" w:fill="FFFFFF"/>
-                </w:tcPr>
-                <w:p>
-                  <w:r>
-                    <w:rPr>
-                      <w:rFonts w:ascii="Arial" w:hAnsi="Arial"/>
-                      <w:b w:val="0"/>
-                      <w:i w:val="0"/>
-                      <w:color w:val="4A4743"/>
-                      <w:sz w:val="19"/>
-                    </w:rPr>
-                    <w:t>Maintenance schedules.</w:t>
-                  </w:r>
-                </w:p>
-              </w:tc>
-              <w:tc>
-                <w:tcPr>
-                  <w:tcW w:type="dxa" w:w="2268"/>
-                  <w:tcMar>
-                    <w:top w:w="180" w:type="dxa"/>
-                    <w:bottom w:w="180" w:type="dxa"/>
-                    <w:left w:w="240" w:type="dxa"/>
-                    <w:right w:w="240" w:type="dxa"/>
-                  </w:tcMar>
-                  <w:vAlign w:val="top"/>
-                  <w:tcBorders>
-                    <w:top w:val="nil"/>
-                    <w:bottom w:val="nil"/>
-                    <w:left w:val="nil"/>
-                    <w:right w:val="nil"/>
-                  </w:tcBorders>
-                  <w:shd w:val="clear" w:color="auto" w:fill="FFFFFF"/>
-                </w:tcPr>
-                <w:p>
-                  <w:r>
-                    <w:rPr>
-                      <w:rFonts w:ascii="Arial" w:hAnsi="Arial"/>
-                      <w:b w:val="0"/>
-                      <w:i w:val="0"/>
-                      <w:color w:val="4A4743"/>
-                      <w:sz w:val="19"/>
-                    </w:rPr>
-                    <w:t>New workflow plus budget.</w:t>
-                  </w:r>
-                </w:p>
-              </w:tc>
-            </w:tr>
-            <w:tr>
-              <w:trPr>
-                <w:trHeight w:val="907" w:hRule="atLeast"/>
-              </w:trPr>
-              <w:tc>
-                <w:tcPr>
-                  <w:tcW w:type="dxa" w:w="1928"/>
-                  <w:tcMar>
-                    <w:top w:w="180" w:type="dxa"/>
-                    <w:bottom w:w="180" w:type="dxa"/>
-                    <w:left w:w="240" w:type="dxa"/>
-                    <w:right w:w="240" w:type="dxa"/>
-                  </w:tcMar>
-                  <w:vAlign w:val="top"/>
-                  <w:tcBorders>
-                    <w:top w:val="nil"/>
-                    <w:bottom w:val="nil"/>
-                    <w:left w:val="nil"/>
-                    <w:right w:val="nil"/>
-                  </w:tcBorders>
-                  <w:shd w:val="clear" w:color="auto" w:fill="F3F2F1"/>
-                </w:tcPr>
-                <w:p>
-                  <w:r>
-                    <w:rPr>
-                      <w:rFonts w:ascii="Arial" w:hAnsi="Arial"/>
-                      <w:b/>
-                      <w:i w:val="0"/>
-                      <w:color w:val="B7251C"/>
-                      <w:sz w:val="19"/>
-                    </w:rPr>
-                    <w:t>Collected but not yet disclosed</w:t>
-                  </w:r>
-                </w:p>
-              </w:tc>
-              <w:tc>
-                <w:tcPr>
-                  <w:tcW w:type="dxa" w:w="2268"/>
-                  <w:tcMar>
-                    <w:top w:w="180" w:type="dxa"/>
-                    <w:bottom w:w="180" w:type="dxa"/>
-                    <w:left w:w="240" w:type="dxa"/>
-                    <w:right w:w="240" w:type="dxa"/>
-                  </w:tcMar>
-                  <w:vAlign w:val="top"/>
-                  <w:tcBorders>
-                    <w:top w:val="nil"/>
-                    <w:bottom w:val="nil"/>
-                    <w:left w:val="nil"/>
-                    <w:right w:val="nil"/>
-                  </w:tcBorders>
-                  <w:shd w:val="clear" w:color="auto" w:fill="F3F2F1"/>
-                </w:tcPr>
-                <w:p>
-                  <w:r>
-                    <w:rPr>
-                      <w:rFonts w:ascii="Arial" w:hAnsi="Arial"/>
-                      <w:b w:val="0"/>
-                      <w:i w:val="0"/>
-                      <w:color w:val="4A4743"/>
-                      <w:sz w:val="19"/>
-                    </w:rPr>
-                    <w:t>Data exists inside government, often with legal disclosure authority, but does not reach the public.</w:t>
-                  </w:r>
-                </w:p>
-              </w:tc>
-              <w:tc>
-                <w:tcPr>
-                  <w:tcW w:type="dxa" w:w="2268"/>
-                  <w:tcMar>
-                    <w:top w:w="180" w:type="dxa"/>
-                    <w:bottom w:w="180" w:type="dxa"/>
-                    <w:left w:w="240" w:type="dxa"/>
-                    <w:right w:w="240" w:type="dxa"/>
-                  </w:tcMar>
-                  <w:vAlign w:val="top"/>
-                  <w:tcBorders>
-                    <w:top w:val="nil"/>
-                    <w:bottom w:val="nil"/>
-                    <w:left w:val="nil"/>
-                    <w:right w:val="nil"/>
-                  </w:tcBorders>
-                  <w:shd w:val="clear" w:color="auto" w:fill="F3F2F1"/>
-                </w:tcPr>
-                <w:p>
-                  <w:r>
-                    <w:rPr>
-                      <w:rFonts w:ascii="Arial" w:hAnsi="Arial"/>
-                      <w:b w:val="0"/>
-                      <w:i w:val="0"/>
-                      <w:color w:val="4A4743"/>
-                      <w:sz w:val="19"/>
-                    </w:rPr>
-                    <w:t>Contract variations and payment certificates held by NCC.</w:t>
-                  </w:r>
-                </w:p>
-              </w:tc>
-              <w:tc>
-                <w:tcPr>
-                  <w:tcW w:type="dxa" w:w="2268"/>
-                  <w:tcMar>
-                    <w:top w:w="180" w:type="dxa"/>
-                    <w:bottom w:w="180" w:type="dxa"/>
-                    <w:left w:w="240" w:type="dxa"/>
-                    <w:right w:w="240" w:type="dxa"/>
-                  </w:tcMar>
-                  <w:vAlign w:val="top"/>
-                  <w:tcBorders>
-                    <w:top w:val="nil"/>
-                    <w:bottom w:val="nil"/>
-                    <w:left w:val="nil"/>
-                    <w:right w:val="nil"/>
-                  </w:tcBorders>
-                  <w:shd w:val="clear" w:color="auto" w:fill="F3F2F1"/>
-                </w:tcPr>
-                <w:p>
-                  <w:r>
-                    <w:rPr>
-                      <w:rFonts w:ascii="Arial" w:hAnsi="Arial"/>
-                      <w:b w:val="0"/>
-                      <w:i w:val="0"/>
-                      <w:color w:val="4A4743"/>
-                      <w:sz w:val="19"/>
-                    </w:rPr>
-                    <w:t>Integration between systems. A short statutory instrument may be enough.</w:t>
-                  </w:r>
-                </w:p>
-              </w:tc>
-            </w:tr>
-            <w:tr>
-              <w:trPr>
-                <w:trHeight w:val="907" w:hRule="atLeast"/>
-              </w:trPr>
-              <w:tc>
-                <w:tcPr>
-                  <w:tcW w:type="dxa" w:w="1928"/>
-                  <w:tcMar>
-                    <w:top w:w="180" w:type="dxa"/>
-                    <w:bottom w:w="180" w:type="dxa"/>
-                    <w:left w:w="240" w:type="dxa"/>
-                    <w:right w:w="240" w:type="dxa"/>
-                  </w:tcMar>
-                  <w:vAlign w:val="top"/>
-                  <w:tcBorders>
-                    <w:top w:val="nil"/>
-                    <w:bottom w:val="nil"/>
-                    <w:left w:val="nil"/>
-                    <w:right w:val="nil"/>
-                  </w:tcBorders>
-                  <w:shd w:val="clear" w:color="auto" w:fill="FFFFFF"/>
-                </w:tcPr>
-                <w:p>
-                  <w:r>
-                    <w:rPr>
-                      <w:rFonts w:ascii="Arial" w:hAnsi="Arial"/>
-                      <w:b w:val="0"/>
-                      <w:i w:val="0"/>
-                      <w:color w:val="4A4743"/>
-                      <w:sz w:val="19"/>
-                    </w:rPr>
-                    <w:t>Only in unstructured documents</w:t>
-                  </w:r>
-                </w:p>
-              </w:tc>
-              <w:tc>
-                <w:tcPr>
-                  <w:tcW w:type="dxa" w:w="2268"/>
-                  <w:tcMar>
-                    <w:top w:w="180" w:type="dxa"/>
-                    <w:bottom w:w="180" w:type="dxa"/>
-                    <w:left w:w="240" w:type="dxa"/>
-                    <w:right w:w="240" w:type="dxa"/>
-                  </w:tcMar>
-                  <w:vAlign w:val="top"/>
-                  <w:tcBorders>
-                    <w:top w:val="nil"/>
-                    <w:bottom w:val="nil"/>
-                    <w:left w:val="nil"/>
-                    <w:right w:val="nil"/>
-                  </w:tcBorders>
-                  <w:shd w:val="clear" w:color="auto" w:fill="FFFFFF"/>
-                </w:tcPr>
-                <w:p>
-                  <w:r>
-                    <w:rPr>
-                      <w:rFonts w:ascii="Arial" w:hAnsi="Arial"/>
-                      <w:b w:val="0"/>
-                      <w:i w:val="0"/>
-                      <w:color w:val="4A4743"/>
-                      <w:sz w:val="19"/>
-                    </w:rPr>
-                    <w:t>Data exists but sits inside PDFs or scanned forms, unfielded.</w:t>
-                  </w:r>
-                </w:p>
-              </w:tc>
-              <w:tc>
-                <w:tcPr>
-                  <w:tcW w:type="dxa" w:w="2268"/>
-                  <w:tcMar>
-                    <w:top w:w="180" w:type="dxa"/>
-                    <w:bottom w:w="180" w:type="dxa"/>
-                    <w:left w:w="240" w:type="dxa"/>
-                    <w:right w:w="240" w:type="dxa"/>
-                  </w:tcMar>
-                  <w:vAlign w:val="top"/>
-                  <w:tcBorders>
-                    <w:top w:val="nil"/>
-                    <w:bottom w:val="nil"/>
-                    <w:left w:val="nil"/>
-                    <w:right w:val="nil"/>
-                  </w:tcBorders>
-                  <w:shd w:val="clear" w:color="auto" w:fill="FFFFFF"/>
-                </w:tcPr>
-                <w:p>
-                  <w:r>
-                    <w:rPr>
-                      <w:rFonts w:ascii="Arial" w:hAnsi="Arial"/>
-                      <w:b w:val="0"/>
-                      <w:i w:val="0"/>
-                      <w:color w:val="4A4743"/>
-                      <w:sz w:val="19"/>
-                    </w:rPr>
-                    <w:t>Project briefs, ESIA narratives.</w:t>
-                  </w:r>
-                </w:p>
-              </w:tc>
-              <w:tc>
-                <w:tcPr>
-                  <w:tcW w:type="dxa" w:w="2268"/>
-                  <w:tcMar>
-                    <w:top w:w="180" w:type="dxa"/>
-                    <w:bottom w:w="180" w:type="dxa"/>
-                    <w:left w:w="240" w:type="dxa"/>
-                    <w:right w:w="240" w:type="dxa"/>
-                  </w:tcMar>
-                  <w:vAlign w:val="top"/>
-                  <w:tcBorders>
-                    <w:top w:val="nil"/>
-                    <w:bottom w:val="nil"/>
-                    <w:left w:val="nil"/>
-                    <w:right w:val="nil"/>
-                  </w:tcBorders>
-                  <w:shd w:val="clear" w:color="auto" w:fill="FFFFFF"/>
-                </w:tcPr>
-                <w:p>
-                  <w:r>
-                    <w:rPr>
-                      <w:rFonts w:ascii="Arial" w:hAnsi="Arial"/>
-                      <w:b w:val="0"/>
-                      <w:i w:val="0"/>
-                      <w:color w:val="4A4743"/>
-                      <w:sz w:val="19"/>
-                    </w:rPr>
-                    <w:t>Fielded metadata at upload.</w:t>
-                  </w:r>
-                </w:p>
-              </w:tc>
-            </w:tr>
-            <w:tr>
-              <w:trPr>
-                <w:trHeight w:val="907" w:hRule="atLeast"/>
-              </w:trPr>
-              <w:tc>
-                <w:tcPr>
-                  <w:tcW w:type="dxa" w:w="1928"/>
-                  <w:tcMar>
-                    <w:top w:w="180" w:type="dxa"/>
-                    <w:bottom w:w="180" w:type="dxa"/>
-                    <w:left w:w="240" w:type="dxa"/>
-                    <w:right w:w="240" w:type="dxa"/>
-                  </w:tcMar>
-                  <w:vAlign w:val="top"/>
-                  <w:tcBorders>
-                    <w:top w:val="nil"/>
-                    <w:bottom w:val="nil"/>
-                    <w:left w:val="nil"/>
-                    <w:right w:val="nil"/>
-                  </w:tcBorders>
-                  <w:shd w:val="clear" w:color="auto" w:fill="F3F2F1"/>
-                </w:tcPr>
-                <w:p>
-                  <w:r>
-                    <w:rPr>
-                      <w:rFonts w:ascii="Arial" w:hAnsi="Arial"/>
-                      <w:b w:val="0"/>
-                      <w:i w:val="0"/>
-                      <w:color w:val="4A4743"/>
-                      <w:sz w:val="19"/>
-                    </w:rPr>
-                    <w:t>Collected inconsistently</w:t>
-                  </w:r>
-                </w:p>
-              </w:tc>
-              <w:tc>
-                <w:tcPr>
-                  <w:tcW w:type="dxa" w:w="2268"/>
-                  <w:tcMar>
-                    <w:top w:w="180" w:type="dxa"/>
-                    <w:bottom w:w="180" w:type="dxa"/>
-                    <w:left w:w="240" w:type="dxa"/>
-                    <w:right w:w="240" w:type="dxa"/>
-                  </w:tcMar>
-                  <w:vAlign w:val="top"/>
-                  <w:tcBorders>
-                    <w:top w:val="nil"/>
-                    <w:bottom w:val="nil"/>
-                    <w:left w:val="nil"/>
-                    <w:right w:val="nil"/>
-                  </w:tcBorders>
-                  <w:shd w:val="clear" w:color="auto" w:fill="F3F2F1"/>
-                </w:tcPr>
-                <w:p>
-                  <w:r>
-                    <w:rPr>
-                      <w:rFonts w:ascii="Arial" w:hAnsi="Arial"/>
-                      <w:b w:val="0"/>
-                      <w:i w:val="0"/>
-                      <w:color w:val="4A4743"/>
-                      <w:sz w:val="19"/>
-                    </w:rPr>
-                    <w:t>Captured on some projects, not others; format varies.</w:t>
-                  </w:r>
-                </w:p>
-              </w:tc>
-              <w:tc>
-                <w:tcPr>
-                  <w:tcW w:type="dxa" w:w="2268"/>
-                  <w:tcMar>
-                    <w:top w:w="180" w:type="dxa"/>
-                    <w:bottom w:w="180" w:type="dxa"/>
-                    <w:left w:w="240" w:type="dxa"/>
-                    <w:right w:w="240" w:type="dxa"/>
-                  </w:tcMar>
-                  <w:vAlign w:val="top"/>
-                  <w:tcBorders>
-                    <w:top w:val="nil"/>
-                    <w:bottom w:val="nil"/>
-                    <w:left w:val="nil"/>
-                    <w:right w:val="nil"/>
-                  </w:tcBorders>
-                  <w:shd w:val="clear" w:color="auto" w:fill="F3F2F1"/>
-                </w:tcPr>
-                <w:p>
-                  <w:r>
-                    <w:rPr>
-                      <w:rFonts w:ascii="Arial" w:hAnsi="Arial"/>
-                      <w:b w:val="0"/>
-                      <w:i w:val="0"/>
-                      <w:color w:val="4A4743"/>
-                      <w:sz w:val="19"/>
-                    </w:rPr>
-                    <w:t>Tender-evaluation free-text fields.</w:t>
-                  </w:r>
-                </w:p>
-              </w:tc>
-              <w:tc>
-                <w:tcPr>
-                  <w:tcW w:type="dxa" w:w="2268"/>
-                  <w:tcMar>
-                    <w:top w:w="180" w:type="dxa"/>
-                    <w:bottom w:w="180" w:type="dxa"/>
-                    <w:left w:w="240" w:type="dxa"/>
-                    <w:right w:w="240" w:type="dxa"/>
-                  </w:tcMar>
-                  <w:vAlign w:val="top"/>
-                  <w:tcBorders>
-                    <w:top w:val="nil"/>
-                    <w:bottom w:val="nil"/>
-                    <w:left w:val="nil"/>
-                    <w:right w:val="nil"/>
-                  </w:tcBorders>
-                  <w:shd w:val="clear" w:color="auto" w:fill="F3F2F1"/>
-                </w:tcPr>
-                <w:p>
-                  <w:r>
-                    <w:rPr>
-                      <w:rFonts w:ascii="Arial" w:hAnsi="Arial"/>
-                      <w:b w:val="0"/>
-                      <w:i w:val="0"/>
-                      <w:color w:val="4A4743"/>
-                      <w:sz w:val="19"/>
-                    </w:rPr>
-                    <w:t>Standardisation before publication.</w:t>
-                  </w:r>
-                </w:p>
-              </w:tc>
-            </w:tr>
-            <w:tr>
-              <w:trPr>
-                <w:trHeight w:val="907" w:hRule="atLeast"/>
-              </w:trPr>
-              <w:tc>
-                <w:tcPr>
-                  <w:tcW w:type="dxa" w:w="1928"/>
-                  <w:tcMar>
-                    <w:top w:w="180" w:type="dxa"/>
-                    <w:bottom w:w="180" w:type="dxa"/>
-                    <w:left w:w="240" w:type="dxa"/>
-                    <w:right w:w="240" w:type="dxa"/>
-                  </w:tcMar>
-                  <w:vAlign w:val="top"/>
-                  <w:tcBorders>
-                    <w:top w:val="nil"/>
-                    <w:bottom w:val="nil"/>
-                    <w:left w:val="nil"/>
-                    <w:right w:val="nil"/>
-                  </w:tcBorders>
-                  <w:shd w:val="clear" w:color="auto" w:fill="FFFFFF"/>
-                </w:tcPr>
-                <w:p>
-                  <w:r>
-                    <w:rPr>
-                      <w:rFonts w:ascii="Arial" w:hAnsi="Arial"/>
-                      <w:b w:val="0"/>
-                      <w:i w:val="0"/>
-                      <w:color w:val="4A4743"/>
-                      <w:sz w:val="19"/>
-                    </w:rPr>
-                    <w:t>Restricted by law or workflow</w:t>
-                  </w:r>
-                </w:p>
-              </w:tc>
-              <w:tc>
-                <w:tcPr>
-                  <w:tcW w:type="dxa" w:w="2268"/>
-                  <w:tcMar>
-                    <w:top w:w="180" w:type="dxa"/>
-                    <w:bottom w:w="180" w:type="dxa"/>
-                    <w:left w:w="240" w:type="dxa"/>
-                    <w:right w:w="240" w:type="dxa"/>
-                  </w:tcMar>
-                  <w:vAlign w:val="top"/>
-                  <w:tcBorders>
-                    <w:top w:val="nil"/>
-                    <w:bottom w:val="nil"/>
-                    <w:left w:val="nil"/>
-                    <w:right w:val="nil"/>
-                  </w:tcBorders>
-                  <w:shd w:val="clear" w:color="auto" w:fill="FFFFFF"/>
-                </w:tcPr>
-                <w:p>
-                  <w:r>
-                    <w:rPr>
-                      <w:rFonts w:ascii="Arial" w:hAnsi="Arial"/>
-                      <w:b w:val="0"/>
-                      <w:i w:val="0"/>
-                      <w:color w:val="4A4743"/>
-                      <w:sz w:val="19"/>
-                    </w:rPr>
-                    <w:t>Data exists but a specific legal provision or internal policy blocks disclosure.</w:t>
-                  </w:r>
-                </w:p>
-              </w:tc>
-              <w:tc>
-                <w:tcPr>
-                  <w:tcW w:type="dxa" w:w="2268"/>
-                  <w:tcMar>
-                    <w:top w:w="180" w:type="dxa"/>
-                    <w:bottom w:w="180" w:type="dxa"/>
-                    <w:left w:w="240" w:type="dxa"/>
-                    <w:right w:w="240" w:type="dxa"/>
-                  </w:tcMar>
-                  <w:vAlign w:val="top"/>
-                  <w:tcBorders>
-                    <w:top w:val="nil"/>
-                    <w:bottom w:val="nil"/>
-                    <w:left w:val="nil"/>
-                    <w:right w:val="nil"/>
-                  </w:tcBorders>
-                  <w:shd w:val="clear" w:color="auto" w:fill="FFFFFF"/>
-                </w:tcPr>
-                <w:p>
-                  <w:r>
-                    <w:rPr>
-                      <w:rFonts w:ascii="Arial" w:hAnsi="Arial"/>
-                      <w:b w:val="0"/>
-                      <w:i w:val="0"/>
-                      <w:color w:val="4A4743"/>
-                      <w:sz w:val="19"/>
-                    </w:rPr>
-                    <w:t>Beneficial ownership of contracting firms.</w:t>
-                  </w:r>
-                </w:p>
-              </w:tc>
-              <w:tc>
-                <w:tcPr>
-                  <w:tcW w:type="dxa" w:w="2268"/>
-                  <w:tcMar>
-                    <w:top w:w="180" w:type="dxa"/>
-                    <w:bottom w:w="180" w:type="dxa"/>
-                    <w:left w:w="240" w:type="dxa"/>
-                    <w:right w:w="240" w:type="dxa"/>
-                  </w:tcMar>
-                  <w:vAlign w:val="top"/>
-                  <w:tcBorders>
-                    <w:top w:val="nil"/>
-                    <w:bottom w:val="nil"/>
-                    <w:left w:val="nil"/>
-                    <w:right w:val="nil"/>
-                  </w:tcBorders>
-                  <w:shd w:val="clear" w:color="auto" w:fill="FFFFFF"/>
-                </w:tcPr>
-                <w:p>
-                  <w:r>
-                    <w:rPr>
-                      <w:rFonts w:ascii="Arial" w:hAnsi="Arial"/>
-                      <w:b w:val="0"/>
-                      <w:i w:val="0"/>
-                      <w:color w:val="4A4743"/>
-                      <w:sz w:val="19"/>
-                    </w:rPr>
-                    <w:t>Regulation or policy change, not a technical fix.</w:t>
-                  </w:r>
-                </w:p>
-              </w:tc>
-            </w:tr>
-          </w:tbl>
-          <w:p/>
-        </w:tc>
-      </w:tr>
-    </w:tbl>
-    <w:p>
-      <w:r>
-        <w:br w:type="page"/>
-      </w:r>
-    </w:p>
-    <w:p>
-      <w:pPr>
-        <w:keepNext/>
-        <w:spacing w:before="280" w:after="120"/>
-      </w:pPr>
-      <w:r>
-        <w:rPr>
-          <w:rFonts w:ascii="Arial" w:hAnsi="Arial"/>
-          <w:b/>
-          <w:i w:val="0"/>
-          <w:color w:val="B7251C"/>
-          <w:sz w:val="30"/>
-        </w:rPr>
-        <w:t>7.  Data beyond OC4IDS</w:t>
-      </w:r>
-    </w:p>
-    <w:tbl>
-      <w:tblPr>
-        <w:jc w:val="left"/>
-        <w:tblLayout w:type="fixed"/>
-        <w:tblLook w:firstColumn="1" w:firstRow="1" w:lastColumn="0" w:lastRow="0" w:noHBand="0" w:noVBand="1" w:val="04A0"/>
-        <w:tblW w:w="9412" w:type="dxa"/>
-      </w:tblPr>
-      <w:tblGrid>
-        <w:gridCol w:w="9412"/>
-      </w:tblGrid>
-      <w:tr>
-        <w:tc>
-          <w:tcPr>
-            <w:tcW w:type="dxa" w:w="9411"/>
-            <w:shd w:val="clear" w:color="auto" w:fill="F3F2F1"/>
-            <w:tcBorders>
-              <w:top w:val="nil"/>
-              <w:bottom w:val="nil"/>
-              <w:left w:val="single" w:sz="36" w:color="B7251C"/>
-              <w:right w:val="nil"/>
-            </w:tcBorders>
-            <w:tcMar>
-              <w:top w:w="260" w:type="dxa"/>
-              <w:bottom w:w="260" w:type="dxa"/>
-              <w:left w:w="300" w:type="dxa"/>
-              <w:right w:w="300" w:type="dxa"/>
-            </w:tcMar>
-          </w:tcPr>
-          <w:p>
-            <w:r>
-              <w:rPr>
-                <w:rFonts w:ascii="Arial" w:hAnsi="Arial"/>
-                <w:b/>
-                <w:i w:val="0"/>
-                <w:color w:val="B7251C"/>
-                <w:sz w:val="19"/>
-              </w:rPr>
-              <w:t>REVIEW NOTE</w:t>
-            </w:r>
-            <w:r>
-              <w:rPr>
-                <w:rFonts w:ascii="Arial" w:hAnsi="Arial"/>
-                <w:b/>
-                <w:i w:val="0"/>
-                <w:color w:val="6B6A68"/>
-                <w:sz w:val="19"/>
-              </w:rPr>
-              <w:t xml:space="preserve">  (R6)   </w:t>
-            </w:r>
-            <w:r>
-              <w:rPr>
-                <w:rFonts w:ascii="Arial" w:hAnsi="Arial"/>
-                <w:b w:val="0"/>
-                <w:i w:val="0"/>
-                <w:color w:val="4A4743"/>
-                <w:sz w:val="21"/>
-              </w:rPr>
-              <w:t>The current draft does not examine what the ZPPA e-GP or NCC systems publish that falls outside OC4IDS. Country-specific disclosure that could feed upstream to OCP is invisible. Preserving useful local fields as extensions (rather than dropping them) is part of a mature mapping report. Three candidate extensions identified from the template appear below.</w:t>
-            </w:r>
-          </w:p>
-        </w:tc>
-      </w:tr>
-    </w:tbl>
-    <w:p>
-      <w:pPr>
-        <w:spacing w:after="200" w:before="0"/>
-      </w:pPr>
-    </w:p>
-    <w:tbl>
-      <w:tblPr>
-        <w:jc w:val="left"/>
-        <w:tblLayout w:type="fixed"/>
-        <w:tblLook w:firstColumn="1" w:firstRow="1" w:lastColumn="0" w:lastRow="0" w:noHBand="0" w:noVBand="1" w:val="04A0"/>
-        <w:tblW w:w="9412" w:type="dxa"/>
-      </w:tblPr>
-      <w:tblGrid>
-        <w:gridCol w:w="9412"/>
-      </w:tblGrid>
-      <w:tr>
-        <w:tc>
-          <w:tcPr>
-            <w:tcW w:type="dxa" w:w="9411"/>
-            <w:shd w:val="clear" w:color="auto" w:fill="FFFFFF"/>
-            <w:tcBorders>
-              <w:top w:val="nil"/>
-              <w:bottom w:val="nil"/>
-              <w:left w:val="single" w:sz="36" w:color="71B6C9"/>
-              <w:right w:val="nil"/>
-            </w:tcBorders>
-            <w:tcMar>
-              <w:top w:w="260" w:type="dxa"/>
-              <w:bottom w:w="260" w:type="dxa"/>
-              <w:left w:w="300" w:type="dxa"/>
-              <w:right w:w="300" w:type="dxa"/>
-            </w:tcMar>
-          </w:tcPr>
-          <w:p>
-            <w:pPr>
-              <w:spacing w:after="120"/>
-            </w:pPr>
-            <w:r>
-              <w:rPr>
-                <w:rFonts w:ascii="Arial" w:hAnsi="Arial"/>
-                <w:b/>
-                <w:i w:val="0"/>
-                <w:color w:val="71B6C9"/>
-                <w:sz w:val="19"/>
-              </w:rPr>
-              <w:t>EXAMPLE</w:t>
-            </w:r>
-            <w:r>
-              <w:rPr>
-                <w:rFonts w:ascii="Arial" w:hAnsi="Arial"/>
-                <w:b w:val="0"/>
-                <w:i/>
-                <w:color w:val="6B6A68"/>
-                <w:sz w:val="19"/>
-              </w:rPr>
-              <w:t xml:space="preserve">   Target content for the non-template-fields section</w:t>
-            </w:r>
-          </w:p>
-          <w:p>
-            <w:pPr>
-              <w:spacing w:before="40" w:after="120"/>
-            </w:pPr>
-            <w:r>
-              <w:rPr>
-                <w:rFonts w:ascii="Arial" w:hAnsi="Arial"/>
-                <w:b w:val="0"/>
-                <w:i/>
-                <w:color w:val="4A4743"/>
-                <w:sz w:val="21"/>
-              </w:rPr>
-              <w:t>Country-specific fields worth preserving as OC4IDS extensions:</w:t>
-            </w:r>
-          </w:p>
-          <w:tbl>
-            <w:tblPr>
-              <w:jc w:val="left"/>
-              <w:tblLayout w:type="fixed"/>
-              <w:tblLook w:firstColumn="1" w:firstRow="1" w:lastColumn="0" w:lastRow="0" w:noHBand="0" w:noVBand="1" w:val="04A0"/>
-              <w:tblW w:w="8731" w:type="dxa"/>
-            </w:tblPr>
-            <w:tblGrid>
-              <w:gridCol w:w="2948"/>
-              <w:gridCol w:w="5783"/>
-            </w:tblGrid>
-            <w:tr>
-              <w:tc>
-                <w:tcPr>
-                  <w:tcW w:type="dxa" w:w="2948"/>
-                  <w:tcMar>
-                    <w:top w:w="220" w:type="dxa"/>
-                    <w:bottom w:w="220" w:type="dxa"/>
-                    <w:left w:w="240" w:type="dxa"/>
-                    <w:right w:w="240" w:type="dxa"/>
-                  </w:tcMar>
-                  <w:vAlign w:val="top"/>
-                  <w:shd w:val="clear" w:color="auto" w:fill="C00000"/>
-                  <w:tcBorders>
-                    <w:top w:val="single" w:sz="4" w:color="C00000"/>
-                    <w:bottom w:val="single" w:sz="4" w:color="C00000"/>
-                    <w:left w:val="single" w:sz="4" w:color="C00000"/>
-                    <w:right w:val="single" w:sz="4" w:color="C00000"/>
-                  </w:tcBorders>
-                  <w:tcMar>
-                    <w:top w:w="220" w:type="dxa"/>
-                    <w:bottom w:w="220" w:type="dxa"/>
-                    <w:left w:w="240" w:type="dxa"/>
-                    <w:right w:w="240" w:type="dxa"/>
-                  </w:tcMar>
-                </w:tcPr>
-                <w:p>
-                  <w:r>
-                    <w:rPr>
-                      <w:rFonts w:ascii="Arial" w:hAnsi="Arial"/>
-                      <w:b/>
-                      <w:i w:val="0"/>
-                      <w:color w:val="FFFFFF"/>
-                      <w:sz w:val="20"/>
-                    </w:rPr>
-                    <w:t>Zambia-specific field</w:t>
-                  </w:r>
-                </w:p>
-              </w:tc>
-              <w:tc>
-                <w:tcPr>
-                  <w:tcW w:type="dxa" w:w="5783"/>
-                  <w:tcMar>
-                    <w:top w:w="220" w:type="dxa"/>
-                    <w:bottom w:w="220" w:type="dxa"/>
-                    <w:left w:w="240" w:type="dxa"/>
-                    <w:right w:w="240" w:type="dxa"/>
-                  </w:tcMar>
-                  <w:vAlign w:val="top"/>
-                  <w:shd w:val="clear" w:color="auto" w:fill="C00000"/>
-                  <w:tcBorders>
-                    <w:top w:val="single" w:sz="4" w:color="C00000"/>
-                    <w:bottom w:val="single" w:sz="4" w:color="C00000"/>
-                    <w:left w:val="single" w:sz="4" w:color="C00000"/>
-                    <w:right w:val="single" w:sz="4" w:color="C00000"/>
-                  </w:tcBorders>
-                  <w:tcMar>
-                    <w:top w:w="220" w:type="dxa"/>
-                    <w:bottom w:w="220" w:type="dxa"/>
-                    <w:left w:w="240" w:type="dxa"/>
-                    <w:right w:w="240" w:type="dxa"/>
-                  </w:tcMar>
-                </w:tcPr>
-                <w:p>
-                  <w:r>
-                    <w:rPr>
-                      <w:rFonts w:ascii="Arial" w:hAnsi="Arial"/>
-                      <w:b/>
-                      <w:i w:val="0"/>
-                      <w:color w:val="FFFFFF"/>
-                      <w:sz w:val="20"/>
-                    </w:rPr>
-                    <w:t>Why preserve it as an OC4IDS extension</w:t>
-                  </w:r>
-                </w:p>
-              </w:tc>
-            </w:tr>
-            <w:tr>
-              <w:trPr>
-                <w:trHeight w:val="850" w:hRule="atLeast"/>
-              </w:trPr>
-              <w:tc>
-                <w:tcPr>
-                  <w:tcW w:type="dxa" w:w="2948"/>
-                  <w:tcMar>
-                    <w:top w:w="180" w:type="dxa"/>
-                    <w:bottom w:w="180" w:type="dxa"/>
-                    <w:left w:w="240" w:type="dxa"/>
-                    <w:right w:w="240" w:type="dxa"/>
-                  </w:tcMar>
-                  <w:vAlign w:val="top"/>
-                  <w:shd w:val="clear" w:color="auto" w:fill="FFFFFF"/>
-                  <w:tcBorders>
-                    <w:top w:val="nil"/>
-                    <w:bottom w:val="nil"/>
-                    <w:left w:val="nil"/>
-                    <w:right w:val="nil"/>
-                  </w:tcBorders>
-                </w:tcPr>
-                <w:p>
-                  <w:r>
-                    <w:rPr>
-                      <w:rFonts w:ascii="Arial" w:hAnsi="Arial"/>
-                      <w:b/>
-                      <w:i w:val="0"/>
-                      <w:color w:val="4A4743"/>
-                      <w:sz w:val="20"/>
-                    </w:rPr>
-                    <w:t>Local project-reference scheme</w:t>
-                  </w:r>
-                </w:p>
-              </w:tc>
-              <w:tc>
-                <w:tcPr>
-                  <w:tcW w:type="dxa" w:w="5783"/>
-                  <w:tcMar>
-                    <w:top w:w="180" w:type="dxa"/>
-                    <w:bottom w:w="180" w:type="dxa"/>
-                    <w:left w:w="240" w:type="dxa"/>
-                    <w:right w:w="240" w:type="dxa"/>
-                  </w:tcMar>
-                  <w:vAlign w:val="top"/>
-                  <w:shd w:val="clear" w:color="auto" w:fill="FFFFFF"/>
-                  <w:tcBorders>
-                    <w:top w:val="nil"/>
-                    <w:bottom w:val="nil"/>
-                    <w:left w:val="nil"/>
-                    <w:right w:val="nil"/>
-                  </w:tcBorders>
-                </w:tcPr>
-                <w:p>
-                  <w:r>
-                    <w:rPr>
-                      <w:rFonts w:ascii="Arial" w:hAnsi="Arial"/>
-                      <w:b w:val="0"/>
-                      <w:i w:val="0"/>
-                      <w:color w:val="4A4743"/>
-                      <w:sz w:val="20"/>
-                    </w:rPr>
-                    <w:t>A 14-character code combining sector, ministry, and year of approval. Used as internal cross-reference by the Ministry of Finance. Candidate for an extension field (zambia:projectReference).</w:t>
-                  </w:r>
-                </w:p>
-              </w:tc>
-            </w:tr>
-            <w:tr>
-              <w:trPr>
-                <w:trHeight w:val="850" w:hRule="atLeast"/>
-              </w:trPr>
-              <w:tc>
-                <w:tcPr>
-                  <w:tcW w:type="dxa" w:w="2948"/>
-                  <w:tcMar>
-                    <w:top w:w="180" w:type="dxa"/>
-                    <w:bottom w:w="180" w:type="dxa"/>
-                    <w:left w:w="240" w:type="dxa"/>
-                    <w:right w:w="240" w:type="dxa"/>
-                  </w:tcMar>
-                  <w:vAlign w:val="top"/>
-                  <w:shd w:val="clear" w:color="auto" w:fill="F3F2F1"/>
-                  <w:tcBorders>
-                    <w:top w:val="nil"/>
-                    <w:bottom w:val="nil"/>
-                    <w:left w:val="nil"/>
-                    <w:right w:val="nil"/>
-                  </w:tcBorders>
-                </w:tcPr>
-                <w:p>
-                  <w:r>
-                    <w:rPr>
-                      <w:rFonts w:ascii="Arial" w:hAnsi="Arial"/>
-                      <w:b/>
-                      <w:i w:val="0"/>
-                      <w:color w:val="4A4743"/>
-                      <w:sz w:val="20"/>
-                    </w:rPr>
-                    <w:t>NCC contractor grade</w:t>
-                  </w:r>
-                </w:p>
-              </w:tc>
-              <w:tc>
-                <w:tcPr>
-                  <w:tcW w:type="dxa" w:w="5783"/>
-                  <w:tcMar>
-                    <w:top w:w="180" w:type="dxa"/>
-                    <w:bottom w:w="180" w:type="dxa"/>
-                    <w:left w:w="240" w:type="dxa"/>
-                    <w:right w:w="240" w:type="dxa"/>
-                  </w:tcMar>
-                  <w:vAlign w:val="top"/>
-                  <w:shd w:val="clear" w:color="auto" w:fill="F3F2F1"/>
-                  <w:tcBorders>
-                    <w:top w:val="nil"/>
-                    <w:bottom w:val="nil"/>
-                    <w:left w:val="nil"/>
-                    <w:right w:val="nil"/>
-                  </w:tcBorders>
-                </w:tcPr>
-                <w:p>
-                  <w:r>
-                    <w:rPr>
-                      <w:rFonts w:ascii="Arial" w:hAnsi="Arial"/>
-                      <w:b w:val="0"/>
-                      <w:i w:val="0"/>
-                      <w:color w:val="4A4743"/>
-                      <w:sz w:val="20"/>
-                    </w:rPr>
-                    <w:t>A capability grade (1 to 6) assigned by NCC to registered contractors. Informs cross-country comparisons of contractor capacity. Candidate for the Parties sheet (zambia:contractorGrade).</w:t>
-                  </w:r>
-                </w:p>
-              </w:tc>
-            </w:tr>
-            <w:tr>
-              <w:trPr>
-                <w:trHeight w:val="850" w:hRule="atLeast"/>
-              </w:trPr>
-              <w:tc>
-                <w:tcPr>
-                  <w:tcW w:type="dxa" w:w="2948"/>
-                  <w:tcMar>
-                    <w:top w:w="180" w:type="dxa"/>
-                    <w:bottom w:w="180" w:type="dxa"/>
-                    <w:left w:w="240" w:type="dxa"/>
-                    <w:right w:w="240" w:type="dxa"/>
-                  </w:tcMar>
-                  <w:vAlign w:val="top"/>
-                  <w:shd w:val="clear" w:color="auto" w:fill="FFFFFF"/>
-                  <w:tcBorders>
-                    <w:top w:val="nil"/>
-                    <w:bottom w:val="nil"/>
-                    <w:left w:val="nil"/>
-                    <w:right w:val="nil"/>
-                  </w:tcBorders>
-                </w:tcPr>
-                <w:p>
-                  <w:r>
-                    <w:rPr>
-                      <w:rFonts w:ascii="Arial" w:hAnsi="Arial"/>
-                      <w:b/>
-                      <w:i w:val="0"/>
-                      <w:color w:val="4A4743"/>
-                      <w:sz w:val="20"/>
-                    </w:rPr>
-                    <w:t>Force-account flag</w:t>
-                  </w:r>
-                </w:p>
-              </w:tc>
-              <w:tc>
-                <w:tcPr>
-                  <w:tcW w:type="dxa" w:w="5783"/>
-                  <w:tcMar>
-                    <w:top w:w="180" w:type="dxa"/>
-                    <w:bottom w:w="180" w:type="dxa"/>
-                    <w:left w:w="240" w:type="dxa"/>
-                    <w:right w:w="240" w:type="dxa"/>
-                  </w:tcMar>
-                  <w:vAlign w:val="top"/>
-                  <w:shd w:val="clear" w:color="auto" w:fill="FFFFFF"/>
-                  <w:tcBorders>
-                    <w:top w:val="nil"/>
-                    <w:bottom w:val="nil"/>
-                    <w:left w:val="nil"/>
-                    <w:right w:val="nil"/>
-                  </w:tcBorders>
-                </w:tcPr>
-                <w:p>
-                  <w:r>
-                    <w:rPr>
-                      <w:rFonts w:ascii="Arial" w:hAnsi="Arial"/>
-                      <w:b w:val="0"/>
-                      <w:i w:val="0"/>
-                      <w:color w:val="4A4743"/>
-                      <w:sz w:val="20"/>
-                    </w:rPr>
-                    <w:t>A flag indicating whether implementation is by direct government labour. Currently invisible in OC4IDS. Worth proposing to OCP for inclusion in the procurement-method codelist.</w:t>
-                  </w:r>
-                </w:p>
-              </w:tc>
-            </w:tr>
-          </w:tbl>
-          <w:p/>
-        </w:tc>
-      </w:tr>
-    </w:tbl>
-    <w:p>
-      <w:r>
-        <w:br w:type="page"/>
-      </w:r>
-    </w:p>
-    <w:p>
-      <w:pPr>
-        <w:keepNext/>
-        <w:spacing w:before="280" w:after="120"/>
-      </w:pPr>
-      <w:r>
-        <w:rPr>
-          <w:rFonts w:ascii="Arial" w:hAnsi="Arial"/>
-          <w:b/>
-          <w:i w:val="0"/>
-          <w:color w:val="B7251C"/>
-          <w:sz w:val="30"/>
-        </w:rPr>
-        <w:t>8.  Priority revisions requested</w:t>
-      </w:r>
-    </w:p>
-    <w:tbl>
-      <w:tblPr>
-        <w:jc w:val="left"/>
-        <w:tblLayout w:type="fixed"/>
-        <w:tblLook w:firstColumn="1" w:firstRow="1" w:lastColumn="0" w:lastRow="0" w:noHBand="0" w:noVBand="1" w:val="04A0"/>
-        <w:tblW w:w="9412" w:type="dxa"/>
-      </w:tblPr>
-      <w:tblGrid>
-        <w:gridCol w:w="9412"/>
-      </w:tblGrid>
-      <w:tr>
-        <w:tc>
-          <w:tcPr>
-            <w:tcW w:type="dxa" w:w="9411"/>
-            <w:shd w:val="clear" w:color="auto" w:fill="F3F2F1"/>
-            <w:tcBorders>
-              <w:top w:val="nil"/>
-              <w:bottom w:val="nil"/>
-              <w:left w:val="single" w:sz="36" w:color="B7251C"/>
-              <w:right w:val="nil"/>
-            </w:tcBorders>
-            <w:tcMar>
-              <w:top w:w="260" w:type="dxa"/>
-              <w:bottom w:w="260" w:type="dxa"/>
-              <w:left w:w="300" w:type="dxa"/>
-              <w:right w:w="300" w:type="dxa"/>
-            </w:tcMar>
-          </w:tcPr>
-          <w:p>
-            <w:r>
-              <w:rPr>
-                <w:rFonts w:ascii="Arial" w:hAnsi="Arial"/>
-                <w:b/>
-                <w:i w:val="0"/>
-                <w:color w:val="B7251C"/>
-                <w:sz w:val="19"/>
-              </w:rPr>
-              <w:t>REVIEW NOTE</w:t>
-            </w:r>
-            <w:r>
-              <w:rPr>
-                <w:rFonts w:ascii="Arial" w:hAnsi="Arial"/>
-                <w:b/>
-                <w:i w:val="0"/>
-                <w:color w:val="6B6A68"/>
-                <w:sz w:val="19"/>
-              </w:rPr>
-              <w:t xml:space="preserve">  (R4)   </w:t>
-            </w:r>
-            <w:r>
-              <w:rPr>
-                <w:rFonts w:ascii="Arial" w:hAnsi="Arial"/>
-                <w:b w:val="0"/>
-                <w:i w:val="0"/>
-                <w:color w:val="4A4743"/>
-                <w:sz w:val="21"/>
-              </w:rPr>
-              <w:t>Recommendations 6.1 to 6.6 in the current draft are directional. None names an institution, a person, or a quarter. The table below lists the ten revisions this review asks for, each with a proposed owner. Timelines are placeholders; the MSG sets them. Sections 3 through 9 above each cite one of these identifiers.</w:t>
-            </w:r>
-          </w:p>
-        </w:tc>
-      </w:tr>
-    </w:tbl>
-    <w:p>
-      <w:pPr>
-        <w:spacing w:after="200" w:before="0"/>
-      </w:pPr>
-    </w:p>
-    <w:tbl>
-      <w:tblPr>
-        <w:jc w:val="left"/>
-        <w:tblLayout w:type="fixed"/>
-        <w:tblLook w:firstColumn="1" w:firstRow="1" w:lastColumn="0" w:lastRow="0" w:noHBand="0" w:noVBand="1" w:val="04A0"/>
-        <w:tblW w:w="9412" w:type="dxa"/>
-      </w:tblPr>
-      <w:tblGrid>
-        <w:gridCol w:w="510"/>
-        <w:gridCol w:w="1020"/>
-        <w:gridCol w:w="2381"/>
-        <w:gridCol w:w="3458"/>
-        <w:gridCol w:w="2041"/>
-      </w:tblGrid>
-      <w:tr>
-        <w:tc>
-          <w:tcPr>
-            <w:tcW w:type="dxa" w:w="510"/>
-            <w:tcMar>
-              <w:top w:w="220" w:type="dxa"/>
-              <w:bottom w:w="220" w:type="dxa"/>
-              <w:left w:w="240" w:type="dxa"/>
-              <w:right w:w="240" w:type="dxa"/>
-            </w:tcMar>
-            <w:vAlign w:val="top"/>
-            <w:shd w:val="clear" w:color="auto" w:fill="C00000"/>
-            <w:tcBorders>
-              <w:top w:val="single" w:sz="4" w:color="C00000"/>
-              <w:bottom w:val="single" w:sz="4" w:color="C00000"/>
-              <w:left w:val="single" w:sz="4" w:color="C00000"/>
-              <w:right w:val="single" w:sz="4" w:color="C00000"/>
-            </w:tcBorders>
-            <w:tcMar>
-              <w:top w:w="220" w:type="dxa"/>
-              <w:bottom w:w="220" w:type="dxa"/>
-              <w:left w:w="240" w:type="dxa"/>
-              <w:right w:w="240" w:type="dxa"/>
-            </w:tcMar>
-          </w:tcPr>
-          <w:p>
-            <w:r>
-              <w:rPr>
-                <w:rFonts w:ascii="Arial" w:hAnsi="Arial"/>
-                <w:b/>
-                <w:i w:val="0"/>
-                <w:color w:val="FFFFFF"/>
-                <w:sz w:val="19"/>
-              </w:rPr>
-              <w:t>Ref</w:t>
-            </w:r>
-          </w:p>
-        </w:tc>
-        <w:tc>
-          <w:tcPr>
-            <w:tcW w:type="dxa" w:w="1020"/>
-            <w:tcMar>
-              <w:top w:w="220" w:type="dxa"/>
-              <w:bottom w:w="220" w:type="dxa"/>
-              <w:left w:w="240" w:type="dxa"/>
-              <w:right w:w="240" w:type="dxa"/>
-            </w:tcMar>
-            <w:vAlign w:val="top"/>
-            <w:shd w:val="clear" w:color="auto" w:fill="C00000"/>
-            <w:tcBorders>
-              <w:top w:val="single" w:sz="4" w:color="C00000"/>
-              <w:bottom w:val="single" w:sz="4" w:color="C00000"/>
-              <w:left w:val="single" w:sz="4" w:color="C00000"/>
-              <w:right w:val="single" w:sz="4" w:color="C00000"/>
-            </w:tcBorders>
-            <w:tcMar>
-              <w:top w:w="220" w:type="dxa"/>
-              <w:bottom w:w="220" w:type="dxa"/>
-              <w:left w:w="240" w:type="dxa"/>
-              <w:right w:w="240" w:type="dxa"/>
-            </w:tcMar>
-          </w:tcPr>
-          <w:p>
-            <w:r>
-              <w:rPr>
-                <w:rFonts w:ascii="Arial" w:hAnsi="Arial"/>
-                <w:b/>
-                <w:i w:val="0"/>
-                <w:color w:val="FFFFFF"/>
-                <w:sz w:val="19"/>
-              </w:rPr>
-              <w:t>Priority</w:t>
-            </w:r>
-          </w:p>
-        </w:tc>
-        <w:tc>
-          <w:tcPr>
-            <w:tcW w:type="dxa" w:w="2381"/>
-            <w:tcMar>
-              <w:top w:w="220" w:type="dxa"/>
-              <w:bottom w:w="220" w:type="dxa"/>
-              <w:left w:w="240" w:type="dxa"/>
-              <w:right w:w="240" w:type="dxa"/>
-            </w:tcMar>
-            <w:vAlign w:val="top"/>
-            <w:shd w:val="clear" w:color="auto" w:fill="C00000"/>
-            <w:tcBorders>
-              <w:top w:val="single" w:sz="4" w:color="C00000"/>
-              <w:bottom w:val="single" w:sz="4" w:color="C00000"/>
-              <w:left w:val="single" w:sz="4" w:color="C00000"/>
-              <w:right w:val="single" w:sz="4" w:color="C00000"/>
-            </w:tcBorders>
-            <w:tcMar>
-              <w:top w:w="220" w:type="dxa"/>
-              <w:bottom w:w="220" w:type="dxa"/>
-              <w:left w:w="240" w:type="dxa"/>
-              <w:right w:w="240" w:type="dxa"/>
-            </w:tcMar>
-          </w:tcPr>
-          <w:p>
-            <w:r>
-              <w:rPr>
-                <w:rFonts w:ascii="Arial" w:hAnsi="Arial"/>
-                <w:b/>
-                <w:i w:val="0"/>
-                <w:color w:val="FFFFFF"/>
-                <w:sz w:val="19"/>
-              </w:rPr>
-              <w:t>Issue</w:t>
-            </w:r>
-          </w:p>
-        </w:tc>
-        <w:tc>
-          <w:tcPr>
-            <w:tcW w:type="dxa" w:w="3458"/>
-            <w:tcMar>
-              <w:top w:w="220" w:type="dxa"/>
-              <w:bottom w:w="220" w:type="dxa"/>
-              <w:left w:w="240" w:type="dxa"/>
-              <w:right w:w="240" w:type="dxa"/>
-            </w:tcMar>
-            <w:vAlign w:val="top"/>
-            <w:shd w:val="clear" w:color="auto" w:fill="C00000"/>
-            <w:tcBorders>
-              <w:top w:val="single" w:sz="4" w:color="C00000"/>
-              <w:bottom w:val="single" w:sz="4" w:color="C00000"/>
-              <w:left w:val="single" w:sz="4" w:color="C00000"/>
-              <w:right w:val="single" w:sz="4" w:color="C00000"/>
-            </w:tcBorders>
-            <w:tcMar>
-              <w:top w:w="220" w:type="dxa"/>
-              <w:bottom w:w="220" w:type="dxa"/>
-              <w:left w:w="240" w:type="dxa"/>
-              <w:right w:w="240" w:type="dxa"/>
-            </w:tcMar>
-          </w:tcPr>
-          <w:p>
-            <w:r>
-              <w:rPr>
-                <w:rFonts w:ascii="Arial" w:hAnsi="Arial"/>
-                <w:b/>
-                <w:i w:val="0"/>
-                <w:color w:val="FFFFFF"/>
-                <w:sz w:val="19"/>
-              </w:rPr>
-              <w:t>Revision requested</w:t>
-            </w:r>
-          </w:p>
-        </w:tc>
-        <w:tc>
-          <w:tcPr>
-            <w:tcW w:type="dxa" w:w="2041"/>
-            <w:tcMar>
-              <w:top w:w="220" w:type="dxa"/>
-              <w:bottom w:w="220" w:type="dxa"/>
-              <w:left w:w="240" w:type="dxa"/>
-              <w:right w:w="240" w:type="dxa"/>
-            </w:tcMar>
-            <w:vAlign w:val="top"/>
-            <w:shd w:val="clear" w:color="auto" w:fill="C00000"/>
-            <w:tcBorders>
-              <w:top w:val="single" w:sz="4" w:color="C00000"/>
-              <w:bottom w:val="single" w:sz="4" w:color="C00000"/>
-              <w:left w:val="single" w:sz="4" w:color="C00000"/>
-              <w:right w:val="single" w:sz="4" w:color="C00000"/>
-            </w:tcBorders>
-            <w:tcMar>
-              <w:top w:w="220" w:type="dxa"/>
-              <w:bottom w:w="220" w:type="dxa"/>
-              <w:left w:w="240" w:type="dxa"/>
-              <w:right w:w="240" w:type="dxa"/>
-            </w:tcMar>
-          </w:tcPr>
-          <w:p>
-            <w:r>
-              <w:rPr>
-                <w:rFonts w:ascii="Arial" w:hAnsi="Arial"/>
-                <w:b/>
-                <w:i w:val="0"/>
-                <w:color w:val="FFFFFF"/>
-                <w:sz w:val="19"/>
-              </w:rPr>
-              <w:t>Proposed owner</w:t>
-            </w:r>
-          </w:p>
-        </w:tc>
-      </w:tr>
-      <w:tr>
-        <w:trPr>
-          <w:trHeight w:val="907" w:hRule="atLeast"/>
-        </w:trPr>
-        <w:tc>
-          <w:tcPr>
-            <w:tcW w:type="dxa" w:w="510"/>
-            <w:tcMar>
-              <w:top w:w="180" w:type="dxa"/>
-              <w:bottom w:w="180" w:type="dxa"/>
-              <w:left w:w="240" w:type="dxa"/>
-              <w:right w:w="240" w:type="dxa"/>
-            </w:tcMar>
-            <w:vAlign w:val="top"/>
-            <w:shd w:val="clear" w:color="auto" w:fill="FFFFFF"/>
-            <w:tcBorders>
-              <w:top w:val="nil"/>
-              <w:bottom w:val="nil"/>
-              <w:left w:val="nil"/>
-              <w:right w:val="nil"/>
-            </w:tcBorders>
-          </w:tcPr>
-          <w:p>
-            <w:r>
-              <w:rPr>
-                <w:rFonts w:ascii="Arial" w:hAnsi="Arial"/>
-                <w:b/>
-                <w:i w:val="0"/>
-                <w:color w:val="4A4743"/>
-                <w:sz w:val="19"/>
-              </w:rPr>
-              <w:t>R1</w:t>
-            </w:r>
-          </w:p>
-        </w:tc>
-        <w:tc>
-          <w:tcPr>
-            <w:tcW w:type="dxa" w:w="1020"/>
-            <w:tcMar>
-              <w:top w:w="180" w:type="dxa"/>
-              <w:bottom w:w="180" w:type="dxa"/>
-              <w:left w:w="240" w:type="dxa"/>
-              <w:right w:w="240" w:type="dxa"/>
-            </w:tcMar>
-            <w:vAlign w:val="top"/>
-            <w:shd w:val="clear" w:color="auto" w:fill="FFFFFF"/>
-            <w:tcBorders>
-              <w:top w:val="nil"/>
-              <w:bottom w:val="nil"/>
-              <w:left w:val="nil"/>
-              <w:right w:val="nil"/>
-            </w:tcBorders>
-            <w:shd w:val="clear" w:color="auto" w:fill="F5D5D3"/>
-          </w:tcPr>
-          <w:p>
-            <w:r>
-              <w:rPr>
-                <w:rFonts w:ascii="Arial" w:hAnsi="Arial"/>
-                <w:b/>
-                <w:i w:val="0"/>
-                <w:color w:val="B7251C"/>
-                <w:sz w:val="18"/>
-              </w:rPr>
-              <w:t>Critical</w:t>
-            </w:r>
-          </w:p>
-        </w:tc>
-        <w:tc>
-          <w:tcPr>
-            <w:tcW w:type="dxa" w:w="2381"/>
-            <w:tcMar>
-              <w:top w:w="180" w:type="dxa"/>
-              <w:bottom w:w="180" w:type="dxa"/>
-              <w:left w:w="240" w:type="dxa"/>
-              <w:right w:w="240" w:type="dxa"/>
-            </w:tcMar>
-            <w:vAlign w:val="top"/>
-            <w:shd w:val="clear" w:color="auto" w:fill="FFFFFF"/>
-            <w:tcBorders>
-              <w:top w:val="nil"/>
-              <w:bottom w:val="nil"/>
-              <w:left w:val="nil"/>
-              <w:right w:val="nil"/>
-            </w:tcBorders>
-          </w:tcPr>
-          <w:p>
-            <w:r>
-              <w:rPr>
-                <w:rFonts w:ascii="Arial" w:hAnsi="Arial"/>
-                <w:b/>
-                <w:i w:val="0"/>
-                <w:color w:val="4A4743"/>
-                <w:sz w:val="18"/>
-              </w:rPr>
-              <w:t>Executive summary carries no number.</w:t>
-            </w:r>
-          </w:p>
-        </w:tc>
-        <w:tc>
-          <w:tcPr>
-            <w:tcW w:type="dxa" w:w="3458"/>
-            <w:tcMar>
-              <w:top w:w="180" w:type="dxa"/>
-              <w:bottom w:w="180" w:type="dxa"/>
-              <w:left w:w="240" w:type="dxa"/>
-              <w:right w:w="240" w:type="dxa"/>
-            </w:tcMar>
-            <w:vAlign w:val="top"/>
-            <w:shd w:val="clear" w:color="auto" w:fill="FFFFFF"/>
-            <w:tcBorders>
-              <w:top w:val="nil"/>
-              <w:bottom w:val="nil"/>
-              <w:left w:val="nil"/>
-              <w:right w:val="nil"/>
-            </w:tcBorders>
-          </w:tcPr>
-          <w:p>
-            <w:r>
-              <w:rPr>
-                <w:rFonts w:ascii="Arial" w:hAnsi="Arial"/>
-                <w:b w:val="0"/>
-                <w:i w:val="0"/>
-                <w:color w:val="4A4743"/>
-                <w:sz w:val="18"/>
-              </w:rPr>
-              <w:t>Rewrite the opening paragraph to lead with the headline numbers and the two silent sheets.</w:t>
-            </w:r>
-          </w:p>
-        </w:tc>
-        <w:tc>
-          <w:tcPr>
-            <w:tcW w:type="dxa" w:w="2041"/>
-            <w:tcMar>
-              <w:top w:w="180" w:type="dxa"/>
-              <w:bottom w:w="180" w:type="dxa"/>
-              <w:left w:w="240" w:type="dxa"/>
-              <w:right w:w="240" w:type="dxa"/>
-            </w:tcMar>
-            <w:vAlign w:val="top"/>
-            <w:shd w:val="clear" w:color="auto" w:fill="FFFFFF"/>
-            <w:tcBorders>
-              <w:top w:val="nil"/>
-              <w:bottom w:val="nil"/>
-              <w:left w:val="nil"/>
-              <w:right w:val="nil"/>
-            </w:tcBorders>
-          </w:tcPr>
-          <w:p>
-            <w:r>
-              <w:rPr>
-                <w:rFonts w:ascii="Arial" w:hAnsi="Arial"/>
-                <w:b w:val="0"/>
-                <w:i w:val="0"/>
-                <w:color w:val="4A4743"/>
-                <w:sz w:val="18"/>
-              </w:rPr>
-              <w:t>Zambia Technical Team</w:t>
-            </w:r>
-          </w:p>
-        </w:tc>
-      </w:tr>
-      <w:tr>
-        <w:trPr>
-          <w:trHeight w:val="907" w:hRule="atLeast"/>
-        </w:trPr>
-        <w:tc>
-          <w:tcPr>
-            <w:tcW w:type="dxa" w:w="510"/>
-            <w:tcMar>
-              <w:top w:w="180" w:type="dxa"/>
-              <w:bottom w:w="180" w:type="dxa"/>
-              <w:left w:w="240" w:type="dxa"/>
-              <w:right w:w="240" w:type="dxa"/>
-            </w:tcMar>
-            <w:vAlign w:val="top"/>
-            <w:shd w:val="clear" w:color="auto" w:fill="F3F2F1"/>
-            <w:tcBorders>
-              <w:top w:val="nil"/>
-              <w:bottom w:val="nil"/>
-              <w:left w:val="nil"/>
-              <w:right w:val="nil"/>
-            </w:tcBorders>
-          </w:tcPr>
-          <w:p>
-            <w:r>
-              <w:rPr>
-                <w:rFonts w:ascii="Arial" w:hAnsi="Arial"/>
-                <w:b/>
-                <w:i w:val="0"/>
-                <w:color w:val="4A4743"/>
-                <w:sz w:val="19"/>
-              </w:rPr>
-              <w:t>R2</w:t>
-            </w:r>
-          </w:p>
-        </w:tc>
-        <w:tc>
-          <w:tcPr>
-            <w:tcW w:type="dxa" w:w="1020"/>
-            <w:tcMar>
-              <w:top w:w="180" w:type="dxa"/>
-              <w:bottom w:w="180" w:type="dxa"/>
-              <w:left w:w="240" w:type="dxa"/>
-              <w:right w:w="240" w:type="dxa"/>
-            </w:tcMar>
-            <w:vAlign w:val="top"/>
-            <w:shd w:val="clear" w:color="auto" w:fill="F3F2F1"/>
-            <w:tcBorders>
-              <w:top w:val="nil"/>
-              <w:bottom w:val="nil"/>
-              <w:left w:val="nil"/>
-              <w:right w:val="nil"/>
-            </w:tcBorders>
-            <w:shd w:val="clear" w:color="auto" w:fill="F5D5D3"/>
-          </w:tcPr>
-          <w:p>
-            <w:r>
-              <w:rPr>
-                <w:rFonts w:ascii="Arial" w:hAnsi="Arial"/>
-                <w:b/>
-                <w:i w:val="0"/>
-                <w:color w:val="B7251C"/>
-                <w:sz w:val="18"/>
-              </w:rPr>
-              <w:t>Critical</w:t>
-            </w:r>
-          </w:p>
-        </w:tc>
-        <w:tc>
-          <w:tcPr>
-            <w:tcW w:type="dxa" w:w="2381"/>
-            <w:tcMar>
-              <w:top w:w="180" w:type="dxa"/>
-              <w:bottom w:w="180" w:type="dxa"/>
-              <w:left w:w="240" w:type="dxa"/>
-              <w:right w:w="240" w:type="dxa"/>
-            </w:tcMar>
-            <w:vAlign w:val="top"/>
-            <w:shd w:val="clear" w:color="auto" w:fill="F3F2F1"/>
-            <w:tcBorders>
-              <w:top w:val="nil"/>
-              <w:bottom w:val="nil"/>
-              <w:left w:val="nil"/>
-              <w:right w:val="nil"/>
-            </w:tcBorders>
-          </w:tcPr>
-          <w:p>
-            <w:r>
-              <w:rPr>
-                <w:rFonts w:ascii="Arial" w:hAnsi="Arial"/>
-                <w:b/>
-                <w:i w:val="0"/>
-                <w:color w:val="4A4743"/>
-                <w:sz w:val="18"/>
-              </w:rPr>
-              <w:t>Phase-level percentages not reported.</w:t>
-            </w:r>
-          </w:p>
-        </w:tc>
-        <w:tc>
-          <w:tcPr>
-            <w:tcW w:type="dxa" w:w="3458"/>
-            <w:tcMar>
-              <w:top w:w="180" w:type="dxa"/>
-              <w:bottom w:w="180" w:type="dxa"/>
-              <w:left w:w="240" w:type="dxa"/>
-              <w:right w:w="240" w:type="dxa"/>
-            </w:tcMar>
-            <w:vAlign w:val="top"/>
-            <w:shd w:val="clear" w:color="auto" w:fill="F3F2F1"/>
-            <w:tcBorders>
-              <w:top w:val="nil"/>
-              <w:bottom w:val="nil"/>
-              <w:left w:val="nil"/>
-              <w:right w:val="nil"/>
-            </w:tcBorders>
-          </w:tcPr>
-          <w:p>
-            <w:r>
-              <w:rPr>
-                <w:rFonts w:ascii="Arial" w:hAnsi="Arial"/>
-                <w:b w:val="0"/>
-                <w:i w:val="0"/>
-                <w:color w:val="4A4743"/>
-                <w:sz w:val="18"/>
-              </w:rPr>
-              <w:t>Add a phase coverage table to section 4: one row per phase with percentage, cause, and example.</w:t>
-            </w:r>
-          </w:p>
-        </w:tc>
-        <w:tc>
-          <w:tcPr>
-            <w:tcW w:type="dxa" w:w="2041"/>
-            <w:tcMar>
-              <w:top w:w="180" w:type="dxa"/>
-              <w:bottom w:w="180" w:type="dxa"/>
-              <w:left w:w="240" w:type="dxa"/>
-              <w:right w:w="240" w:type="dxa"/>
-            </w:tcMar>
-            <w:vAlign w:val="top"/>
-            <w:shd w:val="clear" w:color="auto" w:fill="F3F2F1"/>
-            <w:tcBorders>
-              <w:top w:val="nil"/>
-              <w:bottom w:val="nil"/>
-              <w:left w:val="nil"/>
-              <w:right w:val="nil"/>
-            </w:tcBorders>
-          </w:tcPr>
-          <w:p>
-            <w:r>
-              <w:rPr>
-                <w:rFonts w:ascii="Arial" w:hAnsi="Arial"/>
-                <w:b w:val="0"/>
-                <w:i w:val="0"/>
-                <w:color w:val="4A4743"/>
-                <w:sz w:val="18"/>
-              </w:rPr>
-              <w:t>Zambia Technical Team</w:t>
-            </w:r>
-          </w:p>
-        </w:tc>
-      </w:tr>
-      <w:tr>
-        <w:trPr>
-          <w:trHeight w:val="907" w:hRule="atLeast"/>
-        </w:trPr>
-        <w:tc>
-          <w:tcPr>
-            <w:tcW w:type="dxa" w:w="510"/>
-            <w:tcMar>
-              <w:top w:w="180" w:type="dxa"/>
-              <w:bottom w:w="180" w:type="dxa"/>
-              <w:left w:w="240" w:type="dxa"/>
-              <w:right w:w="240" w:type="dxa"/>
-            </w:tcMar>
-            <w:vAlign w:val="top"/>
-            <w:shd w:val="clear" w:color="auto" w:fill="FFFFFF"/>
-            <w:tcBorders>
-              <w:top w:val="nil"/>
-              <w:bottom w:val="nil"/>
-              <w:left w:val="nil"/>
-              <w:right w:val="nil"/>
-            </w:tcBorders>
-          </w:tcPr>
-          <w:p>
-            <w:r>
-              <w:rPr>
-                <w:rFonts w:ascii="Arial" w:hAnsi="Arial"/>
-                <w:b/>
-                <w:i w:val="0"/>
-                <w:color w:val="4A4743"/>
-                <w:sz w:val="19"/>
-              </w:rPr>
-              <w:t>R3</w:t>
-            </w:r>
-          </w:p>
-        </w:tc>
-        <w:tc>
-          <w:tcPr>
-            <w:tcW w:type="dxa" w:w="1020"/>
-            <w:tcMar>
-              <w:top w:w="180" w:type="dxa"/>
-              <w:bottom w:w="180" w:type="dxa"/>
-              <w:left w:w="240" w:type="dxa"/>
-              <w:right w:w="240" w:type="dxa"/>
-            </w:tcMar>
-            <w:vAlign w:val="top"/>
-            <w:shd w:val="clear" w:color="auto" w:fill="FFFFFF"/>
-            <w:tcBorders>
-              <w:top w:val="nil"/>
-              <w:bottom w:val="nil"/>
-              <w:left w:val="nil"/>
-              <w:right w:val="nil"/>
-            </w:tcBorders>
-            <w:shd w:val="clear" w:color="auto" w:fill="F5D5D3"/>
-          </w:tcPr>
-          <w:p>
-            <w:r>
-              <w:rPr>
-                <w:rFonts w:ascii="Arial" w:hAnsi="Arial"/>
-                <w:b/>
-                <w:i w:val="0"/>
-                <w:color w:val="B7251C"/>
-                <w:sz w:val="18"/>
-              </w:rPr>
-              <w:t>Critical</w:t>
-            </w:r>
-          </w:p>
-        </w:tc>
-        <w:tc>
-          <w:tcPr>
-            <w:tcW w:type="dxa" w:w="2381"/>
-            <w:tcMar>
-              <w:top w:w="180" w:type="dxa"/>
-              <w:bottom w:w="180" w:type="dxa"/>
-              <w:left w:w="240" w:type="dxa"/>
-              <w:right w:w="240" w:type="dxa"/>
-            </w:tcMar>
-            <w:vAlign w:val="top"/>
-            <w:shd w:val="clear" w:color="auto" w:fill="FFFFFF"/>
-            <w:tcBorders>
-              <w:top w:val="nil"/>
-              <w:bottom w:val="nil"/>
-              <w:left w:val="nil"/>
-              <w:right w:val="nil"/>
-            </w:tcBorders>
-          </w:tcPr>
-          <w:p>
-            <w:r>
-              <w:rPr>
-                <w:rFonts w:ascii="Arial" w:hAnsi="Arial"/>
-                <w:b/>
-                <w:i w:val="0"/>
-                <w:color w:val="4A4743"/>
-                <w:sz w:val="18"/>
-              </w:rPr>
-              <w:t>Source-field provenance not surfaced.</w:t>
-            </w:r>
-          </w:p>
-        </w:tc>
-        <w:tc>
-          <w:tcPr>
-            <w:tcW w:type="dxa" w:w="3458"/>
-            <w:tcMar>
-              <w:top w:w="180" w:type="dxa"/>
-              <w:bottom w:w="180" w:type="dxa"/>
-              <w:left w:w="240" w:type="dxa"/>
-              <w:right w:w="240" w:type="dxa"/>
-            </w:tcMar>
-            <w:vAlign w:val="top"/>
-            <w:shd w:val="clear" w:color="auto" w:fill="FFFFFF"/>
-            <w:tcBorders>
-              <w:top w:val="nil"/>
-              <w:bottom w:val="nil"/>
-              <w:left w:val="nil"/>
-              <w:right w:val="nil"/>
-            </w:tcBorders>
-          </w:tcPr>
-          <w:p>
-            <w:r>
-              <w:rPr>
-                <w:rFonts w:ascii="Arial" w:hAnsi="Arial"/>
-                <w:b w:val="0"/>
-                <w:i w:val="0"/>
-                <w:color w:val="4A4743"/>
-                <w:sz w:val="18"/>
-              </w:rPr>
-              <w:t>Add a source column to the section 5 phase tables, or include a provenance annex. One row per mapped field.</w:t>
-            </w:r>
-          </w:p>
-        </w:tc>
-        <w:tc>
-          <w:tcPr>
-            <w:tcW w:type="dxa" w:w="2041"/>
-            <w:tcMar>
-              <w:top w:w="180" w:type="dxa"/>
-              <w:bottom w:w="180" w:type="dxa"/>
-              <w:left w:w="240" w:type="dxa"/>
-              <w:right w:w="240" w:type="dxa"/>
-            </w:tcMar>
-            <w:vAlign w:val="top"/>
-            <w:shd w:val="clear" w:color="auto" w:fill="FFFFFF"/>
-            <w:tcBorders>
-              <w:top w:val="nil"/>
-              <w:bottom w:val="nil"/>
-              <w:left w:val="nil"/>
-              <w:right w:val="nil"/>
-            </w:tcBorders>
-          </w:tcPr>
-          <w:p>
-            <w:r>
-              <w:rPr>
-                <w:rFonts w:ascii="Arial" w:hAnsi="Arial"/>
-                <w:b w:val="0"/>
-                <w:i w:val="0"/>
-                <w:color w:val="4A4743"/>
-                <w:sz w:val="18"/>
-              </w:rPr>
-              <w:t>Zambia Technical Team</w:t>
-            </w:r>
-          </w:p>
-        </w:tc>
-      </w:tr>
-      <w:tr>
-        <w:trPr>
-          <w:trHeight w:val="907" w:hRule="atLeast"/>
-        </w:trPr>
-        <w:tc>
-          <w:tcPr>
-            <w:tcW w:type="dxa" w:w="510"/>
-            <w:tcMar>
-              <w:top w:w="180" w:type="dxa"/>
-              <w:bottom w:w="180" w:type="dxa"/>
-              <w:left w:w="240" w:type="dxa"/>
-              <w:right w:w="240" w:type="dxa"/>
-            </w:tcMar>
-            <w:vAlign w:val="top"/>
-            <w:shd w:val="clear" w:color="auto" w:fill="F3F2F1"/>
-            <w:tcBorders>
-              <w:top w:val="nil"/>
-              <w:bottom w:val="nil"/>
-              <w:left w:val="nil"/>
-              <w:right w:val="nil"/>
-            </w:tcBorders>
-          </w:tcPr>
-          <w:p>
-            <w:r>
-              <w:rPr>
-                <w:rFonts w:ascii="Arial" w:hAnsi="Arial"/>
-                <w:b/>
-                <w:i w:val="0"/>
-                <w:color w:val="4A4743"/>
-                <w:sz w:val="19"/>
-              </w:rPr>
-              <w:t>R4</w:t>
-            </w:r>
-          </w:p>
-        </w:tc>
-        <w:tc>
-          <w:tcPr>
-            <w:tcW w:type="dxa" w:w="1020"/>
-            <w:tcMar>
-              <w:top w:w="180" w:type="dxa"/>
-              <w:bottom w:w="180" w:type="dxa"/>
-              <w:left w:w="240" w:type="dxa"/>
-              <w:right w:w="240" w:type="dxa"/>
-            </w:tcMar>
-            <w:vAlign w:val="top"/>
-            <w:shd w:val="clear" w:color="auto" w:fill="F3F2F1"/>
-            <w:tcBorders>
-              <w:top w:val="nil"/>
-              <w:bottom w:val="nil"/>
-              <w:left w:val="nil"/>
-              <w:right w:val="nil"/>
-            </w:tcBorders>
-            <w:shd w:val="clear" w:color="auto" w:fill="F5D5D3"/>
-          </w:tcPr>
-          <w:p>
-            <w:r>
-              <w:rPr>
-                <w:rFonts w:ascii="Arial" w:hAnsi="Arial"/>
-                <w:b/>
-                <w:i w:val="0"/>
-                <w:color w:val="B7251C"/>
-                <w:sz w:val="18"/>
-              </w:rPr>
-              <w:t>Critical</w:t>
-            </w:r>
-          </w:p>
-        </w:tc>
-        <w:tc>
-          <w:tcPr>
-            <w:tcW w:type="dxa" w:w="2381"/>
-            <w:tcMar>
-              <w:top w:w="180" w:type="dxa"/>
-              <w:bottom w:w="180" w:type="dxa"/>
-              <w:left w:w="240" w:type="dxa"/>
-              <w:right w:w="240" w:type="dxa"/>
-            </w:tcMar>
-            <w:vAlign w:val="top"/>
-            <w:shd w:val="clear" w:color="auto" w:fill="F3F2F1"/>
-            <w:tcBorders>
-              <w:top w:val="nil"/>
-              <w:bottom w:val="nil"/>
-              <w:left w:val="nil"/>
-              <w:right w:val="nil"/>
-            </w:tcBorders>
-          </w:tcPr>
-          <w:p>
-            <w:r>
-              <w:rPr>
-                <w:rFonts w:ascii="Arial" w:hAnsi="Arial"/>
-                <w:b/>
-                <w:i w:val="0"/>
-                <w:color w:val="4A4743"/>
-                <w:sz w:val="18"/>
-              </w:rPr>
-              <w:t>Recommendations carry no owner or timeline.</w:t>
-            </w:r>
-          </w:p>
-        </w:tc>
-        <w:tc>
-          <w:tcPr>
-            <w:tcW w:type="dxa" w:w="3458"/>
-            <w:tcMar>
-              <w:top w:w="180" w:type="dxa"/>
-              <w:bottom w:w="180" w:type="dxa"/>
-              <w:left w:w="240" w:type="dxa"/>
-              <w:right w:w="240" w:type="dxa"/>
-            </w:tcMar>
-            <w:vAlign w:val="top"/>
-            <w:shd w:val="clear" w:color="auto" w:fill="F3F2F1"/>
-            <w:tcBorders>
-              <w:top w:val="nil"/>
-              <w:bottom w:val="nil"/>
-              <w:left w:val="nil"/>
-              <w:right w:val="nil"/>
-            </w:tcBorders>
-          </w:tcPr>
-          <w:p>
-            <w:r>
-              <w:rPr>
-                <w:rFonts w:ascii="Arial" w:hAnsi="Arial"/>
-                <w:b w:val="0"/>
-                <w:i w:val="0"/>
-                <w:color w:val="4A4743"/>
-                <w:sz w:val="18"/>
-              </w:rPr>
-              <w:t>Assign each recommendation to a specific institution with a proposed quarter. Cite the legal provision it operationalises.</w:t>
-            </w:r>
-          </w:p>
-        </w:tc>
-        <w:tc>
-          <w:tcPr>
-            <w:tcW w:type="dxa" w:w="2041"/>
-            <w:tcMar>
-              <w:top w:w="180" w:type="dxa"/>
-              <w:bottom w:w="180" w:type="dxa"/>
-              <w:left w:w="240" w:type="dxa"/>
-              <w:right w:w="240" w:type="dxa"/>
-            </w:tcMar>
-            <w:vAlign w:val="top"/>
-            <w:shd w:val="clear" w:color="auto" w:fill="F3F2F1"/>
-            <w:tcBorders>
-              <w:top w:val="nil"/>
-              <w:bottom w:val="nil"/>
-              <w:left w:val="nil"/>
-              <w:right w:val="nil"/>
-            </w:tcBorders>
-          </w:tcPr>
-          <w:p>
-            <w:r>
-              <w:rPr>
-                <w:rFonts w:ascii="Arial" w:hAnsi="Arial"/>
-                <w:b w:val="0"/>
-                <w:i w:val="0"/>
-                <w:color w:val="4A4743"/>
-                <w:sz w:val="18"/>
-              </w:rPr>
-              <w:t>CoST Zambia with NCC and ZPPA</w:t>
-            </w:r>
-          </w:p>
-        </w:tc>
-      </w:tr>
-      <w:tr>
-        <w:trPr>
-          <w:trHeight w:val="907" w:hRule="atLeast"/>
-        </w:trPr>
-        <w:tc>
-          <w:tcPr>
-            <w:tcW w:type="dxa" w:w="510"/>
-            <w:tcMar>
-              <w:top w:w="180" w:type="dxa"/>
-              <w:bottom w:w="180" w:type="dxa"/>
-              <w:left w:w="240" w:type="dxa"/>
-              <w:right w:w="240" w:type="dxa"/>
-            </w:tcMar>
-            <w:vAlign w:val="top"/>
-            <w:shd w:val="clear" w:color="auto" w:fill="FFFFFF"/>
-            <w:tcBorders>
-              <w:top w:val="nil"/>
-              <w:bottom w:val="nil"/>
-              <w:left w:val="nil"/>
-              <w:right w:val="nil"/>
-            </w:tcBorders>
-          </w:tcPr>
-          <w:p>
-            <w:r>
-              <w:rPr>
-                <w:rFonts w:ascii="Arial" w:hAnsi="Arial"/>
-                <w:b/>
-                <w:i w:val="0"/>
-                <w:color w:val="4A4743"/>
-                <w:sz w:val="19"/>
-              </w:rPr>
-              <w:t>R5</w:t>
-            </w:r>
-          </w:p>
-        </w:tc>
-        <w:tc>
-          <w:tcPr>
-            <w:tcW w:type="dxa" w:w="1020"/>
-            <w:tcMar>
-              <w:top w:w="180" w:type="dxa"/>
-              <w:bottom w:w="180" w:type="dxa"/>
-              <w:left w:w="240" w:type="dxa"/>
-              <w:right w:w="240" w:type="dxa"/>
-            </w:tcMar>
-            <w:vAlign w:val="top"/>
-            <w:shd w:val="clear" w:color="auto" w:fill="FFFFFF"/>
-            <w:tcBorders>
-              <w:top w:val="nil"/>
-              <w:bottom w:val="nil"/>
-              <w:left w:val="nil"/>
-              <w:right w:val="nil"/>
-            </w:tcBorders>
-            <w:shd w:val="clear" w:color="auto" w:fill="D9EDF3"/>
-          </w:tcPr>
-          <w:p>
-            <w:r>
-              <w:rPr>
-                <w:rFonts w:ascii="Arial" w:hAnsi="Arial"/>
-                <w:b/>
-                <w:i w:val="0"/>
-                <w:color w:val="71B6C9"/>
-                <w:sz w:val="18"/>
-              </w:rPr>
-              <w:t>High</w:t>
-            </w:r>
-          </w:p>
-        </w:tc>
-        <w:tc>
-          <w:tcPr>
-            <w:tcW w:type="dxa" w:w="2381"/>
-            <w:tcMar>
-              <w:top w:w="180" w:type="dxa"/>
-              <w:bottom w:w="180" w:type="dxa"/>
-              <w:left w:w="240" w:type="dxa"/>
-              <w:right w:w="240" w:type="dxa"/>
-            </w:tcMar>
-            <w:vAlign w:val="top"/>
-            <w:shd w:val="clear" w:color="auto" w:fill="FFFFFF"/>
-            <w:tcBorders>
-              <w:top w:val="nil"/>
-              <w:bottom w:val="nil"/>
-              <w:left w:val="nil"/>
-              <w:right w:val="nil"/>
-            </w:tcBorders>
-          </w:tcPr>
-          <w:p>
-            <w:r>
-              <w:rPr>
-                <w:rFonts w:ascii="Arial" w:hAnsi="Arial"/>
-                <w:b/>
-                <w:i w:val="0"/>
-                <w:color w:val="4A4743"/>
-                <w:sz w:val="18"/>
-              </w:rPr>
-              <w:t>Gaps not classified by cause.</w:t>
-            </w:r>
-          </w:p>
-        </w:tc>
-        <w:tc>
-          <w:tcPr>
-            <w:tcW w:type="dxa" w:w="3458"/>
-            <w:tcMar>
-              <w:top w:w="180" w:type="dxa"/>
-              <w:bottom w:w="180" w:type="dxa"/>
-              <w:left w:w="240" w:type="dxa"/>
-              <w:right w:w="240" w:type="dxa"/>
-            </w:tcMar>
-            <w:vAlign w:val="top"/>
-            <w:shd w:val="clear" w:color="auto" w:fill="FFFFFF"/>
-            <w:tcBorders>
-              <w:top w:val="nil"/>
-              <w:bottom w:val="nil"/>
-              <w:left w:val="nil"/>
-              <w:right w:val="nil"/>
-            </w:tcBorders>
-          </w:tcPr>
-          <w:p>
-            <w:r>
-              <w:rPr>
-                <w:rFonts w:ascii="Arial" w:hAnsi="Arial"/>
-                <w:b w:val="0"/>
-                <w:i w:val="0"/>
-                <w:color w:val="4A4743"/>
-                <w:sz w:val="18"/>
-              </w:rPr>
-              <w:t>Apply the five-cause typology in section 6 to every material gap. Label the NCC insight as 'collected but not yet disclosed'.</w:t>
-            </w:r>
-          </w:p>
-        </w:tc>
-        <w:tc>
-          <w:tcPr>
-            <w:tcW w:type="dxa" w:w="2041"/>
-            <w:tcMar>
-              <w:top w:w="180" w:type="dxa"/>
-              <w:bottom w:w="180" w:type="dxa"/>
-              <w:left w:w="240" w:type="dxa"/>
-              <w:right w:w="240" w:type="dxa"/>
-            </w:tcMar>
-            <w:vAlign w:val="top"/>
-            <w:shd w:val="clear" w:color="auto" w:fill="FFFFFF"/>
-            <w:tcBorders>
-              <w:top w:val="nil"/>
-              <w:bottom w:val="nil"/>
-              <w:left w:val="nil"/>
-              <w:right w:val="nil"/>
-            </w:tcBorders>
-          </w:tcPr>
-          <w:p>
-            <w:r>
-              <w:rPr>
-                <w:rFonts w:ascii="Arial" w:hAnsi="Arial"/>
-                <w:b w:val="0"/>
-                <w:i w:val="0"/>
-                <w:color w:val="4A4743"/>
-                <w:sz w:val="18"/>
-              </w:rPr>
-              <w:t>Zambia Technical Team</w:t>
-            </w:r>
-          </w:p>
-        </w:tc>
-      </w:tr>
-      <w:tr>
-        <w:trPr>
-          <w:trHeight w:val="907" w:hRule="atLeast"/>
-        </w:trPr>
-        <w:tc>
-          <w:tcPr>
-            <w:tcW w:type="dxa" w:w="510"/>
-            <w:tcMar>
-              <w:top w:w="180" w:type="dxa"/>
-              <w:bottom w:w="180" w:type="dxa"/>
-              <w:left w:w="240" w:type="dxa"/>
-              <w:right w:w="240" w:type="dxa"/>
-            </w:tcMar>
-            <w:vAlign w:val="top"/>
-            <w:shd w:val="clear" w:color="auto" w:fill="F3F2F1"/>
-            <w:tcBorders>
-              <w:top w:val="nil"/>
-              <w:bottom w:val="nil"/>
-              <w:left w:val="nil"/>
-              <w:right w:val="nil"/>
-            </w:tcBorders>
-          </w:tcPr>
-          <w:p>
-            <w:r>
-              <w:rPr>
-                <w:rFonts w:ascii="Arial" w:hAnsi="Arial"/>
-                <w:b/>
-                <w:i w:val="0"/>
-                <w:color w:val="4A4743"/>
-                <w:sz w:val="19"/>
-              </w:rPr>
-              <w:t>R6</w:t>
-            </w:r>
-          </w:p>
-        </w:tc>
-        <w:tc>
-          <w:tcPr>
-            <w:tcW w:type="dxa" w:w="1020"/>
-            <w:tcMar>
-              <w:top w:w="180" w:type="dxa"/>
-              <w:bottom w:w="180" w:type="dxa"/>
-              <w:left w:w="240" w:type="dxa"/>
-              <w:right w:w="240" w:type="dxa"/>
-            </w:tcMar>
-            <w:vAlign w:val="top"/>
-            <w:shd w:val="clear" w:color="auto" w:fill="F3F2F1"/>
-            <w:tcBorders>
-              <w:top w:val="nil"/>
-              <w:bottom w:val="nil"/>
-              <w:left w:val="nil"/>
-              <w:right w:val="nil"/>
-            </w:tcBorders>
-            <w:shd w:val="clear" w:color="auto" w:fill="D9EDF3"/>
-          </w:tcPr>
-          <w:p>
-            <w:r>
-              <w:rPr>
-                <w:rFonts w:ascii="Arial" w:hAnsi="Arial"/>
-                <w:b/>
-                <w:i w:val="0"/>
-                <w:color w:val="71B6C9"/>
-                <w:sz w:val="18"/>
-              </w:rPr>
-              <w:t>High</w:t>
-            </w:r>
-          </w:p>
-        </w:tc>
-        <w:tc>
-          <w:tcPr>
-            <w:tcW w:type="dxa" w:w="2381"/>
-            <w:tcMar>
-              <w:top w:w="180" w:type="dxa"/>
-              <w:bottom w:w="180" w:type="dxa"/>
-              <w:left w:w="240" w:type="dxa"/>
-              <w:right w:w="240" w:type="dxa"/>
-            </w:tcMar>
-            <w:vAlign w:val="top"/>
-            <w:shd w:val="clear" w:color="auto" w:fill="F3F2F1"/>
-            <w:tcBorders>
-              <w:top w:val="nil"/>
-              <w:bottom w:val="nil"/>
-              <w:left w:val="nil"/>
-              <w:right w:val="nil"/>
-            </w:tcBorders>
-          </w:tcPr>
-          <w:p>
-            <w:r>
-              <w:rPr>
-                <w:rFonts w:ascii="Arial" w:hAnsi="Arial"/>
-                <w:b/>
-                <w:i w:val="0"/>
-                <w:color w:val="4A4743"/>
-                <w:sz w:val="18"/>
-              </w:rPr>
-              <w:t>Data beyond OC4IDS not examined.</w:t>
-            </w:r>
-          </w:p>
-        </w:tc>
-        <w:tc>
-          <w:tcPr>
-            <w:tcW w:type="dxa" w:w="3458"/>
-            <w:tcMar>
-              <w:top w:w="180" w:type="dxa"/>
-              <w:bottom w:w="180" w:type="dxa"/>
-              <w:left w:w="240" w:type="dxa"/>
-              <w:right w:w="240" w:type="dxa"/>
-            </w:tcMar>
-            <w:vAlign w:val="top"/>
-            <w:shd w:val="clear" w:color="auto" w:fill="F3F2F1"/>
-            <w:tcBorders>
-              <w:top w:val="nil"/>
-              <w:bottom w:val="nil"/>
-              <w:left w:val="nil"/>
-              <w:right w:val="nil"/>
-            </w:tcBorders>
-          </w:tcPr>
-          <w:p>
-            <w:r>
-              <w:rPr>
-                <w:rFonts w:ascii="Arial" w:hAnsi="Arial"/>
-                <w:b w:val="0"/>
-                <w:i w:val="0"/>
-                <w:color w:val="4A4743"/>
-                <w:sz w:val="18"/>
-              </w:rPr>
-              <w:t>Add a short section listing non-OC4IDS fields the country publishes. Recommend which to preserve as extensions.</w:t>
-            </w:r>
-          </w:p>
-        </w:tc>
-        <w:tc>
-          <w:tcPr>
-            <w:tcW w:type="dxa" w:w="2041"/>
-            <w:tcMar>
-              <w:top w:w="180" w:type="dxa"/>
-              <w:bottom w:w="180" w:type="dxa"/>
-              <w:left w:w="240" w:type="dxa"/>
-              <w:right w:w="240" w:type="dxa"/>
-            </w:tcMar>
-            <w:vAlign w:val="top"/>
-            <w:shd w:val="clear" w:color="auto" w:fill="F3F2F1"/>
-            <w:tcBorders>
-              <w:top w:val="nil"/>
-              <w:bottom w:val="nil"/>
-              <w:left w:val="nil"/>
-              <w:right w:val="nil"/>
-            </w:tcBorders>
-          </w:tcPr>
-          <w:p>
-            <w:r>
-              <w:rPr>
-                <w:rFonts w:ascii="Arial" w:hAnsi="Arial"/>
-                <w:b w:val="0"/>
-                <w:i w:val="0"/>
-                <w:color w:val="4A4743"/>
-                <w:sz w:val="18"/>
-              </w:rPr>
-              <w:t>Zambia Technical Team with CoST IS</w:t>
-            </w:r>
-          </w:p>
-        </w:tc>
-      </w:tr>
-      <w:tr>
-        <w:trPr>
-          <w:trHeight w:val="907" w:hRule="atLeast"/>
-        </w:trPr>
-        <w:tc>
-          <w:tcPr>
-            <w:tcW w:type="dxa" w:w="510"/>
-            <w:tcMar>
-              <w:top w:w="180" w:type="dxa"/>
-              <w:bottom w:w="180" w:type="dxa"/>
-              <w:left w:w="240" w:type="dxa"/>
-              <w:right w:w="240" w:type="dxa"/>
-            </w:tcMar>
-            <w:vAlign w:val="top"/>
-            <w:shd w:val="clear" w:color="auto" w:fill="FFFFFF"/>
-            <w:tcBorders>
-              <w:top w:val="nil"/>
-              <w:bottom w:val="nil"/>
-              <w:left w:val="nil"/>
-              <w:right w:val="nil"/>
-            </w:tcBorders>
-          </w:tcPr>
-          <w:p>
-            <w:r>
-              <w:rPr>
-                <w:rFonts w:ascii="Arial" w:hAnsi="Arial"/>
-                <w:b/>
-                <w:i w:val="0"/>
-                <w:color w:val="4A4743"/>
-                <w:sz w:val="19"/>
-              </w:rPr>
-              <w:t>R7</w:t>
-            </w:r>
-          </w:p>
-        </w:tc>
-        <w:tc>
-          <w:tcPr>
-            <w:tcW w:type="dxa" w:w="1020"/>
-            <w:tcMar>
-              <w:top w:w="180" w:type="dxa"/>
-              <w:bottom w:w="180" w:type="dxa"/>
-              <w:left w:w="240" w:type="dxa"/>
-              <w:right w:w="240" w:type="dxa"/>
-            </w:tcMar>
-            <w:vAlign w:val="top"/>
-            <w:shd w:val="clear" w:color="auto" w:fill="FFFFFF"/>
-            <w:tcBorders>
-              <w:top w:val="nil"/>
-              <w:bottom w:val="nil"/>
-              <w:left w:val="nil"/>
-              <w:right w:val="nil"/>
-            </w:tcBorders>
-            <w:shd w:val="clear" w:color="auto" w:fill="D9EDF3"/>
-          </w:tcPr>
-          <w:p>
-            <w:r>
-              <w:rPr>
-                <w:rFonts w:ascii="Arial" w:hAnsi="Arial"/>
-                <w:b/>
-                <w:i w:val="0"/>
-                <w:color w:val="71B6C9"/>
-                <w:sz w:val="18"/>
-              </w:rPr>
-              <w:t>High</w:t>
-            </w:r>
-          </w:p>
-        </w:tc>
-        <w:tc>
-          <w:tcPr>
-            <w:tcW w:type="dxa" w:w="2381"/>
-            <w:tcMar>
-              <w:top w:w="180" w:type="dxa"/>
-              <w:bottom w:w="180" w:type="dxa"/>
-              <w:left w:w="240" w:type="dxa"/>
-              <w:right w:w="240" w:type="dxa"/>
-            </w:tcMar>
-            <w:vAlign w:val="top"/>
-            <w:shd w:val="clear" w:color="auto" w:fill="FFFFFF"/>
-            <w:tcBorders>
-              <w:top w:val="nil"/>
-              <w:bottom w:val="nil"/>
-              <w:left w:val="nil"/>
-              <w:right w:val="nil"/>
-            </w:tcBorders>
-          </w:tcPr>
-          <w:p>
-            <w:r>
-              <w:rPr>
-                <w:rFonts w:ascii="Arial" w:hAnsi="Arial"/>
-                <w:b/>
-                <w:i w:val="0"/>
-                <w:color w:val="4A4743"/>
-                <w:sz w:val="18"/>
-              </w:rPr>
-              <w:t>Conclusion does not classify what can be published now.</w:t>
-            </w:r>
-          </w:p>
-        </w:tc>
-        <w:tc>
-          <w:tcPr>
-            <w:tcW w:type="dxa" w:w="3458"/>
-            <w:tcMar>
-              <w:top w:w="180" w:type="dxa"/>
-              <w:bottom w:w="180" w:type="dxa"/>
-              <w:left w:w="240" w:type="dxa"/>
-              <w:right w:w="240" w:type="dxa"/>
-            </w:tcMar>
-            <w:vAlign w:val="top"/>
-            <w:shd w:val="clear" w:color="auto" w:fill="FFFFFF"/>
-            <w:tcBorders>
-              <w:top w:val="nil"/>
-              <w:bottom w:val="nil"/>
-              <w:left w:val="nil"/>
-              <w:right w:val="nil"/>
-            </w:tcBorders>
-          </w:tcPr>
-          <w:p>
-            <w:r>
-              <w:rPr>
-                <w:rFonts w:ascii="Arial" w:hAnsi="Arial"/>
-                <w:b w:val="0"/>
-                <w:i w:val="0"/>
-                <w:color w:val="4A4743"/>
-                <w:sz w:val="18"/>
-              </w:rPr>
-              <w:t>Add a decision summary at the end: ready to publish, small format fixes, needs system work, needs policy action.</w:t>
-            </w:r>
-          </w:p>
-        </w:tc>
-        <w:tc>
-          <w:tcPr>
-            <w:tcW w:type="dxa" w:w="2041"/>
-            <w:tcMar>
-              <w:top w:w="180" w:type="dxa"/>
-              <w:bottom w:w="180" w:type="dxa"/>
-              <w:left w:w="240" w:type="dxa"/>
-              <w:right w:w="240" w:type="dxa"/>
-            </w:tcMar>
-            <w:vAlign w:val="top"/>
-            <w:shd w:val="clear" w:color="auto" w:fill="FFFFFF"/>
-            <w:tcBorders>
-              <w:top w:val="nil"/>
-              <w:bottom w:val="nil"/>
-              <w:left w:val="nil"/>
-              <w:right w:val="nil"/>
-            </w:tcBorders>
-          </w:tcPr>
-          <w:p>
-            <w:r>
-              <w:rPr>
-                <w:rFonts w:ascii="Arial" w:hAnsi="Arial"/>
-                <w:b w:val="0"/>
-                <w:i w:val="0"/>
-                <w:color w:val="4A4743"/>
-                <w:sz w:val="18"/>
-              </w:rPr>
-              <w:t>Zambia Technical Team</w:t>
-            </w:r>
-          </w:p>
-        </w:tc>
-      </w:tr>
-      <w:tr>
-        <w:trPr>
-          <w:trHeight w:val="907" w:hRule="atLeast"/>
-        </w:trPr>
-        <w:tc>
-          <w:tcPr>
-            <w:tcW w:type="dxa" w:w="510"/>
-            <w:tcMar>
-              <w:top w:w="180" w:type="dxa"/>
-              <w:bottom w:w="180" w:type="dxa"/>
-              <w:left w:w="240" w:type="dxa"/>
-              <w:right w:w="240" w:type="dxa"/>
-            </w:tcMar>
-            <w:vAlign w:val="top"/>
-            <w:shd w:val="clear" w:color="auto" w:fill="F3F2F1"/>
-            <w:tcBorders>
-              <w:top w:val="nil"/>
-              <w:bottom w:val="nil"/>
-              <w:left w:val="nil"/>
-              <w:right w:val="nil"/>
-            </w:tcBorders>
-          </w:tcPr>
-          <w:p>
-            <w:r>
-              <w:rPr>
-                <w:rFonts w:ascii="Arial" w:hAnsi="Arial"/>
-                <w:b/>
-                <w:i w:val="0"/>
-                <w:color w:val="4A4743"/>
-                <w:sz w:val="19"/>
-              </w:rPr>
-              <w:t>R8</w:t>
-            </w:r>
-          </w:p>
-        </w:tc>
-        <w:tc>
-          <w:tcPr>
-            <w:tcW w:type="dxa" w:w="1020"/>
-            <w:tcMar>
-              <w:top w:w="180" w:type="dxa"/>
-              <w:bottom w:w="180" w:type="dxa"/>
-              <w:left w:w="240" w:type="dxa"/>
-              <w:right w:w="240" w:type="dxa"/>
-            </w:tcMar>
-            <w:vAlign w:val="top"/>
-            <w:shd w:val="clear" w:color="auto" w:fill="F3F2F1"/>
-            <w:tcBorders>
-              <w:top w:val="nil"/>
-              <w:bottom w:val="nil"/>
-              <w:left w:val="nil"/>
-              <w:right w:val="nil"/>
-            </w:tcBorders>
-            <w:shd w:val="clear" w:color="auto" w:fill="FDF3D7"/>
-          </w:tcPr>
-          <w:p>
-            <w:r>
-              <w:rPr>
-                <w:rFonts w:ascii="Arial" w:hAnsi="Arial"/>
-                <w:b/>
-                <w:i w:val="0"/>
-                <w:color w:val="D4A017"/>
-                <w:sz w:val="18"/>
-              </w:rPr>
-              <w:t>Medium</w:t>
-            </w:r>
-          </w:p>
-        </w:tc>
-        <w:tc>
-          <w:tcPr>
-            <w:tcW w:type="dxa" w:w="2381"/>
-            <w:tcMar>
-              <w:top w:w="180" w:type="dxa"/>
-              <w:bottom w:w="180" w:type="dxa"/>
-              <w:left w:w="240" w:type="dxa"/>
-              <w:right w:w="240" w:type="dxa"/>
-            </w:tcMar>
-            <w:vAlign w:val="top"/>
-            <w:shd w:val="clear" w:color="auto" w:fill="F3F2F1"/>
-            <w:tcBorders>
-              <w:top w:val="nil"/>
-              <w:bottom w:val="nil"/>
-              <w:left w:val="nil"/>
-              <w:right w:val="nil"/>
-            </w:tcBorders>
-          </w:tcPr>
-          <w:p>
-            <w:r>
-              <w:rPr>
-                <w:rFonts w:ascii="Arial" w:hAnsi="Arial"/>
-                <w:b/>
-                <w:i w:val="0"/>
-                <w:color w:val="4A4743"/>
-                <w:sz w:val="18"/>
-              </w:rPr>
-              <w:t>Portal URL and access dates missing from the body.</w:t>
-            </w:r>
-          </w:p>
-        </w:tc>
-        <w:tc>
-          <w:tcPr>
-            <w:tcW w:type="dxa" w:w="3458"/>
-            <w:tcMar>
-              <w:top w:w="180" w:type="dxa"/>
-              <w:bottom w:w="180" w:type="dxa"/>
-              <w:left w:w="240" w:type="dxa"/>
-              <w:right w:w="240" w:type="dxa"/>
-            </w:tcMar>
-            <w:vAlign w:val="top"/>
-            <w:shd w:val="clear" w:color="auto" w:fill="F3F2F1"/>
-            <w:tcBorders>
-              <w:top w:val="nil"/>
-              <w:bottom w:val="nil"/>
-              <w:left w:val="nil"/>
-              <w:right w:val="nil"/>
-            </w:tcBorders>
-          </w:tcPr>
-          <w:p>
-            <w:r>
-              <w:rPr>
-                <w:rFonts w:ascii="Arial" w:hAnsi="Arial"/>
-                <w:b w:val="0"/>
-                <w:i w:val="0"/>
-                <w:color w:val="4A4743"/>
-                <w:sz w:val="18"/>
-              </w:rPr>
-              <w:t>Add the ZPPA e-GP URL and the dates accessed to section 3.1.</w:t>
-            </w:r>
-          </w:p>
-        </w:tc>
-        <w:tc>
-          <w:tcPr>
-            <w:tcW w:type="dxa" w:w="2041"/>
-            <w:tcMar>
-              <w:top w:w="180" w:type="dxa"/>
-              <w:bottom w:w="180" w:type="dxa"/>
-              <w:left w:w="240" w:type="dxa"/>
-              <w:right w:w="240" w:type="dxa"/>
-            </w:tcMar>
-            <w:vAlign w:val="top"/>
-            <w:shd w:val="clear" w:color="auto" w:fill="F3F2F1"/>
-            <w:tcBorders>
-              <w:top w:val="nil"/>
-              <w:bottom w:val="nil"/>
-              <w:left w:val="nil"/>
-              <w:right w:val="nil"/>
-            </w:tcBorders>
-          </w:tcPr>
-          <w:p>
-            <w:r>
-              <w:rPr>
-                <w:rFonts w:ascii="Arial" w:hAnsi="Arial"/>
-                <w:b w:val="0"/>
-                <w:i w:val="0"/>
-                <w:color w:val="4A4743"/>
-                <w:sz w:val="18"/>
-              </w:rPr>
-              <w:t>Zambia Technical Team</w:t>
-            </w:r>
-          </w:p>
-        </w:tc>
-      </w:tr>
-      <w:tr>
-        <w:trPr>
-          <w:trHeight w:val="907" w:hRule="atLeast"/>
-        </w:trPr>
-        <w:tc>
-          <w:tcPr>
-            <w:tcW w:type="dxa" w:w="510"/>
-            <w:tcMar>
-              <w:top w:w="180" w:type="dxa"/>
-              <w:bottom w:w="180" w:type="dxa"/>
-              <w:left w:w="240" w:type="dxa"/>
-              <w:right w:w="240" w:type="dxa"/>
-            </w:tcMar>
-            <w:vAlign w:val="top"/>
-            <w:shd w:val="clear" w:color="auto" w:fill="FFFFFF"/>
-            <w:tcBorders>
-              <w:top w:val="nil"/>
-              <w:bottom w:val="nil"/>
-              <w:left w:val="nil"/>
-              <w:right w:val="nil"/>
-            </w:tcBorders>
-          </w:tcPr>
-          <w:p>
-            <w:r>
-              <w:rPr>
-                <w:rFonts w:ascii="Arial" w:hAnsi="Arial"/>
-                <w:b/>
-                <w:i w:val="0"/>
-                <w:color w:val="4A4743"/>
-                <w:sz w:val="19"/>
-              </w:rPr>
-              <w:t>R9</w:t>
-            </w:r>
-          </w:p>
-        </w:tc>
-        <w:tc>
-          <w:tcPr>
-            <w:tcW w:type="dxa" w:w="1020"/>
-            <w:tcMar>
-              <w:top w:w="180" w:type="dxa"/>
-              <w:bottom w:w="180" w:type="dxa"/>
-              <w:left w:w="240" w:type="dxa"/>
-              <w:right w:w="240" w:type="dxa"/>
-            </w:tcMar>
-            <w:vAlign w:val="top"/>
-            <w:shd w:val="clear" w:color="auto" w:fill="FFFFFF"/>
-            <w:tcBorders>
-              <w:top w:val="nil"/>
-              <w:bottom w:val="nil"/>
-              <w:left w:val="nil"/>
-              <w:right w:val="nil"/>
-            </w:tcBorders>
-            <w:shd w:val="clear" w:color="auto" w:fill="FDF3D7"/>
-          </w:tcPr>
-          <w:p>
-            <w:r>
-              <w:rPr>
-                <w:rFonts w:ascii="Arial" w:hAnsi="Arial"/>
-                <w:b/>
-                <w:i w:val="0"/>
-                <w:color w:val="D4A017"/>
-                <w:sz w:val="18"/>
-              </w:rPr>
-              <w:t>Medium</w:t>
-            </w:r>
-          </w:p>
-        </w:tc>
-        <w:tc>
-          <w:tcPr>
-            <w:tcW w:type="dxa" w:w="2381"/>
-            <w:tcMar>
-              <w:top w:w="180" w:type="dxa"/>
-              <w:bottom w:w="180" w:type="dxa"/>
-              <w:left w:w="240" w:type="dxa"/>
-              <w:right w:w="240" w:type="dxa"/>
-            </w:tcMar>
-            <w:vAlign w:val="top"/>
-            <w:shd w:val="clear" w:color="auto" w:fill="FFFFFF"/>
-            <w:tcBorders>
-              <w:top w:val="nil"/>
-              <w:bottom w:val="nil"/>
-              <w:left w:val="nil"/>
-              <w:right w:val="nil"/>
-            </w:tcBorders>
-          </w:tcPr>
-          <w:p>
-            <w:r>
-              <w:rPr>
-                <w:rFonts w:ascii="Arial" w:hAnsi="Arial"/>
-                <w:b/>
-                <w:i w:val="0"/>
-                <w:color w:val="4A4743"/>
-                <w:sz w:val="18"/>
-              </w:rPr>
-              <w:t>Sample not quantified.</w:t>
-            </w:r>
-          </w:p>
-        </w:tc>
-        <w:tc>
-          <w:tcPr>
-            <w:tcW w:type="dxa" w:w="3458"/>
-            <w:tcMar>
-              <w:top w:w="180" w:type="dxa"/>
-              <w:bottom w:w="180" w:type="dxa"/>
-              <w:left w:w="240" w:type="dxa"/>
-              <w:right w:w="240" w:type="dxa"/>
-            </w:tcMar>
-            <w:vAlign w:val="top"/>
-            <w:shd w:val="clear" w:color="auto" w:fill="FFFFFF"/>
-            <w:tcBorders>
-              <w:top w:val="nil"/>
-              <w:bottom w:val="nil"/>
-              <w:left w:val="nil"/>
-              <w:right w:val="nil"/>
-            </w:tcBorders>
-          </w:tcPr>
-          <w:p>
-            <w:r>
-              <w:rPr>
-                <w:rFonts w:ascii="Arial" w:hAnsi="Arial"/>
-                <w:b w:val="0"/>
-                <w:i w:val="0"/>
-                <w:color w:val="4A4743"/>
-                <w:sz w:val="18"/>
-              </w:rPr>
-              <w:t>State count, aggregate value, sectors, time window, and selection method in section 3.</w:t>
-            </w:r>
-          </w:p>
-        </w:tc>
-        <w:tc>
-          <w:tcPr>
-            <w:tcW w:type="dxa" w:w="2041"/>
-            <w:tcMar>
-              <w:top w:w="180" w:type="dxa"/>
-              <w:bottom w:w="180" w:type="dxa"/>
-              <w:left w:w="240" w:type="dxa"/>
-              <w:right w:w="240" w:type="dxa"/>
-            </w:tcMar>
-            <w:vAlign w:val="top"/>
-            <w:shd w:val="clear" w:color="auto" w:fill="FFFFFF"/>
-            <w:tcBorders>
-              <w:top w:val="nil"/>
-              <w:bottom w:val="nil"/>
-              <w:left w:val="nil"/>
-              <w:right w:val="nil"/>
-            </w:tcBorders>
-          </w:tcPr>
-          <w:p>
-            <w:r>
-              <w:rPr>
-                <w:rFonts w:ascii="Arial" w:hAnsi="Arial"/>
-                <w:b w:val="0"/>
-                <w:i w:val="0"/>
-                <w:color w:val="4A4743"/>
-                <w:sz w:val="18"/>
-              </w:rPr>
-              <w:t>Zambia Technical Team</w:t>
-            </w:r>
-          </w:p>
-        </w:tc>
-      </w:tr>
-      <w:tr>
-        <w:trPr>
-          <w:trHeight w:val="907" w:hRule="atLeast"/>
-        </w:trPr>
-        <w:tc>
-          <w:tcPr>
-            <w:tcW w:type="dxa" w:w="510"/>
-            <w:tcMar>
-              <w:top w:w="180" w:type="dxa"/>
-              <w:bottom w:w="180" w:type="dxa"/>
-              <w:left w:w="240" w:type="dxa"/>
-              <w:right w:w="240" w:type="dxa"/>
-            </w:tcMar>
-            <w:vAlign w:val="top"/>
-            <w:shd w:val="clear" w:color="auto" w:fill="F3F2F1"/>
-            <w:tcBorders>
-              <w:top w:val="nil"/>
-              <w:bottom w:val="nil"/>
-              <w:left w:val="nil"/>
-              <w:right w:val="nil"/>
-            </w:tcBorders>
-          </w:tcPr>
-          <w:p>
-            <w:r>
-              <w:rPr>
-                <w:rFonts w:ascii="Arial" w:hAnsi="Arial"/>
-                <w:b/>
-                <w:i w:val="0"/>
-                <w:color w:val="4A4743"/>
-                <w:sz w:val="19"/>
-              </w:rPr>
-              <w:t>R10</w:t>
-            </w:r>
-          </w:p>
-        </w:tc>
-        <w:tc>
-          <w:tcPr>
-            <w:tcW w:type="dxa" w:w="1020"/>
-            <w:tcMar>
-              <w:top w:w="180" w:type="dxa"/>
-              <w:bottom w:w="180" w:type="dxa"/>
-              <w:left w:w="240" w:type="dxa"/>
-              <w:right w:w="240" w:type="dxa"/>
-            </w:tcMar>
-            <w:vAlign w:val="top"/>
-            <w:shd w:val="clear" w:color="auto" w:fill="F3F2F1"/>
-            <w:tcBorders>
-              <w:top w:val="nil"/>
-              <w:bottom w:val="nil"/>
-              <w:left w:val="nil"/>
-              <w:right w:val="nil"/>
-            </w:tcBorders>
-            <w:shd w:val="clear" w:color="auto" w:fill="E8F5E9"/>
-          </w:tcPr>
-          <w:p>
-            <w:r>
-              <w:rPr>
-                <w:rFonts w:ascii="Arial" w:hAnsi="Arial"/>
-                <w:b/>
-                <w:i w:val="0"/>
-                <w:color w:val="4EA83D"/>
-                <w:sz w:val="18"/>
-              </w:rPr>
-              <w:t>Low</w:t>
-            </w:r>
-          </w:p>
-        </w:tc>
-        <w:tc>
-          <w:tcPr>
-            <w:tcW w:type="dxa" w:w="2381"/>
-            <w:tcMar>
-              <w:top w:w="180" w:type="dxa"/>
-              <w:bottom w:w="180" w:type="dxa"/>
-              <w:left w:w="240" w:type="dxa"/>
-              <w:right w:w="240" w:type="dxa"/>
-            </w:tcMar>
-            <w:vAlign w:val="top"/>
-            <w:shd w:val="clear" w:color="auto" w:fill="F3F2F1"/>
-            <w:tcBorders>
-              <w:top w:val="nil"/>
-              <w:bottom w:val="nil"/>
-              <w:left w:val="nil"/>
-              <w:right w:val="nil"/>
-            </w:tcBorders>
-          </w:tcPr>
-          <w:p>
-            <w:r>
-              <w:rPr>
-                <w:rFonts w:ascii="Arial" w:hAnsi="Arial"/>
-                <w:b/>
-                <w:i w:val="0"/>
-                <w:color w:val="4A4743"/>
-                <w:sz w:val="18"/>
-              </w:rPr>
-              <w:t>Unmapped template rows lack reasons.</w:t>
-            </w:r>
-          </w:p>
-        </w:tc>
-        <w:tc>
-          <w:tcPr>
-            <w:tcW w:type="dxa" w:w="3458"/>
-            <w:tcMar>
-              <w:top w:w="180" w:type="dxa"/>
-              <w:bottom w:w="180" w:type="dxa"/>
-              <w:left w:w="240" w:type="dxa"/>
-              <w:right w:w="240" w:type="dxa"/>
-            </w:tcMar>
-            <w:vAlign w:val="top"/>
-            <w:shd w:val="clear" w:color="auto" w:fill="F3F2F1"/>
-            <w:tcBorders>
-              <w:top w:val="nil"/>
-              <w:bottom w:val="nil"/>
-              <w:left w:val="nil"/>
-              <w:right w:val="nil"/>
-            </w:tcBorders>
-          </w:tcPr>
-          <w:p>
-            <w:r>
-              <w:rPr>
-                <w:rFonts w:ascii="Arial" w:hAnsi="Arial"/>
-                <w:b w:val="0"/>
-                <w:i w:val="0"/>
-                <w:color w:val="4A4743"/>
-                <w:sz w:val="18"/>
-              </w:rPr>
-              <w:t>Before resubmission, add a short Notes entry to every unmapped row in the OC4IDS sheets.</w:t>
-            </w:r>
-          </w:p>
-        </w:tc>
-        <w:tc>
-          <w:tcPr>
-            <w:tcW w:type="dxa" w:w="2041"/>
-            <w:tcMar>
-              <w:top w:w="180" w:type="dxa"/>
-              <w:bottom w:w="180" w:type="dxa"/>
-              <w:left w:w="240" w:type="dxa"/>
-              <w:right w:w="240" w:type="dxa"/>
-            </w:tcMar>
-            <w:vAlign w:val="top"/>
-            <w:shd w:val="clear" w:color="auto" w:fill="F3F2F1"/>
-            <w:tcBorders>
-              <w:top w:val="nil"/>
-              <w:bottom w:val="nil"/>
-              <w:left w:val="nil"/>
-              <w:right w:val="nil"/>
-            </w:tcBorders>
-          </w:tcPr>
-          <w:p>
-            <w:r>
-              <w:rPr>
-                <w:rFonts w:ascii="Arial" w:hAnsi="Arial"/>
-                <w:b w:val="0"/>
-                <w:i w:val="0"/>
-                <w:color w:val="4A4743"/>
-                <w:sz w:val="18"/>
-              </w:rPr>
-              <w:t>Zambia Technical Team</w:t>
-            </w:r>
-          </w:p>
-        </w:tc>
-      </w:tr>
-    </w:tbl>
-    <w:p>
-      <w:r>
-        <w:br w:type="page"/>
-      </w:r>
-    </w:p>
-    <w:p>
-      <w:pPr>
-        <w:keepNext/>
-        <w:spacing w:before="280" w:after="120"/>
-      </w:pPr>
-      <w:r>
-        <w:rPr>
-          <w:rFonts w:ascii="Arial" w:hAnsi="Arial"/>
-          <w:b/>
-          <w:i w:val="0"/>
-          <w:color w:val="B7251C"/>
-          <w:sz w:val="30"/>
-        </w:rPr>
-        <w:t>9.  Decision summary</w:t>
-      </w:r>
-    </w:p>
-    <w:tbl>
-      <w:tblPr>
-        <w:jc w:val="left"/>
-        <w:tblLayout w:type="fixed"/>
-        <w:tblLook w:firstColumn="1" w:firstRow="1" w:lastColumn="0" w:lastRow="0" w:noHBand="0" w:noVBand="1" w:val="04A0"/>
-        <w:tblW w:w="9412" w:type="dxa"/>
+        <w:tblInd w:w="0" w:type="dxa"/>
       </w:tblPr>
       <w:tblGrid>
         <w:gridCol w:w="9412"/>
@@ -5716,7 +1771,7 @@
                 <w:color w:val="6B6A68"/>
                 <w:sz w:val="19"/>
               </w:rPr>
-              <w:t xml:space="preserve">   Section 8.2 (draft of 3 March 2026) , data-holder lifecycle table</w:t>
+              <w:t xml:space="preserve">   Section 8.2 (draft of 3 March 2026), data-holder lifecycle table</w:t>
             </w:r>
           </w:p>
           <w:p>
@@ -5731,7 +1786,7 @@
                 <w:color w:val="4A4743"/>
                 <w:sz w:val="21"/>
               </w:rPr>
-              <w:t>[QUOTE , Zambia team to paste one or two rows of the current section 8.2 lifecycle table. Currently the table names the holder and the stage, but does not say which fields can go public today. Example row from the draft: 'Implementation , NCC , Project monitoring records, inspection forms, progress reports.']</w:t>
+              <w:t>The report says (section 8.2, row on implementation): “Implementation, NCC, Project monitoring records, inspection forms, progress reports.”</w:t>
             </w:r>
           </w:p>
         </w:tc>
@@ -5742,12 +1797,28 @@
         <w:spacing w:after="120" w:before="0"/>
       </w:pPr>
     </w:p>
+    <w:p>
+      <w:pPr>
+        <w:spacing w:after="280" w:before="0"/>
+      </w:pPr>
+      <w:r>
+        <w:rPr>
+          <w:rFonts w:ascii="Arial" w:hAnsi="Arial"/>
+          <w:b w:val="0"/>
+          <w:i w:val="0"/>
+          <w:color w:val="4A4743"/>
+          <w:sz w:val="21"/>
+        </w:rPr>
+        <w:t>Revision: close the report with a four-bucket decision summary. Classify every publishable element into ready to publish, small format fixes, needs system work, or needs policy action. Each pathway carries a field count and one or two examples. This is the single view a senior reader scans first.</w:t>
+      </w:r>
+    </w:p>
     <w:tbl>
       <w:tblPr>
         <w:jc w:val="left"/>
         <w:tblLayout w:type="fixed"/>
         <w:tblLook w:firstColumn="1" w:firstRow="1" w:lastColumn="0" w:lastRow="0" w:noHBand="0" w:noVBand="1" w:val="04A0"/>
         <w:tblW w:w="9412" w:type="dxa"/>
+        <w:tblInd w:w="0" w:type="dxa"/>
       </w:tblPr>
       <w:tblGrid>
         <w:gridCol w:w="9412"/>
@@ -5760,7 +1831,7 @@
             <w:tcBorders>
               <w:top w:val="nil"/>
               <w:bottom w:val="nil"/>
-              <w:left w:val="single" w:sz="36" w:color="B7251C"/>
+              <w:left w:val="single" w:sz="32" w:color="6B6A68"/>
               <w:right w:val="nil"/>
             </w:tcBorders>
             <w:tcMar>
@@ -5776,20 +1847,10 @@
                 <w:rFonts w:ascii="Arial" w:hAnsi="Arial"/>
                 <w:b/>
                 <w:i w:val="0"/>
-                <w:color w:val="B7251C"/>
-                <w:sz w:val="19"/>
+                <w:color w:val="6B6A68"/>
+                <w:sz w:val="20"/>
               </w:rPr>
-              <w:t>REVIEW NOTE</w:t>
-            </w:r>
-            <w:r>
-              <w:rPr>
-                <w:rFonts w:ascii="Arial" w:hAnsi="Arial"/>
-                <w:b/>
-                <w:i w:val="0"/>
-                <w:color w:val="6B6A68"/>
-                <w:sz w:val="19"/>
-              </w:rPr>
-              <w:t xml:space="preserve">  (R7)   </w:t>
+              <w:t xml:space="preserve">WORKED EXAMPLES   </w:t>
             </w:r>
             <w:r>
               <w:rPr>
@@ -5799,983 +1860,7 @@
                 <w:color w:val="4A4743"/>
                 <w:sz w:val="21"/>
               </w:rPr>
-              <w:t>The current section 8.2 lists who holds data at each stage but does not separate fields that can be published today from those requiring new workflows or new law. This is the single table the report's primary audience (MSG members, permanent secretaries) will read first. Build it from the four buckets below.</w:t>
-            </w:r>
-          </w:p>
-        </w:tc>
-      </w:tr>
-    </w:tbl>
-    <w:p>
-      <w:pPr>
-        <w:spacing w:after="200" w:before="0"/>
-      </w:pPr>
-    </w:p>
-    <w:p>
-      <w:pPr>
-        <w:spacing w:before="80" w:after="200"/>
-        <w:jc w:val="center"/>
-      </w:pPr>
-      <w:r>
-        <w:drawing>
-          <wp:inline xmlns:a="http://schemas.openxmlformats.org/drawingml/2006/main" xmlns:pic="http://schemas.openxmlformats.org/drawingml/2006/picture">
-            <wp:extent cx="5760000" cy="3063386"/>
-            <wp:docPr id="5" name="Picture 5"/>
-            <wp:cNvGraphicFramePr>
-              <a:graphicFrameLocks noChangeAspect="1"/>
-            </wp:cNvGraphicFramePr>
-            <a:graphic>
-              <a:graphicData uri="http://schemas.openxmlformats.org/drawingml/2006/picture">
-                <pic:pic>
-                  <pic:nvPicPr>
-                    <pic:cNvPr id="0" name="03-decision-buckets.png"/>
-                    <pic:cNvPicPr/>
-                  </pic:nvPicPr>
-                  <pic:blipFill>
-                    <a:blip r:embed="rId15"/>
-                    <a:stretch>
-                      <a:fillRect/>
-                    </a:stretch>
-                  </pic:blipFill>
-                  <pic:spPr>
-                    <a:xfrm>
-                      <a:off x="0" y="0"/>
-                      <a:ext cx="5760000" cy="3063386"/>
-                    </a:xfrm>
-                    <a:prstGeom prst="rect"/>
-                  </pic:spPr>
-                </pic:pic>
-              </a:graphicData>
-            </a:graphic>
-          </wp:inline>
-        </w:drawing>
-      </w:r>
-    </w:p>
-    <w:tbl>
-      <w:tblPr>
-        <w:jc w:val="left"/>
-        <w:tblLayout w:type="fixed"/>
-        <w:tblLook w:firstColumn="1" w:firstRow="1" w:lastColumn="0" w:lastRow="0" w:noHBand="0" w:noVBand="1" w:val="04A0"/>
-        <w:tblW w:w="9412" w:type="dxa"/>
-      </w:tblPr>
-      <w:tblGrid>
-        <w:gridCol w:w="9412"/>
-      </w:tblGrid>
-      <w:tr>
-        <w:tc>
-          <w:tcPr>
-            <w:tcW w:type="dxa" w:w="9411"/>
-            <w:shd w:val="clear" w:color="auto" w:fill="FFFFFF"/>
-            <w:tcBorders>
-              <w:top w:val="nil"/>
-              <w:bottom w:val="nil"/>
-              <w:left w:val="single" w:sz="36" w:color="71B6C9"/>
-              <w:right w:val="nil"/>
-            </w:tcBorders>
-            <w:tcMar>
-              <w:top w:w="260" w:type="dxa"/>
-              <w:bottom w:w="260" w:type="dxa"/>
-              <w:left w:w="300" w:type="dxa"/>
-              <w:right w:w="300" w:type="dxa"/>
-            </w:tcMar>
-          </w:tcPr>
-          <w:p>
-            <w:pPr>
-              <w:spacing w:after="120"/>
-            </w:pPr>
-            <w:r>
-              <w:rPr>
-                <w:rFonts w:ascii="Arial" w:hAnsi="Arial"/>
-                <w:b/>
-                <w:i w:val="0"/>
-                <w:color w:val="71B6C9"/>
-                <w:sz w:val="19"/>
-              </w:rPr>
-              <w:t>EXAMPLE</w:t>
-            </w:r>
-            <w:r>
-              <w:rPr>
-                <w:rFonts w:ascii="Arial" w:hAnsi="Arial"/>
-                <w:b w:val="0"/>
-                <w:i/>
-                <w:color w:val="6B6A68"/>
-                <w:sz w:val="19"/>
-              </w:rPr>
-              <w:t xml:space="preserve">   Target format for the decision summary panel</w:t>
-            </w:r>
-          </w:p>
-          <w:p>
-            <w:pPr>
-              <w:spacing w:before="40" w:after="120"/>
-            </w:pPr>
-            <w:r>
-              <w:rPr>
-                <w:rFonts w:ascii="Arial" w:hAnsi="Arial"/>
-                <w:b w:val="0"/>
-                <w:i/>
-                <w:color w:val="4A4743"/>
-                <w:sz w:val="21"/>
-              </w:rPr>
-              <w:t>Classify every publishable element into one of the four pathways below.</w:t>
-            </w:r>
-          </w:p>
-          <w:tbl>
-            <w:tblPr>
-              <w:jc w:val="left"/>
-              <w:tblLayout w:type="fixed"/>
-              <w:tblLook w:firstColumn="1" w:firstRow="1" w:lastColumn="0" w:lastRow="0" w:noHBand="0" w:noVBand="1" w:val="04A0"/>
-              <w:tblW w:w="8731" w:type="dxa"/>
-            </w:tblPr>
-            <w:tblGrid>
-              <w:gridCol w:w="2268"/>
-              <w:gridCol w:w="3288"/>
-              <w:gridCol w:w="3175"/>
-            </w:tblGrid>
-            <w:tr>
-              <w:trPr>
-                <w:trHeight w:val="1020" w:hRule="atLeast"/>
-              </w:trPr>
-              <w:tc>
-                <w:tcPr>
-                  <w:tcW w:type="dxa" w:w="2268"/>
-                  <w:tcBorders>
-                    <w:top w:val="nil"/>
-                    <w:bottom w:val="nil"/>
-                    <w:left w:val="single" w:sz="40" w:color="4EA83D"/>
-                    <w:right w:val="nil"/>
-                  </w:tcBorders>
-                  <w:shd w:val="clear" w:color="auto" w:fill="F3F2F1"/>
-                  <w:tcMar>
-                    <w:top w:w="220" w:type="dxa"/>
-                    <w:bottom w:w="220" w:type="dxa"/>
-                    <w:left w:w="260" w:type="dxa"/>
-                    <w:right w:w="260" w:type="dxa"/>
-                  </w:tcMar>
-                </w:tcPr>
-                <w:p>
-                  <w:r>
-                    <w:rPr>
-                      <w:rFonts w:ascii="Arial" w:hAnsi="Arial"/>
-                      <w:b/>
-                      <w:i w:val="0"/>
-                      <w:color w:val="4EA83D"/>
-                      <w:sz w:val="22"/>
-                    </w:rPr>
-                    <w:t>Ready to publish</w:t>
-                  </w:r>
-                </w:p>
-              </w:tc>
-              <w:tc>
-                <w:tcPr>
-                  <w:tcW w:type="dxa" w:w="3288"/>
-                  <w:shd w:val="clear" w:color="auto" w:fill="F3F2F1"/>
-                  <w:tcMar>
-                    <w:top w:w="220" w:type="dxa"/>
-                    <w:bottom w:w="220" w:type="dxa"/>
-                    <w:left w:w="260" w:type="dxa"/>
-                    <w:right w:w="260" w:type="dxa"/>
-                  </w:tcMar>
-                </w:tcPr>
-                <w:p>
-                  <w:r>
-                    <w:rPr>
-                      <w:rFonts w:ascii="Arial" w:hAnsi="Arial"/>
-                      <w:b w:val="0"/>
-                      <w:i w:val="0"/>
-                      <w:color w:val="4A4743"/>
-                      <w:sz w:val="20"/>
-                    </w:rPr>
-                    <w:t>Fields already held with clean source paths and clear legal authority.</w:t>
-                  </w:r>
-                </w:p>
-              </w:tc>
-              <w:tc>
-                <w:tcPr>
-                  <w:tcW w:type="dxa" w:w="3175"/>
-                  <w:shd w:val="clear" w:color="auto" w:fill="F3F2F1"/>
-                  <w:tcMar>
-                    <w:top w:w="220" w:type="dxa"/>
-                    <w:bottom w:w="220" w:type="dxa"/>
-                    <w:left w:w="260" w:type="dxa"/>
-                    <w:right w:w="260" w:type="dxa"/>
-                  </w:tcMar>
-                </w:tcPr>
-                <w:p>
-                  <w:r>
-                    <w:rPr>
-                      <w:rFonts w:ascii="Arial" w:hAnsi="Arial"/>
-                      <w:b w:val="0"/>
-                      <w:i w:val="0"/>
-                      <w:color w:val="4A4743"/>
-                      <w:sz w:val="20"/>
-                    </w:rPr>
-                    <w:t>Approximately 35 fields. Project IDs, titles, sectors, procurement method, tender values.</w:t>
-                  </w:r>
-                </w:p>
-              </w:tc>
-            </w:tr>
-            <w:tr>
-              <w:trPr>
-                <w:trHeight w:val="1020" w:hRule="atLeast"/>
-              </w:trPr>
-              <w:tc>
-                <w:tcPr>
-                  <w:tcW w:type="dxa" w:w="2268"/>
-                  <w:tcBorders>
-                    <w:top w:val="nil"/>
-                    <w:bottom w:val="nil"/>
-                    <w:left w:val="single" w:sz="40" w:color="71B6C9"/>
-                    <w:right w:val="nil"/>
-                  </w:tcBorders>
-                  <w:shd w:val="clear" w:color="auto" w:fill="F3F2F1"/>
-                  <w:tcMar>
-                    <w:top w:w="220" w:type="dxa"/>
-                    <w:bottom w:w="220" w:type="dxa"/>
-                    <w:left w:w="260" w:type="dxa"/>
-                    <w:right w:w="260" w:type="dxa"/>
-                  </w:tcMar>
-                </w:tcPr>
-                <w:p>
-                  <w:r>
-                    <w:rPr>
-                      <w:rFonts w:ascii="Arial" w:hAnsi="Arial"/>
-                      <w:b/>
-                      <w:i w:val="0"/>
-                      <w:color w:val="71B6C9"/>
-                      <w:sz w:val="22"/>
-                    </w:rPr>
-                    <w:t>Small format fixes</w:t>
-                  </w:r>
-                </w:p>
-              </w:tc>
-              <w:tc>
-                <w:tcPr>
-                  <w:tcW w:type="dxa" w:w="3288"/>
-                  <w:shd w:val="clear" w:color="auto" w:fill="F3F2F1"/>
-                  <w:tcMar>
-                    <w:top w:w="220" w:type="dxa"/>
-                    <w:bottom w:w="220" w:type="dxa"/>
-                    <w:left w:w="260" w:type="dxa"/>
-                    <w:right w:w="260" w:type="dxa"/>
-                  </w:tcMar>
-                </w:tcPr>
-                <w:p>
-                  <w:r>
-                    <w:rPr>
-                      <w:rFonts w:ascii="Arial" w:hAnsi="Arial"/>
-                      <w:b w:val="0"/>
-                      <w:i w:val="0"/>
-                      <w:color w:val="4A4743"/>
-                      <w:sz w:val="20"/>
-                    </w:rPr>
-                    <w:t>Fields present but needing date-format conversion, codelist alignment, or free-text standardisation.</w:t>
-                  </w:r>
-                </w:p>
-              </w:tc>
-              <w:tc>
-                <w:tcPr>
-                  <w:tcW w:type="dxa" w:w="3175"/>
-                  <w:shd w:val="clear" w:color="auto" w:fill="F3F2F1"/>
-                  <w:tcMar>
-                    <w:top w:w="220" w:type="dxa"/>
-                    <w:bottom w:w="220" w:type="dxa"/>
-                    <w:left w:w="260" w:type="dxa"/>
-                    <w:right w:w="260" w:type="dxa"/>
-                  </w:tcMar>
-                </w:tcPr>
-                <w:p>
-                  <w:r>
-                    <w:rPr>
-                      <w:rFonts w:ascii="Arial" w:hAnsi="Arial"/>
-                      <w:b w:val="0"/>
-                      <w:i w:val="0"/>
-                      <w:color w:val="4A4743"/>
-                      <w:sz w:val="20"/>
-                    </w:rPr>
-                    <w:t>Approximately 20 fields. Descriptions, sector codes, date harmonisation.</w:t>
-                  </w:r>
-                </w:p>
-              </w:tc>
-            </w:tr>
-            <w:tr>
-              <w:trPr>
-                <w:trHeight w:val="1020" w:hRule="atLeast"/>
-              </w:trPr>
-              <w:tc>
-                <w:tcPr>
-                  <w:tcW w:type="dxa" w:w="2268"/>
-                  <w:tcBorders>
-                    <w:top w:val="nil"/>
-                    <w:bottom w:val="nil"/>
-                    <w:left w:val="single" w:sz="40" w:color="F1C03D"/>
-                    <w:right w:val="nil"/>
-                  </w:tcBorders>
-                  <w:shd w:val="clear" w:color="auto" w:fill="F3F2F1"/>
-                  <w:tcMar>
-                    <w:top w:w="220" w:type="dxa"/>
-                    <w:bottom w:w="220" w:type="dxa"/>
-                    <w:left w:w="260" w:type="dxa"/>
-                    <w:right w:w="260" w:type="dxa"/>
-                  </w:tcMar>
-                </w:tcPr>
-                <w:p>
-                  <w:r>
-                    <w:rPr>
-                      <w:rFonts w:ascii="Arial" w:hAnsi="Arial"/>
-                      <w:b/>
-                      <w:i w:val="0"/>
-                      <w:color w:val="F1C03D"/>
-                      <w:sz w:val="22"/>
-                    </w:rPr>
-                    <w:t>Needs system work</w:t>
-                  </w:r>
-                </w:p>
-              </w:tc>
-              <w:tc>
-                <w:tcPr>
-                  <w:tcW w:type="dxa" w:w="3288"/>
-                  <w:shd w:val="clear" w:color="auto" w:fill="F3F2F1"/>
-                  <w:tcMar>
-                    <w:top w:w="220" w:type="dxa"/>
-                    <w:bottom w:w="220" w:type="dxa"/>
-                    <w:left w:w="260" w:type="dxa"/>
-                    <w:right w:w="260" w:type="dxa"/>
-                  </w:tcMar>
-                </w:tcPr>
-                <w:p>
-                  <w:r>
-                    <w:rPr>
-                      <w:rFonts w:ascii="Arial" w:hAnsi="Arial"/>
-                      <w:b w:val="0"/>
-                      <w:i w:val="0"/>
-                      <w:color w:val="4A4743"/>
-                      <w:sz w:val="20"/>
-                    </w:rPr>
-                    <w:t>Fields NCC already collects under NCC Act s.53 but that need an integration layer to reach the public.</w:t>
-                  </w:r>
-                </w:p>
-              </w:tc>
-              <w:tc>
-                <w:tcPr>
-                  <w:tcW w:type="dxa" w:w="3175"/>
-                  <w:shd w:val="clear" w:color="auto" w:fill="F3F2F1"/>
-                  <w:tcMar>
-                    <w:top w:w="220" w:type="dxa"/>
-                    <w:bottom w:w="220" w:type="dxa"/>
-                    <w:left w:w="260" w:type="dxa"/>
-                    <w:right w:w="260" w:type="dxa"/>
-                  </w:tcMar>
-                </w:tcPr>
-                <w:p>
-                  <w:r>
-                    <w:rPr>
-                      <w:rFonts w:ascii="Arial" w:hAnsi="Arial"/>
-                      <w:b w:val="0"/>
-                      <w:i w:val="0"/>
-                      <w:color w:val="4A4743"/>
-                      <w:sz w:val="20"/>
-                    </w:rPr>
-                    <w:t>Approximately 73 fields. Contract variations, progress, quality and safety, payments, final costs.</w:t>
-                  </w:r>
-                </w:p>
-              </w:tc>
-            </w:tr>
-            <w:tr>
-              <w:trPr>
-                <w:trHeight w:val="1020" w:hRule="atLeast"/>
-              </w:trPr>
-              <w:tc>
-                <w:tcPr>
-                  <w:tcW w:type="dxa" w:w="2268"/>
-                  <w:tcBorders>
-                    <w:top w:val="nil"/>
-                    <w:bottom w:val="nil"/>
-                    <w:left w:val="single" w:sz="40" w:color="B7251C"/>
-                    <w:right w:val="nil"/>
-                  </w:tcBorders>
-                  <w:shd w:val="clear" w:color="auto" w:fill="F3F2F1"/>
-                  <w:tcMar>
-                    <w:top w:w="220" w:type="dxa"/>
-                    <w:bottom w:w="220" w:type="dxa"/>
-                    <w:left w:w="260" w:type="dxa"/>
-                    <w:right w:w="260" w:type="dxa"/>
-                  </w:tcMar>
-                </w:tcPr>
-                <w:p>
-                  <w:r>
-                    <w:rPr>
-                      <w:rFonts w:ascii="Arial" w:hAnsi="Arial"/>
-                      <w:b/>
-                      <w:i w:val="0"/>
-                      <w:color w:val="B7251C"/>
-                      <w:sz w:val="22"/>
-                    </w:rPr>
-                    <w:t>Needs policy action</w:t>
-                  </w:r>
-                </w:p>
-              </w:tc>
-              <w:tc>
-                <w:tcPr>
-                  <w:tcW w:type="dxa" w:w="3288"/>
-                  <w:shd w:val="clear" w:color="auto" w:fill="F3F2F1"/>
-                  <w:tcMar>
-                    <w:top w:w="220" w:type="dxa"/>
-                    <w:bottom w:w="220" w:type="dxa"/>
-                    <w:left w:w="260" w:type="dxa"/>
-                    <w:right w:w="260" w:type="dxa"/>
-                  </w:tcMar>
-                </w:tcPr>
-                <w:p>
-                  <w:r>
-                    <w:rPr>
-                      <w:rFonts w:ascii="Arial" w:hAnsi="Arial"/>
-                      <w:b w:val="0"/>
-                      <w:i w:val="0"/>
-                      <w:color w:val="4A4743"/>
-                      <w:sz w:val="20"/>
-                    </w:rPr>
-                    <w:t>Fields blocked by absence of a regulation, statutory instrument, or internal approval workflow.</w:t>
-                  </w:r>
-                </w:p>
-              </w:tc>
-              <w:tc>
-                <w:tcPr>
-                  <w:tcW w:type="dxa" w:w="3175"/>
-                  <w:shd w:val="clear" w:color="auto" w:fill="F3F2F1"/>
-                  <w:tcMar>
-                    <w:top w:w="220" w:type="dxa"/>
-                    <w:bottom w:w="220" w:type="dxa"/>
-                    <w:left w:w="260" w:type="dxa"/>
-                    <w:right w:w="260" w:type="dxa"/>
-                  </w:tcMar>
-                </w:tcPr>
-                <w:p>
-                  <w:r>
-                    <w:rPr>
-                      <w:rFonts w:ascii="Arial" w:hAnsi="Arial"/>
-                      <w:b w:val="0"/>
-                      <w:i w:val="0"/>
-                      <w:color w:val="4A4743"/>
-                      <w:sz w:val="20"/>
-                    </w:rPr>
-                    <w:t>Approximately 25 fields. Beneficial ownership; maintenance and decommissioning capture.</w:t>
-                  </w:r>
-                </w:p>
-              </w:tc>
-            </w:tr>
-          </w:tbl>
-          <w:p/>
-        </w:tc>
-      </w:tr>
-    </w:tbl>
-    <w:p>
-      <w:r>
-        <w:br w:type="page"/>
-      </w:r>
-    </w:p>
-    <w:p>
-      <w:pPr>
-        <w:keepNext/>
-        <w:spacing w:before="280" w:after="120"/>
-      </w:pPr>
-      <w:r>
-        <w:rPr>
-          <w:rFonts w:ascii="Arial" w:hAnsi="Arial"/>
-          <w:b/>
-          <w:i w:val="0"/>
-          <w:color w:val="B7251C"/>
-          <w:sz w:val="30"/>
-        </w:rPr>
-        <w:t>10.  The law already permits most of what is missing</w:t>
-      </w:r>
-    </w:p>
-    <w:p>
-      <w:pPr>
-        <w:spacing w:after="200" w:before="0"/>
-      </w:pPr>
-      <w:r>
-        <w:rPr>
-          <w:rFonts w:ascii="Arial" w:hAnsi="Arial"/>
-          <w:b w:val="0"/>
-          <w:i w:val="0"/>
-          <w:color w:val="4A4743"/>
-          <w:sz w:val="21"/>
-        </w:rPr>
-        <w:t>This is the point Annex 8.1 of the current draft already makes. It is worth pulling forward into the body of the report:</w:t>
-      </w:r>
-    </w:p>
-    <w:tbl>
-      <w:tblPr>
-        <w:jc w:val="left"/>
-        <w:tblLayout w:type="fixed"/>
-        <w:tblLook w:firstColumn="1" w:firstRow="1" w:lastColumn="0" w:lastRow="0" w:noHBand="0" w:noVBand="1" w:val="04A0"/>
-        <w:tblW w:w="9412" w:type="dxa"/>
-      </w:tblPr>
-      <w:tblGrid>
-        <w:gridCol w:w="3175"/>
-        <w:gridCol w:w="3685"/>
-        <w:gridCol w:w="2551"/>
-      </w:tblGrid>
-      <w:tr>
-        <w:tc>
-          <w:tcPr>
-            <w:tcW w:type="dxa" w:w="3175"/>
-            <w:tcMar>
-              <w:top w:w="220" w:type="dxa"/>
-              <w:bottom w:w="220" w:type="dxa"/>
-              <w:left w:w="240" w:type="dxa"/>
-              <w:right w:w="240" w:type="dxa"/>
-            </w:tcMar>
-            <w:vAlign w:val="top"/>
-            <w:shd w:val="clear" w:color="auto" w:fill="C00000"/>
-            <w:tcBorders>
-              <w:top w:val="single" w:sz="4" w:color="C00000"/>
-              <w:bottom w:val="single" w:sz="4" w:color="C00000"/>
-              <w:left w:val="single" w:sz="4" w:color="C00000"/>
-              <w:right w:val="single" w:sz="4" w:color="C00000"/>
-            </w:tcBorders>
-            <w:tcMar>
-              <w:top w:w="220" w:type="dxa"/>
-              <w:bottom w:w="220" w:type="dxa"/>
-              <w:left w:w="240" w:type="dxa"/>
-              <w:right w:w="240" w:type="dxa"/>
-            </w:tcMar>
-          </w:tcPr>
-          <w:p>
-            <w:r>
-              <w:rPr>
-                <w:rFonts w:ascii="Arial" w:hAnsi="Arial"/>
-                <w:b/>
-                <w:i w:val="0"/>
-                <w:color w:val="FFFFFF"/>
-                <w:sz w:val="20"/>
-              </w:rPr>
-              <w:t>Legal authority</w:t>
-            </w:r>
-          </w:p>
-        </w:tc>
-        <w:tc>
-          <w:tcPr>
-            <w:tcW w:type="dxa" w:w="3685"/>
-            <w:tcMar>
-              <w:top w:w="220" w:type="dxa"/>
-              <w:bottom w:w="220" w:type="dxa"/>
-              <w:left w:w="240" w:type="dxa"/>
-              <w:right w:w="240" w:type="dxa"/>
-            </w:tcMar>
-            <w:vAlign w:val="top"/>
-            <w:shd w:val="clear" w:color="auto" w:fill="C00000"/>
-            <w:tcBorders>
-              <w:top w:val="single" w:sz="4" w:color="C00000"/>
-              <w:bottom w:val="single" w:sz="4" w:color="C00000"/>
-              <w:left w:val="single" w:sz="4" w:color="C00000"/>
-              <w:right w:val="single" w:sz="4" w:color="C00000"/>
-            </w:tcBorders>
-            <w:tcMar>
-              <w:top w:w="220" w:type="dxa"/>
-              <w:bottom w:w="220" w:type="dxa"/>
-              <w:left w:w="240" w:type="dxa"/>
-              <w:right w:w="240" w:type="dxa"/>
-            </w:tcMar>
-          </w:tcPr>
-          <w:p>
-            <w:r>
-              <w:rPr>
-                <w:rFonts w:ascii="Arial" w:hAnsi="Arial"/>
-                <w:b/>
-                <w:i w:val="0"/>
-                <w:color w:val="FFFFFF"/>
-                <w:sz w:val="20"/>
-              </w:rPr>
-              <w:t>What it authorises</w:t>
-            </w:r>
-          </w:p>
-        </w:tc>
-        <w:tc>
-          <w:tcPr>
-            <w:tcW w:type="dxa" w:w="2551"/>
-            <w:tcMar>
-              <w:top w:w="220" w:type="dxa"/>
-              <w:bottom w:w="220" w:type="dxa"/>
-              <w:left w:w="240" w:type="dxa"/>
-              <w:right w:w="240" w:type="dxa"/>
-            </w:tcMar>
-            <w:vAlign w:val="top"/>
-            <w:shd w:val="clear" w:color="auto" w:fill="C00000"/>
-            <w:tcBorders>
-              <w:top w:val="single" w:sz="4" w:color="C00000"/>
-              <w:bottom w:val="single" w:sz="4" w:color="C00000"/>
-              <w:left w:val="single" w:sz="4" w:color="C00000"/>
-              <w:right w:val="single" w:sz="4" w:color="C00000"/>
-            </w:tcBorders>
-            <w:tcMar>
-              <w:top w:w="220" w:type="dxa"/>
-              <w:bottom w:w="220" w:type="dxa"/>
-              <w:left w:w="240" w:type="dxa"/>
-              <w:right w:w="240" w:type="dxa"/>
-            </w:tcMar>
-          </w:tcPr>
-          <w:p>
-            <w:r>
-              <w:rPr>
-                <w:rFonts w:ascii="Arial" w:hAnsi="Arial"/>
-                <w:b/>
-                <w:i w:val="0"/>
-                <w:color w:val="FFFFFF"/>
-                <w:sz w:val="20"/>
-              </w:rPr>
-              <w:t>Relevance to OC4IDS publication</w:t>
-            </w:r>
-          </w:p>
-        </w:tc>
-      </w:tr>
-      <w:tr>
-        <w:trPr>
-          <w:trHeight w:val="907" w:hRule="atLeast"/>
-        </w:trPr>
-        <w:tc>
-          <w:tcPr>
-            <w:tcW w:type="dxa" w:w="3175"/>
-            <w:tcMar>
-              <w:top w:w="180" w:type="dxa"/>
-              <w:bottom w:w="180" w:type="dxa"/>
-              <w:left w:w="240" w:type="dxa"/>
-              <w:right w:w="240" w:type="dxa"/>
-            </w:tcMar>
-            <w:vAlign w:val="top"/>
-            <w:shd w:val="clear" w:color="auto" w:fill="FFFFFF"/>
-            <w:tcBorders>
-              <w:top w:val="nil"/>
-              <w:bottom w:val="nil"/>
-              <w:left w:val="nil"/>
-              <w:right w:val="nil"/>
-            </w:tcBorders>
-          </w:tcPr>
-          <w:p>
-            <w:r>
-              <w:rPr>
-                <w:rFonts w:ascii="Arial" w:hAnsi="Arial"/>
-                <w:b/>
-                <w:i w:val="0"/>
-                <w:color w:val="4A4743"/>
-                <w:sz w:val="20"/>
-              </w:rPr>
-              <w:t>Access to Information Act 2023, s.8</w:t>
-            </w:r>
-          </w:p>
-        </w:tc>
-        <w:tc>
-          <w:tcPr>
-            <w:tcW w:type="dxa" w:w="3685"/>
-            <w:tcMar>
-              <w:top w:w="180" w:type="dxa"/>
-              <w:bottom w:w="180" w:type="dxa"/>
-              <w:left w:w="240" w:type="dxa"/>
-              <w:right w:w="240" w:type="dxa"/>
-            </w:tcMar>
-            <w:vAlign w:val="top"/>
-            <w:shd w:val="clear" w:color="auto" w:fill="FFFFFF"/>
-            <w:tcBorders>
-              <w:top w:val="nil"/>
-              <w:bottom w:val="nil"/>
-              <w:left w:val="nil"/>
-              <w:right w:val="nil"/>
-            </w:tcBorders>
-          </w:tcPr>
-          <w:p>
-            <w:r>
-              <w:rPr>
-                <w:rFonts w:ascii="Arial" w:hAnsi="Arial"/>
-                <w:b w:val="0"/>
-                <w:i w:val="0"/>
-                <w:color w:val="4A4743"/>
-                <w:sz w:val="20"/>
-              </w:rPr>
-              <w:t>Proactive publication by every information holder of contracts signed, suppliers, amounts, and periods for completion.</w:t>
-            </w:r>
-          </w:p>
-        </w:tc>
-        <w:tc>
-          <w:tcPr>
-            <w:tcW w:type="dxa" w:w="2551"/>
-            <w:tcMar>
-              <w:top w:w="180" w:type="dxa"/>
-              <w:bottom w:w="180" w:type="dxa"/>
-              <w:left w:w="240" w:type="dxa"/>
-              <w:right w:w="240" w:type="dxa"/>
-            </w:tcMar>
-            <w:vAlign w:val="top"/>
-            <w:shd w:val="clear" w:color="auto" w:fill="FFFFFF"/>
-            <w:tcBorders>
-              <w:top w:val="nil"/>
-              <w:bottom w:val="nil"/>
-              <w:left w:val="nil"/>
-              <w:right w:val="nil"/>
-            </w:tcBorders>
-          </w:tcPr>
-          <w:p>
-            <w:r>
-              <w:rPr>
-                <w:rFonts w:ascii="Arial" w:hAnsi="Arial"/>
-                <w:b w:val="0"/>
-                <w:i w:val="0"/>
-                <w:color w:val="4A4743"/>
-                <w:sz w:val="20"/>
-              </w:rPr>
-              <w:t>Broad: covers most procurement-stage and contract-stage fields.</w:t>
-            </w:r>
-          </w:p>
-        </w:tc>
-      </w:tr>
-      <w:tr>
-        <w:trPr>
-          <w:trHeight w:val="907" w:hRule="atLeast"/>
-        </w:trPr>
-        <w:tc>
-          <w:tcPr>
-            <w:tcW w:type="dxa" w:w="3175"/>
-            <w:tcMar>
-              <w:top w:w="180" w:type="dxa"/>
-              <w:bottom w:w="180" w:type="dxa"/>
-              <w:left w:w="240" w:type="dxa"/>
-              <w:right w:w="240" w:type="dxa"/>
-            </w:tcMar>
-            <w:vAlign w:val="top"/>
-            <w:shd w:val="clear" w:color="auto" w:fill="F3F2F1"/>
-            <w:tcBorders>
-              <w:top w:val="nil"/>
-              <w:bottom w:val="nil"/>
-              <w:left w:val="nil"/>
-              <w:right w:val="nil"/>
-            </w:tcBorders>
-          </w:tcPr>
-          <w:p>
-            <w:r>
-              <w:rPr>
-                <w:rFonts w:ascii="Arial" w:hAnsi="Arial"/>
-                <w:b/>
-                <w:i w:val="0"/>
-                <w:color w:val="4A4743"/>
-                <w:sz w:val="20"/>
-              </w:rPr>
-              <w:t>NCC Act 2020, s.53</w:t>
-            </w:r>
-          </w:p>
-        </w:tc>
-        <w:tc>
-          <w:tcPr>
-            <w:tcW w:type="dxa" w:w="3685"/>
-            <w:tcMar>
-              <w:top w:w="180" w:type="dxa"/>
-              <w:bottom w:w="180" w:type="dxa"/>
-              <w:left w:w="240" w:type="dxa"/>
-              <w:right w:w="240" w:type="dxa"/>
-            </w:tcMar>
-            <w:vAlign w:val="top"/>
-            <w:shd w:val="clear" w:color="auto" w:fill="F3F2F1"/>
-            <w:tcBorders>
-              <w:top w:val="nil"/>
-              <w:bottom w:val="nil"/>
-              <w:left w:val="nil"/>
-              <w:right w:val="nil"/>
-            </w:tcBorders>
-          </w:tcPr>
-          <w:p>
-            <w:r>
-              <w:rPr>
-                <w:rFonts w:ascii="Arial" w:hAnsi="Arial"/>
-                <w:b w:val="0"/>
-                <w:i w:val="0"/>
-                <w:color w:val="4A4743"/>
-                <w:sz w:val="20"/>
-              </w:rPr>
-              <w:t>Regular project monitoring and evaluation by the National Council for Construction, with the right to request records and to share information across authorities.</w:t>
-            </w:r>
-          </w:p>
-        </w:tc>
-        <w:tc>
-          <w:tcPr>
-            <w:tcW w:type="dxa" w:w="2551"/>
-            <w:tcMar>
-              <w:top w:w="180" w:type="dxa"/>
-              <w:bottom w:w="180" w:type="dxa"/>
-              <w:left w:w="240" w:type="dxa"/>
-              <w:right w:w="240" w:type="dxa"/>
-            </w:tcMar>
-            <w:vAlign w:val="top"/>
-            <w:shd w:val="clear" w:color="auto" w:fill="F3F2F1"/>
-            <w:tcBorders>
-              <w:top w:val="nil"/>
-              <w:bottom w:val="nil"/>
-              <w:left w:val="nil"/>
-              <w:right w:val="nil"/>
-            </w:tcBorders>
-          </w:tcPr>
-          <w:p>
-            <w:r>
-              <w:rPr>
-                <w:rFonts w:ascii="Arial" w:hAnsi="Arial"/>
-                <w:b w:val="0"/>
-                <w:i w:val="0"/>
-                <w:color w:val="4A4743"/>
-                <w:sz w:val="20"/>
-              </w:rPr>
-              <w:t>Depth: covers implementation-stage fields that ZPPA does not currently publish.</w:t>
-            </w:r>
-          </w:p>
-        </w:tc>
-      </w:tr>
-      <w:tr>
-        <w:trPr>
-          <w:trHeight w:val="907" w:hRule="atLeast"/>
-        </w:trPr>
-        <w:tc>
-          <w:tcPr>
-            <w:tcW w:type="dxa" w:w="3175"/>
-            <w:tcMar>
-              <w:top w:w="180" w:type="dxa"/>
-              <w:bottom w:w="180" w:type="dxa"/>
-              <w:left w:w="240" w:type="dxa"/>
-              <w:right w:w="240" w:type="dxa"/>
-            </w:tcMar>
-            <w:vAlign w:val="top"/>
-            <w:shd w:val="clear" w:color="auto" w:fill="FFFFFF"/>
-            <w:tcBorders>
-              <w:top w:val="nil"/>
-              <w:bottom w:val="nil"/>
-              <w:left w:val="nil"/>
-              <w:right w:val="nil"/>
-            </w:tcBorders>
-          </w:tcPr>
-          <w:p>
-            <w:r>
-              <w:rPr>
-                <w:rFonts w:ascii="Arial" w:hAnsi="Arial"/>
-                <w:b/>
-                <w:i w:val="0"/>
-                <w:color w:val="4A4743"/>
-                <w:sz w:val="20"/>
-              </w:rPr>
-              <w:t>ZPPA Act 2020, s.67 and s.70</w:t>
-            </w:r>
-          </w:p>
-        </w:tc>
-        <w:tc>
-          <w:tcPr>
-            <w:tcW w:type="dxa" w:w="3685"/>
-            <w:tcMar>
-              <w:top w:w="180" w:type="dxa"/>
-              <w:bottom w:w="180" w:type="dxa"/>
-              <w:left w:w="240" w:type="dxa"/>
-              <w:right w:w="240" w:type="dxa"/>
-            </w:tcMar>
-            <w:vAlign w:val="top"/>
-            <w:shd w:val="clear" w:color="auto" w:fill="FFFFFF"/>
-            <w:tcBorders>
-              <w:top w:val="nil"/>
-              <w:bottom w:val="nil"/>
-              <w:left w:val="nil"/>
-              <w:right w:val="nil"/>
-            </w:tcBorders>
-          </w:tcPr>
-          <w:p>
-            <w:r>
-              <w:rPr>
-                <w:rFonts w:ascii="Arial" w:hAnsi="Arial"/>
-                <w:b w:val="0"/>
-                <w:i w:val="0"/>
-                <w:color w:val="4A4743"/>
-                <w:sz w:val="20"/>
-              </w:rPr>
-              <w:t>Transparency of procurement records subject to confidentiality provisions.</w:t>
-            </w:r>
-          </w:p>
-        </w:tc>
-        <w:tc>
-          <w:tcPr>
-            <w:tcW w:type="dxa" w:w="2551"/>
-            <w:tcMar>
-              <w:top w:w="180" w:type="dxa"/>
-              <w:bottom w:w="180" w:type="dxa"/>
-              <w:left w:w="240" w:type="dxa"/>
-              <w:right w:w="240" w:type="dxa"/>
-            </w:tcMar>
-            <w:vAlign w:val="top"/>
-            <w:shd w:val="clear" w:color="auto" w:fill="FFFFFF"/>
-            <w:tcBorders>
-              <w:top w:val="nil"/>
-              <w:bottom w:val="nil"/>
-              <w:left w:val="nil"/>
-              <w:right w:val="nil"/>
-            </w:tcBorders>
-          </w:tcPr>
-          <w:p>
-            <w:r>
-              <w:rPr>
-                <w:rFonts w:ascii="Arial" w:hAnsi="Arial"/>
-                <w:b w:val="0"/>
-                <w:i w:val="0"/>
-                <w:color w:val="4A4743"/>
-                <w:sz w:val="20"/>
-              </w:rPr>
-              <w:t>Procurement-specific: supports the fields the e-GP system publishes today.</w:t>
-            </w:r>
-          </w:p>
-        </w:tc>
-      </w:tr>
-    </w:tbl>
-    <w:p>
-      <w:pPr>
-        <w:spacing w:after="240" w:before="0"/>
-      </w:pPr>
-    </w:p>
-    <w:tbl>
-      <w:tblPr>
-        <w:jc w:val="left"/>
-        <w:tblLayout w:type="fixed"/>
-        <w:tblLook w:firstColumn="1" w:firstRow="1" w:lastColumn="0" w:lastRow="0" w:noHBand="0" w:noVBand="1" w:val="04A0"/>
-        <w:tblW w:w="9412" w:type="dxa"/>
-      </w:tblPr>
-      <w:tblGrid>
-        <w:gridCol w:w="9412"/>
-      </w:tblGrid>
-      <w:tr>
-        <w:tc>
-          <w:tcPr>
-            <w:tcW w:type="dxa" w:w="9411"/>
-            <w:shd w:val="clear" w:color="auto" w:fill="F3F2F1"/>
-            <w:tcBorders>
-              <w:top w:val="nil"/>
-              <w:bottom w:val="nil"/>
-              <w:left w:val="single" w:sz="32" w:color="71B6C9"/>
-              <w:right w:val="nil"/>
-            </w:tcBorders>
-            <w:tcMar>
-              <w:top w:w="260" w:type="dxa"/>
-              <w:bottom w:w="260" w:type="dxa"/>
-              <w:left w:w="300" w:type="dxa"/>
-              <w:right w:w="300" w:type="dxa"/>
-            </w:tcMar>
-          </w:tcPr>
-          <w:p>
-            <w:r>
-              <w:rPr>
-                <w:rFonts w:ascii="Arial" w:hAnsi="Arial"/>
-                <w:b/>
-                <w:i w:val="0"/>
-                <w:color w:val="71B6C9"/>
-                <w:sz w:val="20"/>
-              </w:rPr>
-              <w:t xml:space="preserve">IMPLICATION   </w:t>
-            </w:r>
-            <w:r>
-              <w:rPr>
-                <w:rFonts w:ascii="Arial" w:hAnsi="Arial"/>
-                <w:b w:val="0"/>
-                <w:i w:val="0"/>
-                <w:color w:val="4A4743"/>
-                <w:sz w:val="21"/>
-              </w:rPr>
-              <w:t>Publishing most of the missing implementation data does not require new law. It requires an integration layer between ZPPA and NCC, and a short statutory instrument clarifying that the two systems share publication-relevant records. The revision should make this case in the recommendations section.</w:t>
+              <w:t>The companion file, 02-sample-final-report.docx, carries the same sections filled out as a worked model for Zambia, including the phase table, source-paths annex, five-cause typology, and four-bucket decision summary described above. Use it as a reference to calibrate the revised report, not as a template to copy; stakeholder names in the sample are placeholders pending MSG consultation.</w:t>
             </w:r>
           </w:p>
         </w:tc>
@@ -6799,37 +1884,23 @@
           <w:color w:val="B7251C"/>
           <w:sz w:val="30"/>
         </w:rPr>
-        <w:t>11.  Next step</w:t>
+        <w:t>4.  Acceptance threshold and next step</w:t>
       </w:r>
     </w:p>
     <w:p>
       <w:pPr>
-        <w:spacing w:after="200" w:before="0"/>
+        <w:keepNext/>
+        <w:spacing w:before="200" w:after="120"/>
       </w:pPr>
       <w:r>
         <w:rPr>
           <w:rFonts w:ascii="Arial" w:hAnsi="Arial"/>
-          <w:b w:val="0"/>
+          <w:b/>
           <w:i w:val="0"/>
           <w:color w:val="4A4743"/>
-          <w:sz w:val="21"/>
+          <w:sz w:val="24"/>
         </w:rPr>
-        <w:t>This review is a working document between CoST IS and the Zambia Technical Team. The covering note proposes a short call to walk through the ten revisions and agree a resubmission schedule with the MSG.</w:t>
-      </w:r>
-    </w:p>
-    <w:p>
-      <w:pPr>
-        <w:spacing w:after="120" w:before="0"/>
-      </w:pPr>
-      <w:r>
-        <w:rPr>
-          <w:rFonts w:ascii="Arial" w:hAnsi="Arial"/>
-          <w:b w:val="0"/>
-          <w:i w:val="0"/>
-          <w:color w:val="4A4743"/>
-          <w:sz w:val="21"/>
-        </w:rPr>
-        <w:t>One companion document accompanies this review:</w:t>
+        <w:t>4.1  When the revision is ready</w:t>
       </w:r>
     </w:p>
     <w:p>
@@ -6844,7 +1915,69 @@
           <w:color w:val="4A4743"/>
           <w:sz w:val="21"/>
         </w:rPr>
-        <w:t>•   02-sample-final-report.docx. A fully-worked model report for Zambia at the target standard. The structure, numbers, legal analysis, and recommendation logic are set at the level a CoST IS reviewer would accept on publication. Every stakeholder name is shown in square brackets as a placeholder; confirm all assignments through the MSG before the report is finalised. The Zambia team can adapt it directly.</w:t>
+        <w:t>The revised report is acceptable for CoST IS countersign when all three Critical items (R1, R2, R4) are closed and each High item (R3, R5, R6, R7) is either closed or documented as out of scope with brief reasoning. Medium and low items can follow in a subsequent polish pass.</w:t>
+      </w:r>
+    </w:p>
+    <w:p>
+      <w:pPr>
+        <w:keepNext/>
+        <w:spacing w:before="200" w:after="120"/>
+      </w:pPr>
+      <w:r>
+        <w:rPr>
+          <w:rFonts w:ascii="Arial" w:hAnsi="Arial"/>
+          <w:b/>
+          <w:i w:val="0"/>
+          <w:color w:val="4A4743"/>
+          <w:sz w:val="24"/>
+        </w:rPr>
+        <w:t>4.2  Next step</w:t>
+      </w:r>
+    </w:p>
+    <w:p>
+      <w:pPr>
+        <w:spacing w:after="280" w:before="0"/>
+      </w:pPr>
+      <w:r>
+        <w:rPr>
+          <w:rFonts w:ascii="Arial" w:hAnsi="Arial"/>
+          <w:b w:val="0"/>
+          <w:i w:val="0"/>
+          <w:color w:val="4A4743"/>
+          <w:sz w:val="21"/>
+        </w:rPr>
+        <w:t>A short call between CoST IS and the Zambia Technical Team to walk through the ten revisions and agree a resubmission schedule with the MSG. Critical items should land first, High items in a second pass, Medium and Low in polish. The MSG sets the schedule.</w:t>
+      </w:r>
+    </w:p>
+    <w:p>
+      <w:pPr>
+        <w:keepNext/>
+        <w:spacing w:before="200" w:after="120"/>
+      </w:pPr>
+      <w:r>
+        <w:rPr>
+          <w:rFonts w:ascii="Arial" w:hAnsi="Arial"/>
+          <w:b/>
+          <w:i w:val="0"/>
+          <w:color w:val="4A4743"/>
+          <w:sz w:val="24"/>
+        </w:rPr>
+        <w:t>4.3  What the revision unlocks</w:t>
+      </w:r>
+    </w:p>
+    <w:p>
+      <w:pPr>
+        <w:spacing w:after="280" w:before="0"/>
+      </w:pPr>
+      <w:r>
+        <w:rPr>
+          <w:rFonts w:ascii="Arial" w:hAnsi="Arial"/>
+          <w:b w:val="0"/>
+          <w:i w:val="0"/>
+          <w:color w:val="4A4743"/>
+          <w:sz w:val="21"/>
+        </w:rPr>
+        <w:t>Once these revisions land, the report is fit for CoST IS countersign and member-country use. Anything beyond that (scoping an integration platform, designating ATI officers, drafting a data-sharing instrument) belongs to a separate planning conversation.</w:t>
       </w:r>
     </w:p>
     <w:p>
